--- a/lab4/report4_Ivanchenko.docx
+++ b/lab4/report4_Ivanchenko.docx
@@ -229,6 +229,7 @@
           <w:color w:val="000000"/>
           <w:sz w:val="28"/>
           <w:szCs w:val="28"/>
+          <w:lang w:val="en-US"/>
         </w:rPr>
       </w:pPr>
       <w:r>
@@ -250,8 +251,9 @@
           <w:color w:val="000000"/>
           <w:sz w:val="28"/>
           <w:szCs w:val="28"/>
-        </w:rPr>
-        <w:t>3</w:t>
+          <w:lang w:val="en-US"/>
+        </w:rPr>
+        <w:t>4</w:t>
       </w:r>
     </w:p>
     <w:p>
@@ -410,24 +412,28 @@
           <w:sz w:val="28"/>
           <w:szCs w:val="28"/>
         </w:rPr>
-        <w:t>Классификация и кластеризация изображений на GPU.</w:t>
-      </w:r>
-    </w:p>
-    <w:p>
-      <w:pPr>
-        <w:pBdr>
-          <w:top w:val="nil"/>
-          <w:left w:val="nil"/>
-          <w:bottom w:val="nil"/>
-          <w:right w:val="nil"/>
-          <w:between w:val="nil"/>
-        </w:pBdr>
-        <w:rPr>
-          <w:rFonts w:ascii="Times New Roman" w:eastAsia="Times New Roman" w:hAnsi="Times New Roman" w:cs="Times New Roman"/>
+        <w:t xml:space="preserve">Работа </w:t>
+      </w:r>
+      <w:r>
+        <w:rPr>
+          <w:rFonts w:ascii="Times New Roman" w:eastAsia="Times New Roman" w:hAnsi="Times New Roman" w:cs="Times New Roman"/>
+          <w:b/>
+          <w:bCs/>
           <w:sz w:val="28"/>
           <w:szCs w:val="28"/>
         </w:rPr>
-      </w:pPr>
+        <w:t>с матрицами</w:t>
+      </w:r>
+      <w:r>
+        <w:rPr>
+          <w:rFonts w:ascii="Times New Roman" w:eastAsia="Times New Roman" w:hAnsi="Times New Roman" w:cs="Times New Roman"/>
+          <w:b/>
+          <w:bCs/>
+          <w:sz w:val="28"/>
+          <w:szCs w:val="28"/>
+        </w:rPr>
+        <w:t>. Метод Гаусса.</w:t>
+      </w:r>
     </w:p>
     <w:p>
       <w:pPr>
@@ -822,6 +828,25 @@
           <w:color w:val="000000"/>
           <w:sz w:val="28"/>
           <w:szCs w:val="28"/>
+          <w:lang w:val="en-US"/>
+        </w:rPr>
+      </w:pPr>
+    </w:p>
+    <w:p>
+      <w:pPr>
+        <w:pBdr>
+          <w:top w:val="nil"/>
+          <w:left w:val="nil"/>
+          <w:bottom w:val="nil"/>
+          <w:right w:val="nil"/>
+          <w:between w:val="nil"/>
+        </w:pBdr>
+        <w:rPr>
+          <w:rFonts w:ascii="Times New Roman" w:eastAsia="Times New Roman" w:hAnsi="Times New Roman" w:cs="Times New Roman"/>
+          <w:color w:val="000000"/>
+          <w:sz w:val="28"/>
+          <w:szCs w:val="28"/>
+          <w:lang w:val="en-US"/>
         </w:rPr>
       </w:pPr>
     </w:p>
@@ -902,6 +927,7 @@
     </w:p>
     <w:p>
       <w:pPr>
+        <w:jc w:val="both"/>
         <w:rPr>
           <w:rFonts w:ascii="Times New Roman" w:eastAsia="Times New Roman" w:hAnsi="Times New Roman" w:cs="Times New Roman"/>
           <w:sz w:val="24"/>
@@ -916,143 +942,148 @@
           <w:sz w:val="24"/>
           <w:szCs w:val="24"/>
         </w:rPr>
-        <w:t xml:space="preserve">Цель работы. </w:t>
-      </w:r>
-      <w:r>
-        <w:rPr>
-          <w:rFonts w:ascii="Times New Roman" w:eastAsia="Times New Roman" w:hAnsi="Times New Roman" w:cs="Times New Roman"/>
-          <w:sz w:val="24"/>
-          <w:szCs w:val="24"/>
-        </w:rPr>
-        <w:t>Научиться использовать GPU для классификации и</w:t>
+        <w:t>Цель работы.</w:t>
+      </w:r>
+      <w:r>
+        <w:rPr>
+          <w:rFonts w:ascii="Times New Roman" w:eastAsia="Times New Roman" w:hAnsi="Times New Roman" w:cs="Times New Roman"/>
+          <w:sz w:val="24"/>
+          <w:szCs w:val="24"/>
+        </w:rPr>
+        <w:t xml:space="preserve"> Использование объединения запросов к глобальной памяти.</w:t>
+      </w:r>
+      <w:r>
+        <w:rPr>
+          <w:rFonts w:ascii="Times New Roman" w:eastAsia="Times New Roman" w:hAnsi="Times New Roman" w:cs="Times New Roman"/>
+          <w:sz w:val="24"/>
+          <w:szCs w:val="24"/>
+        </w:rPr>
+        <w:t xml:space="preserve"> </w:t>
+      </w:r>
+      <w:r>
+        <w:rPr>
+          <w:rFonts w:ascii="Times New Roman" w:eastAsia="Times New Roman" w:hAnsi="Times New Roman" w:cs="Times New Roman"/>
+          <w:sz w:val="24"/>
+          <w:szCs w:val="24"/>
+        </w:rPr>
+        <w:t>Реализация метода Гаусса с выбором главного элемента по столбцу. Ознакомление с</w:t>
+      </w:r>
+      <w:r>
+        <w:rPr>
+          <w:rFonts w:ascii="Times New Roman" w:eastAsia="Times New Roman" w:hAnsi="Times New Roman" w:cs="Times New Roman"/>
+          <w:sz w:val="24"/>
+          <w:szCs w:val="24"/>
+        </w:rPr>
+        <w:t xml:space="preserve"> </w:t>
+      </w:r>
+      <w:r>
+        <w:rPr>
+          <w:rFonts w:ascii="Times New Roman" w:eastAsia="Times New Roman" w:hAnsi="Times New Roman" w:cs="Times New Roman"/>
+          <w:sz w:val="24"/>
+          <w:szCs w:val="24"/>
+        </w:rPr>
+        <w:t xml:space="preserve">библиотекой алгоритмов для параллельных расчетов </w:t>
+      </w:r>
+      <w:proofErr w:type="spellStart"/>
+      <w:r>
+        <w:rPr>
+          <w:rFonts w:ascii="Times New Roman" w:eastAsia="Times New Roman" w:hAnsi="Times New Roman" w:cs="Times New Roman"/>
+          <w:sz w:val="24"/>
+          <w:szCs w:val="24"/>
+        </w:rPr>
+        <w:t>Thrust</w:t>
+      </w:r>
+      <w:proofErr w:type="spellEnd"/>
+      <w:r>
+        <w:rPr>
+          <w:rFonts w:ascii="Times New Roman" w:eastAsia="Times New Roman" w:hAnsi="Times New Roman" w:cs="Times New Roman"/>
+          <w:sz w:val="24"/>
+          <w:szCs w:val="24"/>
+        </w:rPr>
+        <w:t>. Использование</w:t>
+      </w:r>
+      <w:r>
+        <w:rPr>
+          <w:rFonts w:ascii="Times New Roman" w:eastAsia="Times New Roman" w:hAnsi="Times New Roman" w:cs="Times New Roman"/>
+          <w:sz w:val="24"/>
+          <w:szCs w:val="24"/>
+        </w:rPr>
+        <w:t xml:space="preserve"> </w:t>
+      </w:r>
+      <w:r>
+        <w:rPr>
+          <w:rFonts w:ascii="Times New Roman" w:eastAsia="Times New Roman" w:hAnsi="Times New Roman" w:cs="Times New Roman"/>
+          <w:sz w:val="24"/>
+          <w:szCs w:val="24"/>
+        </w:rPr>
+        <w:t>двухмерной сетки потоков. Исследование производительности программы с</w:t>
+      </w:r>
+      <w:r>
+        <w:rPr>
+          <w:rFonts w:ascii="Times New Roman" w:eastAsia="Times New Roman" w:hAnsi="Times New Roman" w:cs="Times New Roman"/>
+          <w:sz w:val="24"/>
+          <w:szCs w:val="24"/>
+          <w:lang w:val="en-US"/>
+        </w:rPr>
+        <w:t xml:space="preserve"> </w:t>
+      </w:r>
+      <w:r>
+        <w:rPr>
+          <w:rFonts w:ascii="Times New Roman" w:eastAsia="Times New Roman" w:hAnsi="Times New Roman" w:cs="Times New Roman"/>
+          <w:sz w:val="24"/>
+          <w:szCs w:val="24"/>
+        </w:rPr>
+        <w:t>помощью утилиты</w:t>
+      </w:r>
+      <w:r>
+        <w:rPr>
+          <w:rFonts w:ascii="Times New Roman" w:eastAsia="Times New Roman" w:hAnsi="Times New Roman" w:cs="Times New Roman"/>
+          <w:sz w:val="24"/>
+          <w:szCs w:val="24"/>
+          <w:lang w:val="en-US"/>
+        </w:rPr>
+        <w:t xml:space="preserve"> </w:t>
+      </w:r>
+      <w:proofErr w:type="spellStart"/>
+      <w:r>
+        <w:rPr>
+          <w:rFonts w:ascii="Times New Roman" w:eastAsia="Times New Roman" w:hAnsi="Times New Roman" w:cs="Times New Roman"/>
+          <w:sz w:val="24"/>
+          <w:szCs w:val="24"/>
+        </w:rPr>
+        <w:t>nvprof</w:t>
+      </w:r>
+      <w:proofErr w:type="spellEnd"/>
+      <w:r>
+        <w:rPr>
+          <w:rFonts w:ascii="Times New Roman" w:eastAsia="Times New Roman" w:hAnsi="Times New Roman" w:cs="Times New Roman"/>
+          <w:sz w:val="24"/>
+          <w:szCs w:val="24"/>
+        </w:rPr>
+        <w:t>.</w:t>
       </w:r>
     </w:p>
     <w:p>
       <w:pPr>
-        <w:rPr>
-          <w:rFonts w:ascii="Times New Roman" w:eastAsia="Times New Roman" w:hAnsi="Times New Roman" w:cs="Times New Roman"/>
-          <w:sz w:val="24"/>
-          <w:szCs w:val="24"/>
-        </w:rPr>
-      </w:pPr>
-      <w:r>
-        <w:rPr>
-          <w:rFonts w:ascii="Times New Roman" w:eastAsia="Times New Roman" w:hAnsi="Times New Roman" w:cs="Times New Roman"/>
-          <w:sz w:val="24"/>
-          <w:szCs w:val="24"/>
-        </w:rPr>
-        <w:t>кластеризации изображений. Использование константной памяти и одномерной</w:t>
-      </w:r>
-    </w:p>
-    <w:p>
-      <w:pPr>
-        <w:rPr>
-          <w:rFonts w:ascii="Times New Roman" w:eastAsia="Times New Roman" w:hAnsi="Times New Roman" w:cs="Times New Roman"/>
-          <w:sz w:val="24"/>
-          <w:szCs w:val="24"/>
-        </w:rPr>
-      </w:pPr>
-      <w:r>
-        <w:rPr>
-          <w:rFonts w:ascii="Times New Roman" w:eastAsia="Times New Roman" w:hAnsi="Times New Roman" w:cs="Times New Roman"/>
-          <w:sz w:val="24"/>
-          <w:szCs w:val="24"/>
-        </w:rPr>
-        <w:t>сетки потоков.</w:t>
-      </w:r>
-    </w:p>
-    <w:p>
-      <w:pPr>
-        <w:rPr>
-          <w:rFonts w:ascii="Times New Roman" w:eastAsia="Times New Roman" w:hAnsi="Times New Roman" w:cs="Times New Roman"/>
-          <w:sz w:val="24"/>
-          <w:szCs w:val="24"/>
-        </w:rPr>
-      </w:pPr>
-      <w:r>
-        <w:rPr>
-          <w:rFonts w:ascii="Times New Roman" w:eastAsia="Times New Roman" w:hAnsi="Times New Roman" w:cs="Times New Roman"/>
-          <w:sz w:val="24"/>
-          <w:szCs w:val="24"/>
-        </w:rPr>
-        <w:t xml:space="preserve">Вариант </w:t>
-      </w:r>
-      <w:r>
-        <w:rPr>
-          <w:rFonts w:ascii="Times New Roman" w:eastAsia="Times New Roman" w:hAnsi="Times New Roman" w:cs="Times New Roman"/>
-          <w:sz w:val="24"/>
-          <w:szCs w:val="24"/>
-        </w:rPr>
-        <w:t>задания:</w:t>
-      </w:r>
-      <w:r>
-        <w:rPr>
-          <w:rFonts w:ascii="Times New Roman" w:eastAsia="Times New Roman" w:hAnsi="Times New Roman" w:cs="Times New Roman"/>
-          <w:sz w:val="24"/>
-          <w:szCs w:val="24"/>
-        </w:rPr>
-        <w:t xml:space="preserve"> в</w:t>
-      </w:r>
-      <w:r>
-        <w:rPr>
-          <w:rFonts w:ascii="Times New Roman" w:eastAsia="Times New Roman" w:hAnsi="Times New Roman" w:cs="Times New Roman"/>
-          <w:sz w:val="24"/>
-          <w:szCs w:val="24"/>
-        </w:rPr>
-        <w:t xml:space="preserve">ариант </w:t>
-      </w:r>
-      <w:r>
-        <w:rPr>
-          <w:rFonts w:ascii="Times New Roman" w:eastAsia="Times New Roman" w:hAnsi="Times New Roman" w:cs="Times New Roman"/>
-          <w:sz w:val="24"/>
-          <w:szCs w:val="24"/>
-        </w:rPr>
-        <w:t>2</w:t>
-      </w:r>
-      <w:r>
-        <w:rPr>
-          <w:rFonts w:ascii="Times New Roman" w:eastAsia="Times New Roman" w:hAnsi="Times New Roman" w:cs="Times New Roman"/>
-          <w:sz w:val="24"/>
-          <w:szCs w:val="24"/>
-        </w:rPr>
-        <w:t xml:space="preserve">. </w:t>
-      </w:r>
-      <w:r>
-        <w:rPr>
-          <w:rFonts w:ascii="Times New Roman" w:eastAsia="Times New Roman" w:hAnsi="Times New Roman" w:cs="Times New Roman"/>
-          <w:sz w:val="24"/>
-          <w:szCs w:val="24"/>
-        </w:rPr>
-        <w:t xml:space="preserve">Метод расстояния </w:t>
-      </w:r>
-      <w:proofErr w:type="spellStart"/>
-      <w:r>
-        <w:rPr>
-          <w:rFonts w:ascii="Times New Roman" w:eastAsia="Times New Roman" w:hAnsi="Times New Roman" w:cs="Times New Roman"/>
-          <w:sz w:val="24"/>
-          <w:szCs w:val="24"/>
-        </w:rPr>
-        <w:t>Махаланобиса</w:t>
-      </w:r>
-      <w:proofErr w:type="spellEnd"/>
-      <w:r>
-        <w:rPr>
-          <w:rFonts w:ascii="Times New Roman" w:eastAsia="Times New Roman" w:hAnsi="Times New Roman" w:cs="Times New Roman"/>
-          <w:sz w:val="24"/>
-          <w:szCs w:val="24"/>
-        </w:rPr>
-        <w:t>.</w:t>
-      </w:r>
-    </w:p>
-    <w:p>
-      <w:pPr>
-        <w:ind w:firstLine="720"/>
-        <w:rPr>
-          <w:rFonts w:ascii="Times New Roman" w:eastAsia="Times New Roman" w:hAnsi="Times New Roman" w:cs="Times New Roman"/>
-          <w:sz w:val="24"/>
-          <w:szCs w:val="24"/>
-        </w:rPr>
-      </w:pPr>
+        <w:jc w:val="both"/>
+        <w:rPr>
+          <w:rFonts w:ascii="Times New Roman" w:eastAsia="Times New Roman" w:hAnsi="Times New Roman" w:cs="Times New Roman"/>
+          <w:b/>
+          <w:bCs/>
+          <w:sz w:val="24"/>
+          <w:szCs w:val="24"/>
+        </w:rPr>
+      </w:pPr>
+      <w:r>
+        <w:rPr>
+          <w:rFonts w:ascii="Times New Roman" w:eastAsia="Times New Roman" w:hAnsi="Times New Roman" w:cs="Times New Roman"/>
+          <w:b/>
+          <w:bCs/>
+          <w:sz w:val="24"/>
+          <w:szCs w:val="24"/>
+        </w:rPr>
+        <w:t>Вариант 1. Вычисление детерминанта матрицы.</w:t>
+      </w:r>
     </w:p>
     <w:p>
       <w:pPr>
@@ -1280,7 +1311,7 @@
                 <w:sz w:val="24"/>
                 <w:szCs w:val="24"/>
               </w:rPr>
-              <w:t>8.6</w:t>
+              <w:t>7.5</w:t>
             </w:r>
           </w:p>
         </w:tc>
@@ -1348,7 +1379,7 @@
                 <w:sz w:val="24"/>
                 <w:szCs w:val="24"/>
               </w:rPr>
-              <w:t>4 ГБ GDDR6</w:t>
+              <w:t>15 ГБ (15360 МБ) GDDR6</w:t>
             </w:r>
           </w:p>
         </w:tc>
@@ -1416,7 +1447,7 @@
                 <w:sz w:val="24"/>
                 <w:szCs w:val="24"/>
               </w:rPr>
-              <w:t>128-бит</w:t>
+              <w:t>256-бит</w:t>
             </w:r>
           </w:p>
         </w:tc>
@@ -1484,7 +1515,7 @@
                 <w:sz w:val="24"/>
                 <w:szCs w:val="24"/>
               </w:rPr>
-              <w:t>20</w:t>
+              <w:t>40</w:t>
             </w:r>
           </w:p>
         </w:tc>
@@ -1656,7 +1687,15 @@
                 <w:sz w:val="24"/>
                 <w:szCs w:val="24"/>
               </w:rPr>
-              <w:t>80 (3-го поколения)</w:t>
+              <w:t>320</w:t>
+            </w:r>
+            <w:r>
+              <w:rPr>
+                <w:rFonts w:ascii="Times New Roman" w:eastAsia="Times New Roman" w:hAnsi="Times New Roman" w:cs="Times New Roman"/>
+                <w:sz w:val="24"/>
+                <w:szCs w:val="24"/>
+              </w:rPr>
+              <w:t xml:space="preserve"> (3-го поколения)</w:t>
             </w:r>
           </w:p>
         </w:tc>
@@ -1751,7 +1790,31 @@
                 <w:sz w:val="24"/>
                 <w:szCs w:val="24"/>
               </w:rPr>
-              <w:t>20 (2-го поколения)</w:t>
+              <w:t>4</w:t>
+            </w:r>
+            <w:r>
+              <w:rPr>
+                <w:rFonts w:ascii="Times New Roman" w:eastAsia="Times New Roman" w:hAnsi="Times New Roman" w:cs="Times New Roman"/>
+                <w:sz w:val="24"/>
+                <w:szCs w:val="24"/>
+              </w:rPr>
+              <w:t>0 (</w:t>
+            </w:r>
+            <w:r>
+              <w:rPr>
+                <w:rFonts w:ascii="Times New Roman" w:eastAsia="Times New Roman" w:hAnsi="Times New Roman" w:cs="Times New Roman"/>
+                <w:sz w:val="24"/>
+                <w:szCs w:val="24"/>
+              </w:rPr>
+              <w:t>1</w:t>
+            </w:r>
+            <w:r>
+              <w:rPr>
+                <w:rFonts w:ascii="Times New Roman" w:eastAsia="Times New Roman" w:hAnsi="Times New Roman" w:cs="Times New Roman"/>
+                <w:sz w:val="24"/>
+                <w:szCs w:val="24"/>
+              </w:rPr>
+              <w:t>-го поколения)</w:t>
             </w:r>
           </w:p>
         </w:tc>
@@ -2035,7 +2098,7 @@
                 <w:sz w:val="24"/>
                 <w:szCs w:val="24"/>
               </w:rPr>
-              <w:t>255</w:t>
+              <w:t>65536</w:t>
             </w:r>
           </w:p>
         </w:tc>
@@ -2121,7 +2184,15 @@
                 <w:sz w:val="24"/>
                 <w:szCs w:val="24"/>
               </w:rPr>
-              <w:t>1536</w:t>
+              <w:t>1</w:t>
+            </w:r>
+            <w:r>
+              <w:rPr>
+                <w:rFonts w:ascii="Times New Roman" w:eastAsia="Times New Roman" w:hAnsi="Times New Roman" w:cs="Times New Roman"/>
+                <w:sz w:val="24"/>
+                <w:szCs w:val="24"/>
+              </w:rPr>
+              <w:t>024</w:t>
             </w:r>
           </w:p>
         </w:tc>
@@ -2201,14 +2272,6 @@
                 <w:szCs w:val="24"/>
               </w:rPr>
             </w:pPr>
-            <w:r>
-              <w:rPr>
-                <w:rFonts w:ascii="Times New Roman" w:eastAsia="Times New Roman" w:hAnsi="Times New Roman" w:cs="Times New Roman"/>
-                <w:sz w:val="24"/>
-                <w:szCs w:val="24"/>
-              </w:rPr>
-              <w:t>16</w:t>
-            </w:r>
           </w:p>
         </w:tc>
       </w:tr>
@@ -2433,41 +2496,7 @@
                 <w:szCs w:val="24"/>
                 <w:lang w:val="en-US"/>
               </w:rPr>
-              <w:t>Intel Core i7-12650H (12-</w:t>
-            </w:r>
-            <w:r>
-              <w:rPr>
-                <w:rFonts w:ascii="Times New Roman" w:eastAsia="Times New Roman" w:hAnsi="Times New Roman" w:cs="Times New Roman"/>
-                <w:sz w:val="24"/>
-                <w:szCs w:val="24"/>
-              </w:rPr>
-              <w:t>е</w:t>
-            </w:r>
-            <w:r>
-              <w:rPr>
-                <w:rFonts w:ascii="Times New Roman" w:eastAsia="Times New Roman" w:hAnsi="Times New Roman" w:cs="Times New Roman"/>
-                <w:sz w:val="24"/>
-                <w:szCs w:val="24"/>
-                <w:lang w:val="en-US"/>
-              </w:rPr>
-              <w:t xml:space="preserve"> </w:t>
-            </w:r>
-            <w:r>
-              <w:rPr>
-                <w:rFonts w:ascii="Times New Roman" w:eastAsia="Times New Roman" w:hAnsi="Times New Roman" w:cs="Times New Roman"/>
-                <w:sz w:val="24"/>
-                <w:szCs w:val="24"/>
-              </w:rPr>
-              <w:t>поколение</w:t>
-            </w:r>
-            <w:r>
-              <w:rPr>
-                <w:rFonts w:ascii="Times New Roman" w:eastAsia="Times New Roman" w:hAnsi="Times New Roman" w:cs="Times New Roman"/>
-                <w:sz w:val="24"/>
-                <w:szCs w:val="24"/>
-                <w:lang w:val="en-US"/>
-              </w:rPr>
-              <w:t>)</w:t>
+              <w:t>Intel(R) Xeon(R) CPU @ 2.00GHz</w:t>
             </w:r>
           </w:p>
         </w:tc>
@@ -2538,7 +2567,7 @@
                 <w:sz w:val="24"/>
                 <w:szCs w:val="24"/>
               </w:rPr>
-              <w:t>10 (6 производительных + 4 энергоэффективных)</w:t>
+              <w:t>1</w:t>
             </w:r>
           </w:p>
         </w:tc>
@@ -2609,7 +2638,7 @@
                 <w:sz w:val="24"/>
                 <w:szCs w:val="24"/>
               </w:rPr>
-              <w:t>16</w:t>
+              <w:t>2</w:t>
             </w:r>
           </w:p>
         </w:tc>
@@ -2681,7 +2710,23 @@
                 <w:sz w:val="24"/>
                 <w:szCs w:val="24"/>
               </w:rPr>
-              <w:t>2.30 ГГц</w:t>
+              <w:t>2.</w:t>
+            </w:r>
+            <w:r>
+              <w:rPr>
+                <w:rFonts w:ascii="Times New Roman" w:eastAsia="Times New Roman" w:hAnsi="Times New Roman" w:cs="Times New Roman"/>
+                <w:sz w:val="24"/>
+                <w:szCs w:val="24"/>
+              </w:rPr>
+              <w:t>0</w:t>
+            </w:r>
+            <w:r>
+              <w:rPr>
+                <w:rFonts w:ascii="Times New Roman" w:eastAsia="Times New Roman" w:hAnsi="Times New Roman" w:cs="Times New Roman"/>
+                <w:sz w:val="24"/>
+                <w:szCs w:val="24"/>
+              </w:rPr>
+              <w:t>0 ГГц</w:t>
             </w:r>
           </w:p>
         </w:tc>
@@ -2752,7 +2797,31 @@
                 <w:sz w:val="24"/>
                 <w:szCs w:val="24"/>
               </w:rPr>
-              <w:t>До 4.70 ГГц</w:t>
+              <w:t>2</w:t>
+            </w:r>
+            <w:r>
+              <w:rPr>
+                <w:rFonts w:ascii="Times New Roman" w:eastAsia="Times New Roman" w:hAnsi="Times New Roman" w:cs="Times New Roman"/>
+                <w:sz w:val="24"/>
+                <w:szCs w:val="24"/>
+              </w:rPr>
+              <w:t>.</w:t>
+            </w:r>
+            <w:r>
+              <w:rPr>
+                <w:rFonts w:ascii="Times New Roman" w:eastAsia="Times New Roman" w:hAnsi="Times New Roman" w:cs="Times New Roman"/>
+                <w:sz w:val="24"/>
+                <w:szCs w:val="24"/>
+              </w:rPr>
+              <w:t>0</w:t>
+            </w:r>
+            <w:r>
+              <w:rPr>
+                <w:rFonts w:ascii="Times New Roman" w:eastAsia="Times New Roman" w:hAnsi="Times New Roman" w:cs="Times New Roman"/>
+                <w:sz w:val="24"/>
+                <w:szCs w:val="24"/>
+              </w:rPr>
+              <w:t>0 ГГц</w:t>
             </w:r>
           </w:p>
         </w:tc>
@@ -2841,7 +2910,31 @@
                 <w:sz w:val="24"/>
                 <w:szCs w:val="24"/>
               </w:rPr>
-              <w:t>24.0 МБ</w:t>
+              <w:t>40</w:t>
+            </w:r>
+            <w:r>
+              <w:rPr>
+                <w:rFonts w:ascii="Times New Roman" w:eastAsia="Times New Roman" w:hAnsi="Times New Roman" w:cs="Times New Roman"/>
+                <w:sz w:val="24"/>
+                <w:szCs w:val="24"/>
+              </w:rPr>
+              <w:t>.</w:t>
+            </w:r>
+            <w:r>
+              <w:rPr>
+                <w:rFonts w:ascii="Times New Roman" w:eastAsia="Times New Roman" w:hAnsi="Times New Roman" w:cs="Times New Roman"/>
+                <w:sz w:val="24"/>
+                <w:szCs w:val="24"/>
+              </w:rPr>
+              <w:t>4</w:t>
+            </w:r>
+            <w:r>
+              <w:rPr>
+                <w:rFonts w:ascii="Times New Roman" w:eastAsia="Times New Roman" w:hAnsi="Times New Roman" w:cs="Times New Roman"/>
+                <w:sz w:val="24"/>
+                <w:szCs w:val="24"/>
+              </w:rPr>
+              <w:t xml:space="preserve"> МБ</w:t>
             </w:r>
           </w:p>
         </w:tc>
@@ -2912,7 +3005,31 @@
                 <w:sz w:val="24"/>
                 <w:szCs w:val="24"/>
               </w:rPr>
-              <w:t>8.8 МБ</w:t>
+              <w:t>1</w:t>
+            </w:r>
+            <w:r>
+              <w:rPr>
+                <w:rFonts w:ascii="Times New Roman" w:eastAsia="Times New Roman" w:hAnsi="Times New Roman" w:cs="Times New Roman"/>
+                <w:sz w:val="24"/>
+                <w:szCs w:val="24"/>
+              </w:rPr>
+              <w:t>.</w:t>
+            </w:r>
+            <w:r>
+              <w:rPr>
+                <w:rFonts w:ascii="Times New Roman" w:eastAsia="Times New Roman" w:hAnsi="Times New Roman" w:cs="Times New Roman"/>
+                <w:sz w:val="24"/>
+                <w:szCs w:val="24"/>
+              </w:rPr>
+              <w:t>0</w:t>
+            </w:r>
+            <w:r>
+              <w:rPr>
+                <w:rFonts w:ascii="Times New Roman" w:eastAsia="Times New Roman" w:hAnsi="Times New Roman" w:cs="Times New Roman"/>
+                <w:sz w:val="24"/>
+                <w:szCs w:val="24"/>
+              </w:rPr>
+              <w:t xml:space="preserve"> МБ</w:t>
             </w:r>
           </w:p>
         </w:tc>
@@ -2983,7 +3100,15 @@
                 <w:sz w:val="24"/>
                 <w:szCs w:val="24"/>
               </w:rPr>
-              <w:t>800 КБ</w:t>
+              <w:t>32.8</w:t>
+            </w:r>
+            <w:r>
+              <w:rPr>
+                <w:rFonts w:ascii="Times New Roman" w:eastAsia="Times New Roman" w:hAnsi="Times New Roman" w:cs="Times New Roman"/>
+                <w:sz w:val="24"/>
+                <w:szCs w:val="24"/>
+              </w:rPr>
+              <w:t xml:space="preserve"> КБ</w:t>
             </w:r>
           </w:p>
         </w:tc>
@@ -3048,14 +3173,6 @@
                 <w:szCs w:val="24"/>
               </w:rPr>
             </w:pPr>
-            <w:r>
-              <w:rPr>
-                <w:rFonts w:ascii="Times New Roman" w:eastAsia="Times New Roman" w:hAnsi="Times New Roman" w:cs="Times New Roman"/>
-                <w:sz w:val="24"/>
-                <w:szCs w:val="24"/>
-              </w:rPr>
-              <w:t>Intel 7 (10 нм Enhanced)</w:t>
-            </w:r>
           </w:p>
         </w:tc>
       </w:tr>
@@ -3125,7 +3242,7 @@
                 <w:sz w:val="24"/>
                 <w:szCs w:val="24"/>
               </w:rPr>
-              <w:t>Включена (VT-x / VT-d)</w:t>
+              <w:t>Включена (среда виртуальной машины)</w:t>
             </w:r>
           </w:p>
         </w:tc>
@@ -3156,7 +3273,23 @@
           <w:sz w:val="24"/>
           <w:szCs w:val="24"/>
         </w:rPr>
-        <w:t>Оперативная память: 32 ГБ.</w:t>
+        <w:t xml:space="preserve">Оперативная память: </w:t>
+      </w:r>
+      <w:r>
+        <w:rPr>
+          <w:rFonts w:ascii="Times New Roman" w:eastAsia="Times New Roman" w:hAnsi="Times New Roman" w:cs="Times New Roman"/>
+          <w:sz w:val="24"/>
+          <w:szCs w:val="24"/>
+        </w:rPr>
+        <w:t>1</w:t>
+      </w:r>
+      <w:r>
+        <w:rPr>
+          <w:rFonts w:ascii="Times New Roman" w:eastAsia="Times New Roman" w:hAnsi="Times New Roman" w:cs="Times New Roman"/>
+          <w:sz w:val="24"/>
+          <w:szCs w:val="24"/>
+        </w:rPr>
+        <w:t>2 ГБ.</w:t>
       </w:r>
     </w:p>
     <w:p>
@@ -3174,7 +3307,23 @@
           <w:sz w:val="24"/>
           <w:szCs w:val="24"/>
         </w:rPr>
-        <w:t>Объем жёсткого диска: 954 ГБ.</w:t>
+        <w:t xml:space="preserve">Объем жёсткого диска: </w:t>
+      </w:r>
+      <w:r>
+        <w:rPr>
+          <w:rFonts w:ascii="Times New Roman" w:eastAsia="Times New Roman" w:hAnsi="Times New Roman" w:cs="Times New Roman"/>
+          <w:sz w:val="24"/>
+          <w:szCs w:val="24"/>
+        </w:rPr>
+        <w:t>112</w:t>
+      </w:r>
+      <w:r>
+        <w:rPr>
+          <w:rFonts w:ascii="Times New Roman" w:eastAsia="Times New Roman" w:hAnsi="Times New Roman" w:cs="Times New Roman"/>
+          <w:sz w:val="24"/>
+          <w:szCs w:val="24"/>
+        </w:rPr>
+        <w:t xml:space="preserve"> ГБ.</w:t>
       </w:r>
     </w:p>
     <w:p>
@@ -3194,7 +3343,15 @@
           <w:szCs w:val="24"/>
           <w:lang w:val="en-US"/>
         </w:rPr>
-        <w:t>OS: Windows 10</w:t>
+        <w:t xml:space="preserve">OS: </w:t>
+      </w:r>
+      <w:r>
+        <w:rPr>
+          <w:rFonts w:ascii="Times New Roman" w:eastAsia="Times New Roman" w:hAnsi="Times New Roman" w:cs="Times New Roman"/>
+          <w:sz w:val="24"/>
+          <w:szCs w:val="24"/>
+        </w:rPr>
+        <w:t>Linux 6.6.122</w:t>
       </w:r>
       <w:r>
         <w:rPr>
@@ -3223,7 +3380,34 @@
           <w:szCs w:val="24"/>
           <w:lang w:val="en-US"/>
         </w:rPr>
-        <w:t>IDE: Microsoft Visual Studio Community 2022.</w:t>
+        <w:t xml:space="preserve">IDE: </w:t>
+      </w:r>
+      <w:r>
+        <w:rPr>
+          <w:rFonts w:ascii="Times New Roman" w:eastAsia="Times New Roman" w:hAnsi="Times New Roman" w:cs="Times New Roman"/>
+          <w:sz w:val="24"/>
+          <w:szCs w:val="24"/>
+        </w:rPr>
+        <w:t xml:space="preserve">Google </w:t>
+      </w:r>
+      <w:proofErr w:type="spellStart"/>
+      <w:r>
+        <w:rPr>
+          <w:rFonts w:ascii="Times New Roman" w:eastAsia="Times New Roman" w:hAnsi="Times New Roman" w:cs="Times New Roman"/>
+          <w:sz w:val="24"/>
+          <w:szCs w:val="24"/>
+        </w:rPr>
+        <w:t>Colab</w:t>
+      </w:r>
+      <w:proofErr w:type="spellEnd"/>
+      <w:r>
+        <w:rPr>
+          <w:rFonts w:ascii="Times New Roman" w:eastAsia="Times New Roman" w:hAnsi="Times New Roman" w:cs="Times New Roman"/>
+          <w:sz w:val="24"/>
+          <w:szCs w:val="24"/>
+          <w:lang w:val="en-US"/>
+        </w:rPr>
+        <w:t>.</w:t>
       </w:r>
     </w:p>
     <w:p>
@@ -3252,7 +3436,7 @@
           <w:szCs w:val="24"/>
           <w:lang w:val="en-US"/>
         </w:rPr>
-        <w:t>NVIDIA CUDA Compiler</w:t>
+        <w:t>NVIDIA CUDA Compiler (V12.8.93)</w:t>
       </w:r>
       <w:r>
         <w:rPr>
@@ -7045,7 +7229,7 @@
         </w:rPr>
         <w:lastRenderedPageBreak/>
         <w:drawing>
-          <wp:inline distT="0" distB="0" distL="0" distR="0" wp14:anchorId="5BB707B4" wp14:editId="4ADB48C4">
+          <wp:inline distT="0" distB="0" distL="0" distR="0" wp14:anchorId="5BB707B4" wp14:editId="18EA20CA">
             <wp:extent cx="5721350" cy="2489200"/>
             <wp:effectExtent l="19050" t="19050" r="12700" b="25400"/>
             <wp:docPr id="498933262" name="Рисунок 1"/>
@@ -8380,7 +8564,6 @@
   <w:style w:type="character" w:default="1" w:styleId="a0">
     <w:name w:val="Default Paragraph Font"/>
     <w:uiPriority w:val="1"/>
-    <w:semiHidden/>
     <w:unhideWhenUsed/>
   </w:style>
   <w:style w:type="table" w:default="1" w:styleId="a1">

--- a/lab4/report4_Ivanchenko.docx
+++ b/lab4/report4_Ivanchenko.docx
@@ -982,25 +982,7 @@
           <w:sz w:val="24"/>
           <w:szCs w:val="24"/>
         </w:rPr>
-        <w:t xml:space="preserve">библиотекой алгоритмов для параллельных расчетов </w:t>
-      </w:r>
-      <w:proofErr w:type="spellStart"/>
-      <w:r>
-        <w:rPr>
-          <w:rFonts w:ascii="Times New Roman" w:eastAsia="Times New Roman" w:hAnsi="Times New Roman" w:cs="Times New Roman"/>
-          <w:sz w:val="24"/>
-          <w:szCs w:val="24"/>
-        </w:rPr>
-        <w:t>Thrust</w:t>
-      </w:r>
-      <w:proofErr w:type="spellEnd"/>
-      <w:r>
-        <w:rPr>
-          <w:rFonts w:ascii="Times New Roman" w:eastAsia="Times New Roman" w:hAnsi="Times New Roman" w:cs="Times New Roman"/>
-          <w:sz w:val="24"/>
-          <w:szCs w:val="24"/>
-        </w:rPr>
-        <w:t>. Использование</w:t>
+        <w:t>библиотекой алгоритмов для параллельных расчетов Thrust. Использование</w:t>
       </w:r>
       <w:r>
         <w:rPr>
@@ -1044,7 +1026,6 @@
         </w:rPr>
         <w:t xml:space="preserve"> </w:t>
       </w:r>
-      <w:proofErr w:type="spellStart"/>
       <w:r>
         <w:rPr>
           <w:rFonts w:ascii="Times New Roman" w:eastAsia="Times New Roman" w:hAnsi="Times New Roman" w:cs="Times New Roman"/>
@@ -1053,7 +1034,6 @@
         </w:rPr>
         <w:t>nvprof</w:t>
       </w:r>
-      <w:proofErr w:type="spellEnd"/>
       <w:r>
         <w:rPr>
           <w:rFonts w:ascii="Times New Roman" w:eastAsia="Times New Roman" w:hAnsi="Times New Roman" w:cs="Times New Roman"/>
@@ -1084,6 +1064,18 @@
         </w:rPr>
         <w:t>Вариант 1. Вычисление детерминанта матрицы.</w:t>
       </w:r>
+    </w:p>
+    <w:p>
+      <w:pPr>
+        <w:jc w:val="both"/>
+        <w:rPr>
+          <w:rFonts w:ascii="Times New Roman" w:eastAsia="Times New Roman" w:hAnsi="Times New Roman" w:cs="Times New Roman"/>
+          <w:b/>
+          <w:bCs/>
+          <w:sz w:val="24"/>
+          <w:szCs w:val="24"/>
+        </w:rPr>
+      </w:pPr>
     </w:p>
     <w:p>
       <w:pPr>
@@ -1252,34 +1244,14 @@
                 <w:szCs w:val="24"/>
               </w:rPr>
             </w:pPr>
-            <w:proofErr w:type="spellStart"/>
-            <w:r>
-              <w:rPr>
-                <w:rFonts w:ascii="Times New Roman" w:eastAsia="Times New Roman" w:hAnsi="Times New Roman" w:cs="Times New Roman"/>
-                <w:sz w:val="24"/>
-                <w:szCs w:val="24"/>
-              </w:rPr>
-              <w:t>Compute</w:t>
-            </w:r>
-            <w:proofErr w:type="spellEnd"/>
-            <w:r>
-              <w:rPr>
-                <w:rFonts w:ascii="Times New Roman" w:eastAsia="Times New Roman" w:hAnsi="Times New Roman" w:cs="Times New Roman"/>
-                <w:sz w:val="24"/>
-                <w:szCs w:val="24"/>
-              </w:rPr>
-              <w:t xml:space="preserve"> </w:t>
-            </w:r>
-            <w:proofErr w:type="spellStart"/>
-            <w:r>
-              <w:rPr>
-                <w:rFonts w:ascii="Times New Roman" w:eastAsia="Times New Roman" w:hAnsi="Times New Roman" w:cs="Times New Roman"/>
-                <w:sz w:val="24"/>
-                <w:szCs w:val="24"/>
-              </w:rPr>
-              <w:t>Capability</w:t>
-            </w:r>
-            <w:proofErr w:type="spellEnd"/>
+            <w:r>
+              <w:rPr>
+                <w:rFonts w:ascii="Times New Roman" w:eastAsia="Times New Roman" w:hAnsi="Times New Roman" w:cs="Times New Roman"/>
+                <w:sz w:val="24"/>
+                <w:szCs w:val="24"/>
+              </w:rPr>
+              <w:t>Compute Capability</w:t>
+            </w:r>
           </w:p>
         </w:tc>
         <w:tc>
@@ -1618,43 +1590,7 @@
                 <w:sz w:val="24"/>
                 <w:szCs w:val="24"/>
               </w:rPr>
-              <w:t>Количество тензорных ядер (</w:t>
-            </w:r>
-            <w:proofErr w:type="spellStart"/>
-            <w:r>
-              <w:rPr>
-                <w:rFonts w:ascii="Times New Roman" w:eastAsia="Times New Roman" w:hAnsi="Times New Roman" w:cs="Times New Roman"/>
-                <w:sz w:val="24"/>
-                <w:szCs w:val="24"/>
-              </w:rPr>
-              <w:t>Tensor</w:t>
-            </w:r>
-            <w:proofErr w:type="spellEnd"/>
-            <w:r>
-              <w:rPr>
-                <w:rFonts w:ascii="Times New Roman" w:eastAsia="Times New Roman" w:hAnsi="Times New Roman" w:cs="Times New Roman"/>
-                <w:sz w:val="24"/>
-                <w:szCs w:val="24"/>
-              </w:rPr>
-              <w:t xml:space="preserve"> </w:t>
-            </w:r>
-            <w:proofErr w:type="spellStart"/>
-            <w:r>
-              <w:rPr>
-                <w:rFonts w:ascii="Times New Roman" w:eastAsia="Times New Roman" w:hAnsi="Times New Roman" w:cs="Times New Roman"/>
-                <w:sz w:val="24"/>
-                <w:szCs w:val="24"/>
-              </w:rPr>
-              <w:t>Cores</w:t>
-            </w:r>
-            <w:proofErr w:type="spellEnd"/>
-            <w:r>
-              <w:rPr>
-                <w:rFonts w:ascii="Times New Roman" w:eastAsia="Times New Roman" w:hAnsi="Times New Roman" w:cs="Times New Roman"/>
-                <w:sz w:val="24"/>
-                <w:szCs w:val="24"/>
-              </w:rPr>
-              <w:t>)</w:t>
+              <w:t>Количество тензорных ядер (Tensor Cores)</w:t>
             </w:r>
           </w:p>
         </w:tc>
@@ -1849,25 +1785,7 @@
                 <w:sz w:val="24"/>
                 <w:szCs w:val="24"/>
               </w:rPr>
-              <w:t>Разделяемая память (</w:t>
-            </w:r>
-            <w:proofErr w:type="spellStart"/>
-            <w:r>
-              <w:rPr>
-                <w:rFonts w:ascii="Times New Roman" w:eastAsia="Times New Roman" w:hAnsi="Times New Roman" w:cs="Times New Roman"/>
-                <w:sz w:val="24"/>
-                <w:szCs w:val="24"/>
-              </w:rPr>
-              <w:t>Shared</w:t>
-            </w:r>
-            <w:proofErr w:type="spellEnd"/>
-            <w:r>
-              <w:rPr>
-                <w:rFonts w:ascii="Times New Roman" w:eastAsia="Times New Roman" w:hAnsi="Times New Roman" w:cs="Times New Roman"/>
-                <w:sz w:val="24"/>
-                <w:szCs w:val="24"/>
-              </w:rPr>
-              <w:t xml:space="preserve"> Memory)</w:t>
+              <w:t>Разделяемая память (Shared Memory)</w:t>
             </w:r>
           </w:p>
         </w:tc>
@@ -1935,25 +1853,7 @@
                 <w:sz w:val="24"/>
                 <w:szCs w:val="24"/>
               </w:rPr>
-              <w:t>Константная память (</w:t>
-            </w:r>
-            <w:proofErr w:type="spellStart"/>
-            <w:r>
-              <w:rPr>
-                <w:rFonts w:ascii="Times New Roman" w:eastAsia="Times New Roman" w:hAnsi="Times New Roman" w:cs="Times New Roman"/>
-                <w:sz w:val="24"/>
-                <w:szCs w:val="24"/>
-              </w:rPr>
-              <w:t>Constant</w:t>
-            </w:r>
-            <w:proofErr w:type="spellEnd"/>
-            <w:r>
-              <w:rPr>
-                <w:rFonts w:ascii="Times New Roman" w:eastAsia="Times New Roman" w:hAnsi="Times New Roman" w:cs="Times New Roman"/>
-                <w:sz w:val="24"/>
-                <w:szCs w:val="24"/>
-              </w:rPr>
-              <w:t xml:space="preserve"> Memory)</w:t>
+              <w:t>Константная память (Constant Memory)</w:t>
             </w:r>
           </w:p>
         </w:tc>
@@ -2133,25 +2033,7 @@
                 <w:sz w:val="24"/>
                 <w:szCs w:val="24"/>
               </w:rPr>
-              <w:t xml:space="preserve">Макс. количество нитей (Max </w:t>
-            </w:r>
-            <w:proofErr w:type="spellStart"/>
-            <w:r>
-              <w:rPr>
-                <w:rFonts w:ascii="Times New Roman" w:eastAsia="Times New Roman" w:hAnsi="Times New Roman" w:cs="Times New Roman"/>
-                <w:sz w:val="24"/>
-                <w:szCs w:val="24"/>
-              </w:rPr>
-              <w:t>Threads</w:t>
-            </w:r>
-            <w:proofErr w:type="spellEnd"/>
-            <w:r>
-              <w:rPr>
-                <w:rFonts w:ascii="Times New Roman" w:eastAsia="Times New Roman" w:hAnsi="Times New Roman" w:cs="Times New Roman"/>
-                <w:sz w:val="24"/>
-                <w:szCs w:val="24"/>
-              </w:rPr>
-              <w:t>)</w:t>
+              <w:t>Макс. количество нитей (Max Threads)</w:t>
             </w:r>
           </w:p>
         </w:tc>
@@ -2227,25 +2109,7 @@
                 <w:sz w:val="24"/>
                 <w:szCs w:val="24"/>
               </w:rPr>
-              <w:t xml:space="preserve">Макс. количество блоков (Max </w:t>
-            </w:r>
-            <w:proofErr w:type="spellStart"/>
-            <w:r>
-              <w:rPr>
-                <w:rFonts w:ascii="Times New Roman" w:eastAsia="Times New Roman" w:hAnsi="Times New Roman" w:cs="Times New Roman"/>
-                <w:sz w:val="24"/>
-                <w:szCs w:val="24"/>
-              </w:rPr>
-              <w:t>Blocks</w:t>
-            </w:r>
-            <w:proofErr w:type="spellEnd"/>
-            <w:r>
-              <w:rPr>
-                <w:rFonts w:ascii="Times New Roman" w:eastAsia="Times New Roman" w:hAnsi="Times New Roman" w:cs="Times New Roman"/>
-                <w:sz w:val="24"/>
-                <w:szCs w:val="24"/>
-              </w:rPr>
-              <w:t>)</w:t>
+              <w:t>Макс. количество блоков (Max Blocks)</w:t>
             </w:r>
           </w:p>
         </w:tc>
@@ -2272,30 +2136,18 @@
                 <w:szCs w:val="24"/>
               </w:rPr>
             </w:pPr>
+            <w:r>
+              <w:rPr>
+                <w:rFonts w:ascii="Times New Roman" w:eastAsia="Times New Roman" w:hAnsi="Times New Roman" w:cs="Times New Roman"/>
+                <w:sz w:val="24"/>
+                <w:szCs w:val="24"/>
+              </w:rPr>
+              <w:t>2³¹-1</w:t>
+            </w:r>
           </w:p>
         </w:tc>
       </w:tr>
     </w:tbl>
-    <w:p>
-      <w:pPr>
-        <w:jc w:val="both"/>
-        <w:rPr>
-          <w:rFonts w:ascii="Times New Roman" w:eastAsia="Times New Roman" w:hAnsi="Times New Roman" w:cs="Times New Roman"/>
-          <w:sz w:val="24"/>
-          <w:szCs w:val="24"/>
-        </w:rPr>
-      </w:pPr>
-    </w:p>
-    <w:p>
-      <w:pPr>
-        <w:jc w:val="both"/>
-        <w:rPr>
-          <w:rFonts w:ascii="Times New Roman" w:eastAsia="Times New Roman" w:hAnsi="Times New Roman" w:cs="Times New Roman"/>
-          <w:sz w:val="24"/>
-          <w:szCs w:val="24"/>
-        </w:rPr>
-      </w:pPr>
-    </w:p>
     <w:p>
       <w:pPr>
         <w:jc w:val="both"/>
@@ -2859,25 +2711,7 @@
                 <w:sz w:val="24"/>
                 <w:szCs w:val="24"/>
               </w:rPr>
-              <w:t xml:space="preserve">Кэш L3 (Smart </w:t>
-            </w:r>
-            <w:proofErr w:type="spellStart"/>
-            <w:r>
-              <w:rPr>
-                <w:rFonts w:ascii="Times New Roman" w:eastAsia="Times New Roman" w:hAnsi="Times New Roman" w:cs="Times New Roman"/>
-                <w:sz w:val="24"/>
-                <w:szCs w:val="24"/>
-              </w:rPr>
-              <w:t>Cache</w:t>
-            </w:r>
-            <w:proofErr w:type="spellEnd"/>
-            <w:r>
-              <w:rPr>
-                <w:rFonts w:ascii="Times New Roman" w:eastAsia="Times New Roman" w:hAnsi="Times New Roman" w:cs="Times New Roman"/>
-                <w:sz w:val="24"/>
-                <w:szCs w:val="24"/>
-              </w:rPr>
-              <w:t>)</w:t>
+              <w:t>Кэш L3 (Smart Cache)</w:t>
             </w:r>
           </w:p>
         </w:tc>
@@ -3173,6 +3007,14 @@
                 <w:szCs w:val="24"/>
               </w:rPr>
             </w:pPr>
+            <w:r>
+              <w:rPr>
+                <w:rFonts w:ascii="Times New Roman" w:eastAsia="Times New Roman" w:hAnsi="Times New Roman" w:cs="Times New Roman"/>
+                <w:sz w:val="24"/>
+                <w:szCs w:val="24"/>
+              </w:rPr>
+              <w:t>22 нм</w:t>
+            </w:r>
           </w:p>
         </w:tc>
       </w:tr>
@@ -3388,18 +3230,8 @@
           <w:sz w:val="24"/>
           <w:szCs w:val="24"/>
         </w:rPr>
-        <w:t xml:space="preserve">Google </w:t>
-      </w:r>
-      <w:proofErr w:type="spellStart"/>
-      <w:r>
-        <w:rPr>
-          <w:rFonts w:ascii="Times New Roman" w:eastAsia="Times New Roman" w:hAnsi="Times New Roman" w:cs="Times New Roman"/>
-          <w:sz w:val="24"/>
-          <w:szCs w:val="24"/>
-        </w:rPr>
-        <w:t>Colab</w:t>
-      </w:r>
-      <w:proofErr w:type="spellEnd"/>
+        <w:t>Google Colab</w:t>
+      </w:r>
       <w:r>
         <w:rPr>
           <w:rFonts w:ascii="Times New Roman" w:eastAsia="Times New Roman" w:hAnsi="Times New Roman" w:cs="Times New Roman"/>
@@ -3516,98 +3348,68 @@
           <w:sz w:val="24"/>
           <w:szCs w:val="24"/>
         </w:rPr>
-        <w:t>К</w:t>
-      </w:r>
-      <w:r>
-        <w:rPr>
-          <w:rFonts w:ascii="Times New Roman" w:eastAsia="Times New Roman" w:hAnsi="Times New Roman" w:cs="Times New Roman"/>
-          <w:sz w:val="24"/>
-          <w:szCs w:val="24"/>
-        </w:rPr>
-        <w:t xml:space="preserve">лассификация выполняется по критерию минимума квадрата расстояния </w:t>
-      </w:r>
-      <w:proofErr w:type="spellStart"/>
-      <w:r>
-        <w:rPr>
-          <w:rFonts w:ascii="Times New Roman" w:eastAsia="Times New Roman" w:hAnsi="Times New Roman" w:cs="Times New Roman"/>
-          <w:sz w:val="24"/>
-          <w:szCs w:val="24"/>
-        </w:rPr>
-        <w:t>Махаланобиса</w:t>
-      </w:r>
-      <w:proofErr w:type="spellEnd"/>
-      <w:r>
-        <w:rPr>
-          <w:rFonts w:ascii="Times New Roman" w:eastAsia="Times New Roman" w:hAnsi="Times New Roman" w:cs="Times New Roman"/>
-          <w:sz w:val="24"/>
-          <w:szCs w:val="24"/>
-        </w:rPr>
-        <w:t xml:space="preserve">. Обучающие выборки задаются координатами пикселей на входном изображении; количество классов </w:t>
-      </w:r>
-      <w:proofErr w:type="spellStart"/>
-      <w:r>
-        <w:rPr>
-          <w:rFonts w:ascii="Times New Roman" w:eastAsia="Times New Roman" w:hAnsi="Times New Roman" w:cs="Times New Roman"/>
-          <w:sz w:val="24"/>
-          <w:szCs w:val="24"/>
-        </w:rPr>
-        <w:t>nc</w:t>
-      </w:r>
-      <w:proofErr w:type="spellEnd"/>
-      <w:r>
-        <w:rPr>
-          <w:rFonts w:ascii="Times New Roman" w:eastAsia="Times New Roman" w:hAnsi="Times New Roman" w:cs="Times New Roman"/>
-          <w:sz w:val="24"/>
-          <w:szCs w:val="24"/>
-        </w:rPr>
-        <w:t xml:space="preserve"> и размер каждой выборки </w:t>
-      </w:r>
-      <w:proofErr w:type="spellStart"/>
-      <w:r>
-        <w:rPr>
-          <w:rFonts w:ascii="Times New Roman" w:eastAsia="Times New Roman" w:hAnsi="Times New Roman" w:cs="Times New Roman"/>
-          <w:sz w:val="24"/>
-          <w:szCs w:val="24"/>
-        </w:rPr>
-        <w:t>npj</w:t>
-      </w:r>
-      <w:proofErr w:type="spellEnd"/>
-      <w:r>
-        <w:rPr>
-          <w:rFonts w:ascii="Times New Roman" w:eastAsia="Times New Roman" w:hAnsi="Times New Roman" w:cs="Times New Roman"/>
-          <w:sz w:val="24"/>
-          <w:szCs w:val="24"/>
-        </w:rPr>
-        <w:t xml:space="preserve"> не превышают 32, а общее число пикселей w*h может достигать 4·10^8. Для каждого класса сначала по его обучающим пикселям вычисляются выборочное среднее и ковариационная матрица (с делением на npj-1), затем находится обратная ковариационная матрица аналитическим методом для размера 3×3. После этого все пиксели изображения обрабатываются независимо на GPU: каждый поток вычисляет для одного пикселя расстояния </w:t>
-      </w:r>
-      <w:proofErr w:type="spellStart"/>
-      <w:r>
-        <w:rPr>
-          <w:rFonts w:ascii="Times New Roman" w:eastAsia="Times New Roman" w:hAnsi="Times New Roman" w:cs="Times New Roman"/>
-          <w:sz w:val="24"/>
-          <w:szCs w:val="24"/>
-        </w:rPr>
-        <w:t>Махаланобиса</w:t>
-      </w:r>
-      <w:proofErr w:type="spellEnd"/>
-      <w:r>
-        <w:rPr>
-          <w:rFonts w:ascii="Times New Roman" w:eastAsia="Times New Roman" w:hAnsi="Times New Roman" w:cs="Times New Roman"/>
-          <w:sz w:val="24"/>
-          <w:szCs w:val="24"/>
-        </w:rPr>
-        <w:t xml:space="preserve"> до всех классов и выбирает класс с минимальным расстоянием, записывая его номер в альфа-канал. Для ускорения доступа параметры всех классов (средние и обратные ковариационные матрицы) размещаются в константной памяти GPU, что обеспечивает высокую скорость чтения из всех потоков. Сетка потоков организуется одномерно, каждый блок содержит 256 потоков, а число блоков определяется размером изображения. Такая архитектура позволяет эффективно использовать вычислительные ресурсы GPU для массовой параллельной обработки пикселей.</w:t>
-      </w:r>
-    </w:p>
-    <w:p>
-      <w:pPr>
-        <w:ind w:firstLine="720"/>
-        <w:rPr>
-          <w:rFonts w:ascii="Times New Roman" w:eastAsia="Times New Roman" w:hAnsi="Times New Roman" w:cs="Times New Roman"/>
-          <w:sz w:val="24"/>
-          <w:szCs w:val="24"/>
-        </w:rPr>
-      </w:pPr>
+        <w:t xml:space="preserve">Для вычисления определителя квадратной вещественной матрицы программа использует метод Гаусса (прямой ход) с выбором главного элемента по столбцу. Алгоритм последовательно преобразует матрицу к верхнетреугольному виду, на каждом шаге k (от 0 до n-1) находя в текущем столбце ниже и включая диагональ элемент с максимальным абсолютным значением — ведущий элемент. Если этот элемент находится не на диагонали, строки k и pivot меняются местами, а счётчик перестановок увеличивается. Если абсолютное значение ведущего элемента меньше заданного порога EPS (1e-7), определитель считается равным нулю. Далее для всех строк </w:t>
+      </w:r>
+      <w:proofErr w:type="gramStart"/>
+      <w:r>
+        <w:rPr>
+          <w:rFonts w:ascii="Times New Roman" w:eastAsia="Times New Roman" w:hAnsi="Times New Roman" w:cs="Times New Roman"/>
+          <w:sz w:val="24"/>
+          <w:szCs w:val="24"/>
+        </w:rPr>
+        <w:t>i &gt;</w:t>
+      </w:r>
+      <w:proofErr w:type="gramEnd"/>
+      <w:r>
+        <w:rPr>
+          <w:rFonts w:ascii="Times New Roman" w:eastAsia="Times New Roman" w:hAnsi="Times New Roman" w:cs="Times New Roman"/>
+          <w:sz w:val="24"/>
+          <w:szCs w:val="24"/>
+        </w:rPr>
+        <w:t xml:space="preserve"> k и столбцов </w:t>
+      </w:r>
+      <w:proofErr w:type="gramStart"/>
+      <w:r>
+        <w:rPr>
+          <w:rFonts w:ascii="Times New Roman" w:eastAsia="Times New Roman" w:hAnsi="Times New Roman" w:cs="Times New Roman"/>
+          <w:sz w:val="24"/>
+          <w:szCs w:val="24"/>
+        </w:rPr>
+        <w:t>j &gt;</w:t>
+      </w:r>
+      <w:proofErr w:type="gramEnd"/>
+      <w:r>
+        <w:rPr>
+          <w:rFonts w:ascii="Times New Roman" w:eastAsia="Times New Roman" w:hAnsi="Times New Roman" w:cs="Times New Roman"/>
+          <w:sz w:val="24"/>
+          <w:szCs w:val="24"/>
+        </w:rPr>
+        <w:t xml:space="preserve"> k выполняется обновление элементов по правилу A[i][j] -= (A[i][k] / A[k][k]) * A[k][j]. После завершения прямого хода матрица становится верхнетреугольной, и определитель вычисляется как произведение диагональных элементов, умноженное на (-1) в степени количества перестановок строк. </w:t>
+      </w:r>
+      <w:r>
+        <w:rPr>
+          <w:rFonts w:ascii="Times New Roman" w:eastAsia="Times New Roman" w:hAnsi="Times New Roman" w:cs="Times New Roman"/>
+          <w:sz w:val="24"/>
+          <w:szCs w:val="24"/>
+        </w:rPr>
+        <w:t>Д</w:t>
+      </w:r>
+      <w:r>
+        <w:rPr>
+          <w:rFonts w:ascii="Times New Roman" w:eastAsia="Times New Roman" w:hAnsi="Times New Roman" w:cs="Times New Roman"/>
+          <w:sz w:val="24"/>
+          <w:szCs w:val="24"/>
+        </w:rPr>
+        <w:t>ля ускорения на GPU задействованы библиотеки CUDA и Thrust</w:t>
+      </w:r>
+      <w:r>
+        <w:rPr>
+          <w:rFonts w:ascii="Times New Roman" w:eastAsia="Times New Roman" w:hAnsi="Times New Roman" w:cs="Times New Roman"/>
+          <w:sz w:val="24"/>
+          <w:szCs w:val="24"/>
+        </w:rPr>
+        <w:t>.</w:t>
+      </w:r>
     </w:p>
     <w:p>
       <w:pPr>
@@ -3645,27 +3447,26 @@
           <w:sz w:val="24"/>
           <w:szCs w:val="24"/>
         </w:rPr>
-        <w:t>Программа реализована в одном файле kernel.cu на языке CUDA C++. В начале файла подключаются необходимые заголовки (</w:t>
-      </w:r>
-      <w:proofErr w:type="spellStart"/>
-      <w:r>
-        <w:rPr>
-          <w:rFonts w:ascii="Times New Roman" w:eastAsia="Times New Roman" w:hAnsi="Times New Roman" w:cs="Times New Roman"/>
-          <w:sz w:val="24"/>
-          <w:szCs w:val="24"/>
-        </w:rPr>
-        <w:t>cuda_runtime.h</w:t>
-      </w:r>
-      <w:proofErr w:type="spellEnd"/>
-      <w:r>
-        <w:rPr>
-          <w:rFonts w:ascii="Times New Roman" w:eastAsia="Times New Roman" w:hAnsi="Times New Roman" w:cs="Times New Roman"/>
-          <w:sz w:val="24"/>
-          <w:szCs w:val="24"/>
-        </w:rPr>
-        <w:t xml:space="preserve">, </w:t>
-      </w:r>
-      <w:proofErr w:type="spellStart"/>
+        <w:t xml:space="preserve">Программа реализована в одном файле kernel.cu, который содержит host-код (функции main и determinant, управление памятью, ввод-вывод) и device-код (два CUDA-ядра — swap_rows и eliminate2D_opt). Матрица хранится в памяти по столбцам (column-major), то есть элемент с индексом (row, col) находится по адресу </w:t>
+      </w:r>
+      <w:proofErr w:type="gramStart"/>
+      <w:r>
+        <w:rPr>
+          <w:rFonts w:ascii="Times New Roman" w:eastAsia="Times New Roman" w:hAnsi="Times New Roman" w:cs="Times New Roman"/>
+          <w:sz w:val="24"/>
+          <w:szCs w:val="24"/>
+        </w:rPr>
+        <w:t>A[</w:t>
+      </w:r>
+      <w:proofErr w:type="gramEnd"/>
+      <w:r>
+        <w:rPr>
+          <w:rFonts w:ascii="Times New Roman" w:eastAsia="Times New Roman" w:hAnsi="Times New Roman" w:cs="Times New Roman"/>
+          <w:sz w:val="24"/>
+          <w:szCs w:val="24"/>
+        </w:rPr>
+        <w:t xml:space="preserve">col * n + row]. Такой порядок выбран для повышения эффективности доступа к памяти при </w:t>
+      </w:r>
       <w:r>
         <w:rPr>
           <w:rFonts w:ascii="Times New Roman" w:eastAsia="Times New Roman" w:hAnsi="Times New Roman" w:cs="Times New Roman"/>
@@ -3673,34 +3474,23 @@
           <w:szCs w:val="24"/>
         </w:rPr>
         <w:lastRenderedPageBreak/>
-        <w:t>device_launch_parameters.h</w:t>
-      </w:r>
-      <w:proofErr w:type="spellEnd"/>
-      <w:r>
-        <w:rPr>
-          <w:rFonts w:ascii="Times New Roman" w:eastAsia="Times New Roman" w:hAnsi="Times New Roman" w:cs="Times New Roman"/>
-          <w:sz w:val="24"/>
-          <w:szCs w:val="24"/>
-        </w:rPr>
-        <w:t xml:space="preserve">, стандартные библиотеки ввода-вывода и работы с векторами) и определяется макрос CSC для проверки ошибок CUDA с выводом сообщения и аварийным завершением. Объявлена структура Mat3 для хранения матрицы 3×3 с элементами типа </w:t>
-      </w:r>
-      <w:proofErr w:type="spellStart"/>
-      <w:r>
-        <w:rPr>
-          <w:rFonts w:ascii="Times New Roman" w:eastAsia="Times New Roman" w:hAnsi="Times New Roman" w:cs="Times New Roman"/>
-          <w:sz w:val="24"/>
-          <w:szCs w:val="24"/>
-        </w:rPr>
-        <w:t>double</w:t>
-      </w:r>
-      <w:proofErr w:type="spellEnd"/>
-      <w:r>
-        <w:rPr>
-          <w:rFonts w:ascii="Times New Roman" w:eastAsia="Times New Roman" w:hAnsi="Times New Roman" w:cs="Times New Roman"/>
-          <w:sz w:val="24"/>
-          <w:szCs w:val="24"/>
-        </w:rPr>
-        <w:t>, содержащая конструктор обнуления и оператор индексации.</w:t>
+        <w:t xml:space="preserve">работе с ядром eliminate2D_opt, где потокам в одном warp требуется обращаться к последовательным элементам одного столбца, что улучшает </w:t>
+      </w:r>
+      <w:r>
+        <w:rPr>
+          <w:rFonts w:ascii="Times New Roman" w:eastAsia="Times New Roman" w:hAnsi="Times New Roman" w:cs="Times New Roman"/>
+          <w:sz w:val="24"/>
+          <w:szCs w:val="24"/>
+        </w:rPr>
+        <w:t>объединение</w:t>
+      </w:r>
+      <w:r>
+        <w:rPr>
+          <w:rFonts w:ascii="Times New Roman" w:eastAsia="Times New Roman" w:hAnsi="Times New Roman" w:cs="Times New Roman"/>
+          <w:sz w:val="24"/>
+          <w:szCs w:val="24"/>
+        </w:rPr>
+        <w:t xml:space="preserve"> обращений. </w:t>
       </w:r>
     </w:p>
     <w:p>
@@ -3718,27 +3508,8 @@
           <w:sz w:val="24"/>
           <w:szCs w:val="24"/>
         </w:rPr>
-        <w:t xml:space="preserve">Далее следуют вспомогательные функции на CPU: </w:t>
-      </w:r>
-      <w:proofErr w:type="spellStart"/>
-      <w:r>
-        <w:rPr>
-          <w:rFonts w:ascii="Times New Roman" w:eastAsia="Times New Roman" w:hAnsi="Times New Roman" w:cs="Times New Roman"/>
-          <w:sz w:val="24"/>
-          <w:szCs w:val="24"/>
-        </w:rPr>
-        <w:t>compute_mean_cov</w:t>
-      </w:r>
-      <w:proofErr w:type="spellEnd"/>
-      <w:r>
-        <w:rPr>
-          <w:rFonts w:ascii="Times New Roman" w:eastAsia="Times New Roman" w:hAnsi="Times New Roman" w:cs="Times New Roman"/>
-          <w:sz w:val="24"/>
-          <w:szCs w:val="24"/>
-        </w:rPr>
-        <w:t xml:space="preserve"> – принимает вектор пикселей типа uchar4 и по нему вычисляет среднее (</w:t>
-      </w:r>
-      <w:proofErr w:type="spellStart"/>
+        <w:t xml:space="preserve">Функция determinant принимает вектор </w:t>
+      </w:r>
       <w:proofErr w:type="gramStart"/>
       <w:r>
         <w:rPr>
@@ -3746,16 +3517,7 @@
           <w:sz w:val="24"/>
           <w:szCs w:val="24"/>
         </w:rPr>
-        <w:t>mean</w:t>
-      </w:r>
-      <w:proofErr w:type="spellEnd"/>
-      <w:r>
-        <w:rPr>
-          <w:rFonts w:ascii="Times New Roman" w:eastAsia="Times New Roman" w:hAnsi="Times New Roman" w:cs="Times New Roman"/>
-          <w:sz w:val="24"/>
-          <w:szCs w:val="24"/>
-        </w:rPr>
-        <w:t>[</w:t>
+        <w:t>std::</w:t>
       </w:r>
       <w:proofErr w:type="gramEnd"/>
       <w:r>
@@ -3764,81 +3526,8 @@
           <w:sz w:val="24"/>
           <w:szCs w:val="24"/>
         </w:rPr>
-        <w:t xml:space="preserve">3]) и ковариационную матрицу (Mat3&amp; </w:t>
-      </w:r>
-      <w:proofErr w:type="spellStart"/>
-      <w:r>
-        <w:rPr>
-          <w:rFonts w:ascii="Times New Roman" w:eastAsia="Times New Roman" w:hAnsi="Times New Roman" w:cs="Times New Roman"/>
-          <w:sz w:val="24"/>
-          <w:szCs w:val="24"/>
-        </w:rPr>
-        <w:t>cov</w:t>
-      </w:r>
-      <w:proofErr w:type="spellEnd"/>
-      <w:r>
-        <w:rPr>
-          <w:rFonts w:ascii="Times New Roman" w:eastAsia="Times New Roman" w:hAnsi="Times New Roman" w:cs="Times New Roman"/>
-          <w:sz w:val="24"/>
-          <w:szCs w:val="24"/>
-        </w:rPr>
-        <w:t xml:space="preserve">) по формулам из задания; invert3x3 – вычисляет обратную матрицу 3×3 аналитически через определитель и матрицу алгебраических дополнений, возвращает </w:t>
-      </w:r>
-      <w:proofErr w:type="spellStart"/>
-      <w:r>
-        <w:rPr>
-          <w:rFonts w:ascii="Times New Roman" w:eastAsia="Times New Roman" w:hAnsi="Times New Roman" w:cs="Times New Roman"/>
-          <w:sz w:val="24"/>
-          <w:szCs w:val="24"/>
-        </w:rPr>
-        <w:t>false</w:t>
-      </w:r>
-      <w:proofErr w:type="spellEnd"/>
-      <w:r>
-        <w:rPr>
-          <w:rFonts w:ascii="Times New Roman" w:eastAsia="Times New Roman" w:hAnsi="Times New Roman" w:cs="Times New Roman"/>
-          <w:sz w:val="24"/>
-          <w:szCs w:val="24"/>
-        </w:rPr>
-        <w:t xml:space="preserve"> при вырожденной матрице. Затем определён класс </w:t>
-      </w:r>
-      <w:proofErr w:type="spellStart"/>
-      <w:r>
-        <w:rPr>
-          <w:rFonts w:ascii="Times New Roman" w:eastAsia="Times New Roman" w:hAnsi="Times New Roman" w:cs="Times New Roman"/>
-          <w:sz w:val="24"/>
-          <w:szCs w:val="24"/>
-        </w:rPr>
-        <w:t>ClassInfo</w:t>
-      </w:r>
-      <w:proofErr w:type="spellEnd"/>
-      <w:r>
-        <w:rPr>
-          <w:rFonts w:ascii="Times New Roman" w:eastAsia="Times New Roman" w:hAnsi="Times New Roman" w:cs="Times New Roman"/>
-          <w:sz w:val="24"/>
-          <w:szCs w:val="24"/>
-        </w:rPr>
-        <w:t>, который хранит номер класса (</w:t>
-      </w:r>
-      <w:proofErr w:type="spellStart"/>
-      <w:r>
-        <w:rPr>
-          <w:rFonts w:ascii="Times New Roman" w:eastAsia="Times New Roman" w:hAnsi="Times New Roman" w:cs="Times New Roman"/>
-          <w:sz w:val="24"/>
-          <w:szCs w:val="24"/>
-        </w:rPr>
-        <w:t>mark</w:t>
-      </w:r>
-      <w:proofErr w:type="spellEnd"/>
-      <w:r>
-        <w:rPr>
-          <w:rFonts w:ascii="Times New Roman" w:eastAsia="Times New Roman" w:hAnsi="Times New Roman" w:cs="Times New Roman"/>
-          <w:sz w:val="24"/>
-          <w:szCs w:val="24"/>
-        </w:rPr>
-        <w:t>), среднее (</w:t>
-      </w:r>
-      <w:proofErr w:type="spellStart"/>
+        <w:t xml:space="preserve">vector&lt;double&gt; A, содержащий матрицу именно в таком порядке, и размер n. Внутри функции сначала выделяется память на GPU с помощью cudaMalloc, затем исходная матрица копируется на устройство через cudaMemcpy. Далее выполняется цикл по k от 0 до n-1. На каждой итерации с помощью библиотеки Thrust создается device_ptr, указывающий на начало текущего подстолбца (начиная с диагонального элемента). Вызов </w:t>
+      </w:r>
       <w:proofErr w:type="gramStart"/>
       <w:r>
         <w:rPr>
@@ -3846,16 +3535,7 @@
           <w:sz w:val="24"/>
           <w:szCs w:val="24"/>
         </w:rPr>
-        <w:t>mean</w:t>
-      </w:r>
-      <w:proofErr w:type="spellEnd"/>
-      <w:r>
-        <w:rPr>
-          <w:rFonts w:ascii="Times New Roman" w:eastAsia="Times New Roman" w:hAnsi="Times New Roman" w:cs="Times New Roman"/>
-          <w:sz w:val="24"/>
-          <w:szCs w:val="24"/>
-        </w:rPr>
-        <w:t>[</w:t>
+        <w:t>thrust::</w:t>
       </w:r>
       <w:proofErr w:type="gramEnd"/>
       <w:r>
@@ -3864,43 +3544,7 @@
           <w:sz w:val="24"/>
           <w:szCs w:val="24"/>
         </w:rPr>
-        <w:t>3]), ковариационную матрицу (</w:t>
-      </w:r>
-      <w:proofErr w:type="spellStart"/>
-      <w:r>
-        <w:rPr>
-          <w:rFonts w:ascii="Times New Roman" w:eastAsia="Times New Roman" w:hAnsi="Times New Roman" w:cs="Times New Roman"/>
-          <w:sz w:val="24"/>
-          <w:szCs w:val="24"/>
-        </w:rPr>
-        <w:t>cov</w:t>
-      </w:r>
-      <w:proofErr w:type="spellEnd"/>
-      <w:r>
-        <w:rPr>
-          <w:rFonts w:ascii="Times New Roman" w:eastAsia="Times New Roman" w:hAnsi="Times New Roman" w:cs="Times New Roman"/>
-          <w:sz w:val="24"/>
-          <w:szCs w:val="24"/>
-        </w:rPr>
-        <w:t>) и обратную ковариационную матрицу (</w:t>
-      </w:r>
-      <w:proofErr w:type="spellStart"/>
-      <w:r>
-        <w:rPr>
-          <w:rFonts w:ascii="Times New Roman" w:eastAsia="Times New Roman" w:hAnsi="Times New Roman" w:cs="Times New Roman"/>
-          <w:sz w:val="24"/>
-          <w:szCs w:val="24"/>
-        </w:rPr>
-        <w:t>cov_inv</w:t>
-      </w:r>
-      <w:proofErr w:type="spellEnd"/>
-      <w:r>
-        <w:rPr>
-          <w:rFonts w:ascii="Times New Roman" w:eastAsia="Times New Roman" w:hAnsi="Times New Roman" w:cs="Times New Roman"/>
-          <w:sz w:val="24"/>
-          <w:szCs w:val="24"/>
-        </w:rPr>
-        <w:t xml:space="preserve">). </w:t>
+        <w:t>max_element с пользовательским функтором AbsCompare (который сравнивает числа по модулю) находит итератор на ведущий элемент. Абсолютная позиция этого элемента в одномерном массиве вычисляется, и индекс строки pivot определяется как остаток от деления на n. Затем ведущее значение копируется на хост для проверки на ноль, при обнулении функция возвращает 0. Если pivot не равен k, инкрементируется счётчик перестановок и запускается ядро swap_rows.</w:t>
       </w:r>
     </w:p>
     <w:p>
@@ -3918,105 +3562,151 @@
           <w:sz w:val="24"/>
           <w:szCs w:val="24"/>
         </w:rPr>
-        <w:t xml:space="preserve">Для работы на GPU объявлены константные переменные </w:t>
-      </w:r>
-      <w:proofErr w:type="spellStart"/>
-      <w:r>
-        <w:rPr>
-          <w:rFonts w:ascii="Times New Roman" w:eastAsia="Times New Roman" w:hAnsi="Times New Roman" w:cs="Times New Roman"/>
-          <w:sz w:val="24"/>
-          <w:szCs w:val="24"/>
-        </w:rPr>
-        <w:t>dev_means</w:t>
-      </w:r>
-      <w:proofErr w:type="spellEnd"/>
-      <w:r>
-        <w:rPr>
-          <w:rFonts w:ascii="Times New Roman" w:eastAsia="Times New Roman" w:hAnsi="Times New Roman" w:cs="Times New Roman"/>
-          <w:sz w:val="24"/>
-          <w:szCs w:val="24"/>
-        </w:rPr>
-        <w:t xml:space="preserve"> (размер 32×3), </w:t>
-      </w:r>
-      <w:proofErr w:type="spellStart"/>
-      <w:r>
-        <w:rPr>
-          <w:rFonts w:ascii="Times New Roman" w:eastAsia="Times New Roman" w:hAnsi="Times New Roman" w:cs="Times New Roman"/>
-          <w:sz w:val="24"/>
-          <w:szCs w:val="24"/>
-        </w:rPr>
-        <w:t>dev_inv_covs</w:t>
-      </w:r>
-      <w:proofErr w:type="spellEnd"/>
-      <w:r>
-        <w:rPr>
-          <w:rFonts w:ascii="Times New Roman" w:eastAsia="Times New Roman" w:hAnsi="Times New Roman" w:cs="Times New Roman"/>
-          <w:sz w:val="24"/>
-          <w:szCs w:val="24"/>
-        </w:rPr>
-        <w:t xml:space="preserve"> (размер 32×3×3) и </w:t>
-      </w:r>
-      <w:proofErr w:type="spellStart"/>
-      <w:r>
-        <w:rPr>
-          <w:rFonts w:ascii="Times New Roman" w:eastAsia="Times New Roman" w:hAnsi="Times New Roman" w:cs="Times New Roman"/>
-          <w:sz w:val="24"/>
-          <w:szCs w:val="24"/>
-        </w:rPr>
-        <w:t>dev_num_classes</w:t>
-      </w:r>
-      <w:proofErr w:type="spellEnd"/>
-      <w:r>
-        <w:rPr>
-          <w:rFonts w:ascii="Times New Roman" w:eastAsia="Times New Roman" w:hAnsi="Times New Roman" w:cs="Times New Roman"/>
-          <w:sz w:val="24"/>
-          <w:szCs w:val="24"/>
-        </w:rPr>
-        <w:t xml:space="preserve"> (целое число), которые будут размещены в константной памяти устройства. CUDA-ядро </w:t>
-      </w:r>
-      <w:proofErr w:type="spellStart"/>
-      <w:r>
-        <w:rPr>
-          <w:rFonts w:ascii="Times New Roman" w:eastAsia="Times New Roman" w:hAnsi="Times New Roman" w:cs="Times New Roman"/>
-          <w:sz w:val="24"/>
-          <w:szCs w:val="24"/>
-        </w:rPr>
-        <w:t>mahalanobis_kernel</w:t>
-      </w:r>
-      <w:proofErr w:type="spellEnd"/>
-      <w:r>
-        <w:rPr>
-          <w:rFonts w:ascii="Times New Roman" w:eastAsia="Times New Roman" w:hAnsi="Times New Roman" w:cs="Times New Roman"/>
-          <w:sz w:val="24"/>
-          <w:szCs w:val="24"/>
-        </w:rPr>
-        <w:t xml:space="preserve"> принимает указатель на массив пикселей в глобальной памяти (uchar4* </w:t>
-      </w:r>
-      <w:proofErr w:type="spellStart"/>
-      <w:r>
-        <w:rPr>
-          <w:rFonts w:ascii="Times New Roman" w:eastAsia="Times New Roman" w:hAnsi="Times New Roman" w:cs="Times New Roman"/>
-          <w:sz w:val="24"/>
-          <w:szCs w:val="24"/>
-        </w:rPr>
-        <w:t>d_pixels</w:t>
-      </w:r>
-      <w:proofErr w:type="spellEnd"/>
-      <w:r>
-        <w:rPr>
-          <w:rFonts w:ascii="Times New Roman" w:eastAsia="Times New Roman" w:hAnsi="Times New Roman" w:cs="Times New Roman"/>
-          <w:sz w:val="24"/>
-          <w:szCs w:val="24"/>
-        </w:rPr>
-        <w:t>), ширину и высоту изображения</w:t>
-      </w:r>
-      <w:r>
-        <w:rPr>
-          <w:rFonts w:ascii="Times New Roman" w:eastAsia="Times New Roman" w:hAnsi="Times New Roman" w:cs="Times New Roman"/>
-          <w:sz w:val="24"/>
-          <w:szCs w:val="24"/>
-        </w:rPr>
-        <w:t>.</w:t>
+        <w:t xml:space="preserve">Ядро swap_rows конфигурируется с одномерной сеткой из </w:t>
+      </w:r>
+      <w:proofErr w:type="gramStart"/>
+      <w:r>
+        <w:rPr>
+          <w:rFonts w:ascii="Times New Roman" w:eastAsia="Times New Roman" w:hAnsi="Times New Roman" w:cs="Times New Roman"/>
+          <w:sz w:val="24"/>
+          <w:szCs w:val="24"/>
+        </w:rPr>
+        <w:t>ceil(</w:t>
+      </w:r>
+      <w:proofErr w:type="gramEnd"/>
+      <w:r>
+        <w:rPr>
+          <w:rFonts w:ascii="Times New Roman" w:eastAsia="Times New Roman" w:hAnsi="Times New Roman" w:cs="Times New Roman"/>
+          <w:sz w:val="24"/>
+          <w:szCs w:val="24"/>
+        </w:rPr>
+        <w:t xml:space="preserve">n / 256) блоков и 256 потоками в блоке. Каждый поток, если его глобальный индекс col меньше n, обменивает элементы </w:t>
+      </w:r>
+      <w:proofErr w:type="gramStart"/>
+      <w:r>
+        <w:rPr>
+          <w:rFonts w:ascii="Times New Roman" w:eastAsia="Times New Roman" w:hAnsi="Times New Roman" w:cs="Times New Roman"/>
+          <w:sz w:val="24"/>
+          <w:szCs w:val="24"/>
+        </w:rPr>
+        <w:t>A[</w:t>
+      </w:r>
+      <w:proofErr w:type="gramEnd"/>
+      <w:r>
+        <w:rPr>
+          <w:rFonts w:ascii="Times New Roman" w:eastAsia="Times New Roman" w:hAnsi="Times New Roman" w:cs="Times New Roman"/>
+          <w:sz w:val="24"/>
+          <w:szCs w:val="24"/>
+        </w:rPr>
+        <w:t xml:space="preserve">col * n + k] и </w:t>
+      </w:r>
+      <w:proofErr w:type="gramStart"/>
+      <w:r>
+        <w:rPr>
+          <w:rFonts w:ascii="Times New Roman" w:eastAsia="Times New Roman" w:hAnsi="Times New Roman" w:cs="Times New Roman"/>
+          <w:sz w:val="24"/>
+          <w:szCs w:val="24"/>
+        </w:rPr>
+        <w:t>A[</w:t>
+      </w:r>
+      <w:proofErr w:type="gramEnd"/>
+      <w:r>
+        <w:rPr>
+          <w:rFonts w:ascii="Times New Roman" w:eastAsia="Times New Roman" w:hAnsi="Times New Roman" w:cs="Times New Roman"/>
+          <w:sz w:val="24"/>
+          <w:szCs w:val="24"/>
+        </w:rPr>
+        <w:t xml:space="preserve">col * n + pivot]. Поскольку обмен выполняется независимо для каждого столбца, строки меняются полностью за один запуск ядра. После обновления диагонального элемента (копируется на хост очередное значение A[k][k]) вычисляется inv = 1.0 / A[k][k]. Затем определяется двумерная конфигурация для ядра eliminate2D_opt: блоки имеют размер 32×32 потока, сетка — размер </w:t>
+      </w:r>
+      <w:proofErr w:type="gramStart"/>
+      <w:r>
+        <w:rPr>
+          <w:rFonts w:ascii="Times New Roman" w:eastAsia="Times New Roman" w:hAnsi="Times New Roman" w:cs="Times New Roman"/>
+          <w:sz w:val="24"/>
+          <w:szCs w:val="24"/>
+        </w:rPr>
+        <w:t>( ceil</w:t>
+      </w:r>
+      <w:proofErr w:type="gramEnd"/>
+      <w:r>
+        <w:rPr>
+          <w:rFonts w:ascii="Times New Roman" w:eastAsia="Times New Roman" w:hAnsi="Times New Roman" w:cs="Times New Roman"/>
+          <w:sz w:val="24"/>
+          <w:szCs w:val="24"/>
+        </w:rPr>
+        <w:t>((n-k-1)/32), ceil((n-k-1)/32</w:t>
+      </w:r>
+      <w:proofErr w:type="gramStart"/>
+      <w:r>
+        <w:rPr>
+          <w:rFonts w:ascii="Times New Roman" w:eastAsia="Times New Roman" w:hAnsi="Times New Roman" w:cs="Times New Roman"/>
+          <w:sz w:val="24"/>
+          <w:szCs w:val="24"/>
+        </w:rPr>
+        <w:t>) )</w:t>
+      </w:r>
+      <w:proofErr w:type="gramEnd"/>
+      <w:r>
+        <w:rPr>
+          <w:rFonts w:ascii="Times New Roman" w:eastAsia="Times New Roman" w:hAnsi="Times New Roman" w:cs="Times New Roman"/>
+          <w:sz w:val="24"/>
+          <w:szCs w:val="24"/>
+        </w:rPr>
+        <w:t xml:space="preserve">. Ядро обрабатывает подматрицу, индексы которой смещены относительно диагонали на +1. Внутри ядра используются две массива в разделяемой памяти: shared_row и shared_col размером 32 элемента каждый. Потоки с tx == 0 загружают из глобальной памяти в shared_row[ty] элемент A[(k+1+ty) * n + k] (то есть столбец k для строк ниже диагонали), а потоки с ty == 0 загружают в shared_col[tx] элемент </w:t>
+      </w:r>
+      <w:proofErr w:type="gramStart"/>
+      <w:r>
+        <w:rPr>
+          <w:rFonts w:ascii="Times New Roman" w:eastAsia="Times New Roman" w:hAnsi="Times New Roman" w:cs="Times New Roman"/>
+          <w:sz w:val="24"/>
+          <w:szCs w:val="24"/>
+        </w:rPr>
+        <w:t>A[</w:t>
+      </w:r>
+      <w:proofErr w:type="gramEnd"/>
+      <w:r>
+        <w:rPr>
+          <w:rFonts w:ascii="Times New Roman" w:eastAsia="Times New Roman" w:hAnsi="Times New Roman" w:cs="Times New Roman"/>
+          <w:sz w:val="24"/>
+          <w:szCs w:val="24"/>
+        </w:rPr>
+        <w:t>k * n + (k+1+tx)] (строку k для столбцов правее диагонали). После __</w:t>
+      </w:r>
+      <w:proofErr w:type="gramStart"/>
+      <w:r>
+        <w:rPr>
+          <w:rFonts w:ascii="Times New Roman" w:eastAsia="Times New Roman" w:hAnsi="Times New Roman" w:cs="Times New Roman"/>
+          <w:sz w:val="24"/>
+          <w:szCs w:val="24"/>
+        </w:rPr>
+        <w:t>syncthreads(</w:t>
+      </w:r>
+      <w:proofErr w:type="gramEnd"/>
+      <w:r>
+        <w:rPr>
+          <w:rFonts w:ascii="Times New Roman" w:eastAsia="Times New Roman" w:hAnsi="Times New Roman" w:cs="Times New Roman"/>
+          <w:sz w:val="24"/>
+          <w:szCs w:val="24"/>
+        </w:rPr>
+        <w:t xml:space="preserve">) каждый поток, соответствующий паре (row = k+1+tx, col = k+1+ty), получает из разделяемой памяти значения Aik = shared_col[tx] и Akj = shared_row[ty] и выполняет обновление </w:t>
+      </w:r>
+      <w:proofErr w:type="gramStart"/>
+      <w:r>
+        <w:rPr>
+          <w:rFonts w:ascii="Times New Roman" w:eastAsia="Times New Roman" w:hAnsi="Times New Roman" w:cs="Times New Roman"/>
+          <w:sz w:val="24"/>
+          <w:szCs w:val="24"/>
+        </w:rPr>
+        <w:t>A[</w:t>
+      </w:r>
+      <w:proofErr w:type="gramEnd"/>
+      <w:r>
+        <w:rPr>
+          <w:rFonts w:ascii="Times New Roman" w:eastAsia="Times New Roman" w:hAnsi="Times New Roman" w:cs="Times New Roman"/>
+          <w:sz w:val="24"/>
+          <w:szCs w:val="24"/>
+        </w:rPr>
+        <w:t xml:space="preserve">col * n + row] -= (Aik * inv) * Akj. Благодаря такому приёму ядро работает с высокой пропускной способностью, так как доступ к глобальной памяти происходит только для чтения/записи самих элементов подматрицы, а повторно используемые данные (строка k и столбец k) берутся из быстрой разделяемой памяти. </w:t>
       </w:r>
     </w:p>
     <w:p>
@@ -4034,1101 +3724,7 @@
           <w:sz w:val="24"/>
           <w:szCs w:val="24"/>
         </w:rPr>
-        <w:t xml:space="preserve">Каждый </w:t>
-      </w:r>
-      <w:r>
-        <w:rPr>
-          <w:rFonts w:ascii="Times New Roman" w:eastAsia="Times New Roman" w:hAnsi="Times New Roman" w:cs="Times New Roman"/>
-          <w:sz w:val="24"/>
-          <w:szCs w:val="24"/>
-        </w:rPr>
-        <w:t>поток</w:t>
-      </w:r>
-      <w:r>
-        <w:rPr>
-          <w:rFonts w:ascii="Times New Roman" w:eastAsia="Times New Roman" w:hAnsi="Times New Roman" w:cs="Times New Roman"/>
-          <w:sz w:val="24"/>
-          <w:szCs w:val="24"/>
-        </w:rPr>
-        <w:t xml:space="preserve"> получает</w:t>
-      </w:r>
-      <w:r>
-        <w:rPr>
-          <w:rFonts w:ascii="Times New Roman" w:eastAsia="Times New Roman" w:hAnsi="Times New Roman" w:cs="Times New Roman"/>
-          <w:sz w:val="24"/>
-          <w:szCs w:val="24"/>
-        </w:rPr>
-        <w:t xml:space="preserve"> пиксель, извлекает его компоненты </w:t>
-      </w:r>
-      <w:proofErr w:type="spellStart"/>
-      <w:proofErr w:type="gramStart"/>
-      <w:r>
-        <w:rPr>
-          <w:rFonts w:ascii="Times New Roman" w:eastAsia="Times New Roman" w:hAnsi="Times New Roman" w:cs="Times New Roman"/>
-          <w:sz w:val="24"/>
-          <w:szCs w:val="24"/>
-        </w:rPr>
-        <w:t>r,g</w:t>
-      </w:r>
-      <w:proofErr w:type="gramEnd"/>
-      <w:r>
-        <w:rPr>
-          <w:rFonts w:ascii="Times New Roman" w:eastAsia="Times New Roman" w:hAnsi="Times New Roman" w:cs="Times New Roman"/>
-          <w:sz w:val="24"/>
-          <w:szCs w:val="24"/>
-        </w:rPr>
-        <w:t>,b</w:t>
-      </w:r>
-      <w:proofErr w:type="spellEnd"/>
-      <w:r>
-        <w:rPr>
-          <w:rFonts w:ascii="Times New Roman" w:eastAsia="Times New Roman" w:hAnsi="Times New Roman" w:cs="Times New Roman"/>
-          <w:sz w:val="24"/>
-          <w:szCs w:val="24"/>
-        </w:rPr>
-        <w:t xml:space="preserve">, инициализирует </w:t>
-      </w:r>
-      <w:proofErr w:type="spellStart"/>
-      <w:r>
-        <w:rPr>
-          <w:rFonts w:ascii="Times New Roman" w:eastAsia="Times New Roman" w:hAnsi="Times New Roman" w:cs="Times New Roman"/>
-          <w:sz w:val="24"/>
-          <w:szCs w:val="24"/>
-        </w:rPr>
-        <w:t>best_class</w:t>
-      </w:r>
-      <w:proofErr w:type="spellEnd"/>
-      <w:r>
-        <w:rPr>
-          <w:rFonts w:ascii="Times New Roman" w:eastAsia="Times New Roman" w:hAnsi="Times New Roman" w:cs="Times New Roman"/>
-          <w:sz w:val="24"/>
-          <w:szCs w:val="24"/>
-        </w:rPr>
-        <w:t xml:space="preserve"> = 0 и </w:t>
-      </w:r>
-      <w:proofErr w:type="spellStart"/>
-      <w:r>
-        <w:rPr>
-          <w:rFonts w:ascii="Times New Roman" w:eastAsia="Times New Roman" w:hAnsi="Times New Roman" w:cs="Times New Roman"/>
-          <w:sz w:val="24"/>
-          <w:szCs w:val="24"/>
-        </w:rPr>
-        <w:t>best_dist</w:t>
-      </w:r>
-      <w:proofErr w:type="spellEnd"/>
-      <w:r>
-        <w:rPr>
-          <w:rFonts w:ascii="Times New Roman" w:eastAsia="Times New Roman" w:hAnsi="Times New Roman" w:cs="Times New Roman"/>
-          <w:sz w:val="24"/>
-          <w:szCs w:val="24"/>
-        </w:rPr>
-        <w:t xml:space="preserve"> = DBL_MAX. В цикле по всем классам (от 0 до dev_num_classes-1) вычисляется разность </w:t>
-      </w:r>
-      <w:proofErr w:type="spellStart"/>
-      <w:r>
-        <w:rPr>
-          <w:rFonts w:ascii="Times New Roman" w:eastAsia="Times New Roman" w:hAnsi="Times New Roman" w:cs="Times New Roman"/>
-          <w:sz w:val="24"/>
-          <w:szCs w:val="24"/>
-        </w:rPr>
-        <w:t>diff</w:t>
-      </w:r>
-      <w:proofErr w:type="spellEnd"/>
-      <w:r>
-        <w:rPr>
-          <w:rFonts w:ascii="Times New Roman" w:eastAsia="Times New Roman" w:hAnsi="Times New Roman" w:cs="Times New Roman"/>
-          <w:sz w:val="24"/>
-          <w:szCs w:val="24"/>
-        </w:rPr>
-        <w:t xml:space="preserve">[3] между цветом пикселя и средним класса, затем для каждой из трёх координат вычисляется </w:t>
-      </w:r>
-      <w:proofErr w:type="spellStart"/>
-      <w:r>
-        <w:rPr>
-          <w:rFonts w:ascii="Times New Roman" w:eastAsia="Times New Roman" w:hAnsi="Times New Roman" w:cs="Times New Roman"/>
-          <w:sz w:val="24"/>
-          <w:szCs w:val="24"/>
-        </w:rPr>
-        <w:t>temp</w:t>
-      </w:r>
-      <w:proofErr w:type="spellEnd"/>
-      <w:r>
-        <w:rPr>
-          <w:rFonts w:ascii="Times New Roman" w:eastAsia="Times New Roman" w:hAnsi="Times New Roman" w:cs="Times New Roman"/>
-          <w:sz w:val="24"/>
-          <w:szCs w:val="24"/>
-        </w:rPr>
-        <w:t xml:space="preserve">[i] = </w:t>
-      </w:r>
-      <w:proofErr w:type="spellStart"/>
-      <w:r>
-        <w:rPr>
-          <w:rFonts w:ascii="Times New Roman" w:eastAsia="Times New Roman" w:hAnsi="Times New Roman" w:cs="Times New Roman"/>
-          <w:sz w:val="24"/>
-          <w:szCs w:val="24"/>
-        </w:rPr>
-        <w:t>sum</w:t>
-      </w:r>
-      <w:proofErr w:type="spellEnd"/>
-      <w:r>
-        <w:rPr>
-          <w:rFonts w:ascii="Times New Roman" w:eastAsia="Times New Roman" w:hAnsi="Times New Roman" w:cs="Times New Roman"/>
-          <w:sz w:val="24"/>
-          <w:szCs w:val="24"/>
-        </w:rPr>
-        <w:t xml:space="preserve">_{j} </w:t>
-      </w:r>
-      <w:proofErr w:type="spellStart"/>
-      <w:r>
-        <w:rPr>
-          <w:rFonts w:ascii="Times New Roman" w:eastAsia="Times New Roman" w:hAnsi="Times New Roman" w:cs="Times New Roman"/>
-          <w:sz w:val="24"/>
-          <w:szCs w:val="24"/>
-        </w:rPr>
-        <w:t>dev_inv_covs</w:t>
-      </w:r>
-      <w:proofErr w:type="spellEnd"/>
-      <w:r>
-        <w:rPr>
-          <w:rFonts w:ascii="Times New Roman" w:eastAsia="Times New Roman" w:hAnsi="Times New Roman" w:cs="Times New Roman"/>
-          <w:sz w:val="24"/>
-          <w:szCs w:val="24"/>
-        </w:rPr>
-        <w:t xml:space="preserve">[c][i][j] * </w:t>
-      </w:r>
-      <w:proofErr w:type="spellStart"/>
-      <w:r>
-        <w:rPr>
-          <w:rFonts w:ascii="Times New Roman" w:eastAsia="Times New Roman" w:hAnsi="Times New Roman" w:cs="Times New Roman"/>
-          <w:sz w:val="24"/>
-          <w:szCs w:val="24"/>
-        </w:rPr>
-        <w:t>diff</w:t>
-      </w:r>
-      <w:proofErr w:type="spellEnd"/>
-      <w:r>
-        <w:rPr>
-          <w:rFonts w:ascii="Times New Roman" w:eastAsia="Times New Roman" w:hAnsi="Times New Roman" w:cs="Times New Roman"/>
-          <w:sz w:val="24"/>
-          <w:szCs w:val="24"/>
-        </w:rPr>
-        <w:t xml:space="preserve">[j], после чего квадрат расстояния </w:t>
-      </w:r>
-      <w:proofErr w:type="spellStart"/>
-      <w:r>
-        <w:rPr>
-          <w:rFonts w:ascii="Times New Roman" w:eastAsia="Times New Roman" w:hAnsi="Times New Roman" w:cs="Times New Roman"/>
-          <w:sz w:val="24"/>
-          <w:szCs w:val="24"/>
-        </w:rPr>
-        <w:t>Махаланобиса</w:t>
-      </w:r>
-      <w:proofErr w:type="spellEnd"/>
-      <w:r>
-        <w:rPr>
-          <w:rFonts w:ascii="Times New Roman" w:eastAsia="Times New Roman" w:hAnsi="Times New Roman" w:cs="Times New Roman"/>
-          <w:sz w:val="24"/>
-          <w:szCs w:val="24"/>
-        </w:rPr>
-        <w:t xml:space="preserve"> </w:t>
-      </w:r>
-      <w:proofErr w:type="spellStart"/>
-      <w:r>
-        <w:rPr>
-          <w:rFonts w:ascii="Times New Roman" w:eastAsia="Times New Roman" w:hAnsi="Times New Roman" w:cs="Times New Roman"/>
-          <w:sz w:val="24"/>
-          <w:szCs w:val="24"/>
-        </w:rPr>
-        <w:t>dist</w:t>
-      </w:r>
-      <w:proofErr w:type="spellEnd"/>
-      <w:r>
-        <w:rPr>
-          <w:rFonts w:ascii="Times New Roman" w:eastAsia="Times New Roman" w:hAnsi="Times New Roman" w:cs="Times New Roman"/>
-          <w:sz w:val="24"/>
-          <w:szCs w:val="24"/>
-        </w:rPr>
-        <w:t xml:space="preserve"> = </w:t>
-      </w:r>
-      <w:proofErr w:type="spellStart"/>
-      <w:r>
-        <w:rPr>
-          <w:rFonts w:ascii="Times New Roman" w:eastAsia="Times New Roman" w:hAnsi="Times New Roman" w:cs="Times New Roman"/>
-          <w:sz w:val="24"/>
-          <w:szCs w:val="24"/>
-        </w:rPr>
-        <w:t>diff</w:t>
-      </w:r>
-      <w:proofErr w:type="spellEnd"/>
-      <w:r>
-        <w:rPr>
-          <w:rFonts w:ascii="Times New Roman" w:eastAsia="Times New Roman" w:hAnsi="Times New Roman" w:cs="Times New Roman"/>
-          <w:sz w:val="24"/>
-          <w:szCs w:val="24"/>
-        </w:rPr>
-        <w:t>[0]*</w:t>
-      </w:r>
-      <w:proofErr w:type="spellStart"/>
-      <w:r>
-        <w:rPr>
-          <w:rFonts w:ascii="Times New Roman" w:eastAsia="Times New Roman" w:hAnsi="Times New Roman" w:cs="Times New Roman"/>
-          <w:sz w:val="24"/>
-          <w:szCs w:val="24"/>
-        </w:rPr>
-        <w:t>temp</w:t>
-      </w:r>
-      <w:proofErr w:type="spellEnd"/>
-      <w:r>
-        <w:rPr>
-          <w:rFonts w:ascii="Times New Roman" w:eastAsia="Times New Roman" w:hAnsi="Times New Roman" w:cs="Times New Roman"/>
-          <w:sz w:val="24"/>
-          <w:szCs w:val="24"/>
-        </w:rPr>
-        <w:t xml:space="preserve">[0] + </w:t>
-      </w:r>
-      <w:proofErr w:type="spellStart"/>
-      <w:r>
-        <w:rPr>
-          <w:rFonts w:ascii="Times New Roman" w:eastAsia="Times New Roman" w:hAnsi="Times New Roman" w:cs="Times New Roman"/>
-          <w:sz w:val="24"/>
-          <w:szCs w:val="24"/>
-        </w:rPr>
-        <w:t>diff</w:t>
-      </w:r>
-      <w:proofErr w:type="spellEnd"/>
-      <w:r>
-        <w:rPr>
-          <w:rFonts w:ascii="Times New Roman" w:eastAsia="Times New Roman" w:hAnsi="Times New Roman" w:cs="Times New Roman"/>
-          <w:sz w:val="24"/>
-          <w:szCs w:val="24"/>
-        </w:rPr>
-        <w:t>[1]*</w:t>
-      </w:r>
-      <w:proofErr w:type="spellStart"/>
-      <w:r>
-        <w:rPr>
-          <w:rFonts w:ascii="Times New Roman" w:eastAsia="Times New Roman" w:hAnsi="Times New Roman" w:cs="Times New Roman"/>
-          <w:sz w:val="24"/>
-          <w:szCs w:val="24"/>
-        </w:rPr>
-        <w:t>temp</w:t>
-      </w:r>
-      <w:proofErr w:type="spellEnd"/>
-      <w:r>
-        <w:rPr>
-          <w:rFonts w:ascii="Times New Roman" w:eastAsia="Times New Roman" w:hAnsi="Times New Roman" w:cs="Times New Roman"/>
-          <w:sz w:val="24"/>
-          <w:szCs w:val="24"/>
-        </w:rPr>
-        <w:t xml:space="preserve">[1] + </w:t>
-      </w:r>
-      <w:proofErr w:type="spellStart"/>
-      <w:r>
-        <w:rPr>
-          <w:rFonts w:ascii="Times New Roman" w:eastAsia="Times New Roman" w:hAnsi="Times New Roman" w:cs="Times New Roman"/>
-          <w:sz w:val="24"/>
-          <w:szCs w:val="24"/>
-        </w:rPr>
-        <w:t>diff</w:t>
-      </w:r>
-      <w:proofErr w:type="spellEnd"/>
-      <w:r>
-        <w:rPr>
-          <w:rFonts w:ascii="Times New Roman" w:eastAsia="Times New Roman" w:hAnsi="Times New Roman" w:cs="Times New Roman"/>
-          <w:sz w:val="24"/>
-          <w:szCs w:val="24"/>
-        </w:rPr>
-        <w:t>[2]*</w:t>
-      </w:r>
-      <w:proofErr w:type="spellStart"/>
-      <w:r>
-        <w:rPr>
-          <w:rFonts w:ascii="Times New Roman" w:eastAsia="Times New Roman" w:hAnsi="Times New Roman" w:cs="Times New Roman"/>
-          <w:sz w:val="24"/>
-          <w:szCs w:val="24"/>
-        </w:rPr>
-        <w:t>temp</w:t>
-      </w:r>
-      <w:proofErr w:type="spellEnd"/>
-      <w:r>
-        <w:rPr>
-          <w:rFonts w:ascii="Times New Roman" w:eastAsia="Times New Roman" w:hAnsi="Times New Roman" w:cs="Times New Roman"/>
-          <w:sz w:val="24"/>
-          <w:szCs w:val="24"/>
-        </w:rPr>
-        <w:t xml:space="preserve">[2]. Если </w:t>
-      </w:r>
-      <w:proofErr w:type="spellStart"/>
-      <w:r>
-        <w:rPr>
-          <w:rFonts w:ascii="Times New Roman" w:eastAsia="Times New Roman" w:hAnsi="Times New Roman" w:cs="Times New Roman"/>
-          <w:sz w:val="24"/>
-          <w:szCs w:val="24"/>
-        </w:rPr>
-        <w:t>dist</w:t>
-      </w:r>
-      <w:proofErr w:type="spellEnd"/>
-      <w:r>
-        <w:rPr>
-          <w:rFonts w:ascii="Times New Roman" w:eastAsia="Times New Roman" w:hAnsi="Times New Roman" w:cs="Times New Roman"/>
-          <w:sz w:val="24"/>
-          <w:szCs w:val="24"/>
-        </w:rPr>
-        <w:t xml:space="preserve"> меньше </w:t>
-      </w:r>
-      <w:proofErr w:type="spellStart"/>
-      <w:r>
-        <w:rPr>
-          <w:rFonts w:ascii="Times New Roman" w:eastAsia="Times New Roman" w:hAnsi="Times New Roman" w:cs="Times New Roman"/>
-          <w:sz w:val="24"/>
-          <w:szCs w:val="24"/>
-        </w:rPr>
-        <w:t>best_dist</w:t>
-      </w:r>
-      <w:proofErr w:type="spellEnd"/>
-      <w:r>
-        <w:rPr>
-          <w:rFonts w:ascii="Times New Roman" w:eastAsia="Times New Roman" w:hAnsi="Times New Roman" w:cs="Times New Roman"/>
-          <w:sz w:val="24"/>
-          <w:szCs w:val="24"/>
-        </w:rPr>
-        <w:t xml:space="preserve"> (с учётом малого допуска 1e-12 для численной устойчивости), то обновляются </w:t>
-      </w:r>
-      <w:proofErr w:type="spellStart"/>
-      <w:r>
-        <w:rPr>
-          <w:rFonts w:ascii="Times New Roman" w:eastAsia="Times New Roman" w:hAnsi="Times New Roman" w:cs="Times New Roman"/>
-          <w:sz w:val="24"/>
-          <w:szCs w:val="24"/>
-        </w:rPr>
-        <w:t>best_dist</w:t>
-      </w:r>
-      <w:proofErr w:type="spellEnd"/>
-      <w:r>
-        <w:rPr>
-          <w:rFonts w:ascii="Times New Roman" w:eastAsia="Times New Roman" w:hAnsi="Times New Roman" w:cs="Times New Roman"/>
-          <w:sz w:val="24"/>
-          <w:szCs w:val="24"/>
-        </w:rPr>
-        <w:t xml:space="preserve"> и </w:t>
-      </w:r>
-      <w:proofErr w:type="spellStart"/>
-      <w:r>
-        <w:rPr>
-          <w:rFonts w:ascii="Times New Roman" w:eastAsia="Times New Roman" w:hAnsi="Times New Roman" w:cs="Times New Roman"/>
-          <w:sz w:val="24"/>
-          <w:szCs w:val="24"/>
-        </w:rPr>
-        <w:t>best_class</w:t>
-      </w:r>
-      <w:proofErr w:type="spellEnd"/>
-      <w:r>
-        <w:rPr>
-          <w:rFonts w:ascii="Times New Roman" w:eastAsia="Times New Roman" w:hAnsi="Times New Roman" w:cs="Times New Roman"/>
-          <w:sz w:val="24"/>
-          <w:szCs w:val="24"/>
-        </w:rPr>
-        <w:t xml:space="preserve">. По завершении цикла поток записывает </w:t>
-      </w:r>
-      <w:proofErr w:type="spellStart"/>
-      <w:r>
-        <w:rPr>
-          <w:rFonts w:ascii="Times New Roman" w:eastAsia="Times New Roman" w:hAnsi="Times New Roman" w:cs="Times New Roman"/>
-          <w:sz w:val="24"/>
-          <w:szCs w:val="24"/>
-        </w:rPr>
-        <w:t>best_class</w:t>
-      </w:r>
-      <w:proofErr w:type="spellEnd"/>
-      <w:r>
-        <w:rPr>
-          <w:rFonts w:ascii="Times New Roman" w:eastAsia="Times New Roman" w:hAnsi="Times New Roman" w:cs="Times New Roman"/>
-          <w:sz w:val="24"/>
-          <w:szCs w:val="24"/>
-        </w:rPr>
-        <w:t xml:space="preserve"> в альфа-канал пикселя (</w:t>
-      </w:r>
-      <w:proofErr w:type="spellStart"/>
-      <w:proofErr w:type="gramStart"/>
-      <w:r>
-        <w:rPr>
-          <w:rFonts w:ascii="Times New Roman" w:eastAsia="Times New Roman" w:hAnsi="Times New Roman" w:cs="Times New Roman"/>
-          <w:sz w:val="24"/>
-          <w:szCs w:val="24"/>
-        </w:rPr>
-        <w:t>pixel.w</w:t>
-      </w:r>
-      <w:proofErr w:type="spellEnd"/>
-      <w:proofErr w:type="gramEnd"/>
-      <w:r>
-        <w:rPr>
-          <w:rFonts w:ascii="Times New Roman" w:eastAsia="Times New Roman" w:hAnsi="Times New Roman" w:cs="Times New Roman"/>
-          <w:sz w:val="24"/>
-          <w:szCs w:val="24"/>
-        </w:rPr>
-        <w:t xml:space="preserve">) и сохраняет изменённый пиксель обратно в глобальную память. </w:t>
-      </w:r>
-    </w:p>
-    <w:p>
-      <w:pPr>
-        <w:ind w:firstLine="720"/>
-        <w:rPr>
-          <w:rFonts w:ascii="Times New Roman" w:eastAsia="Times New Roman" w:hAnsi="Times New Roman" w:cs="Times New Roman"/>
-          <w:sz w:val="24"/>
-          <w:szCs w:val="24"/>
-        </w:rPr>
-      </w:pPr>
-      <w:r>
-        <w:rPr>
-          <w:rFonts w:ascii="Times New Roman" w:eastAsia="Times New Roman" w:hAnsi="Times New Roman" w:cs="Times New Roman"/>
-          <w:sz w:val="24"/>
-          <w:szCs w:val="24"/>
-        </w:rPr>
-        <w:t xml:space="preserve">Функция </w:t>
-      </w:r>
-      <w:proofErr w:type="spellStart"/>
-      <w:r>
-        <w:rPr>
-          <w:rFonts w:ascii="Times New Roman" w:eastAsia="Times New Roman" w:hAnsi="Times New Roman" w:cs="Times New Roman"/>
-          <w:sz w:val="24"/>
-          <w:szCs w:val="24"/>
-        </w:rPr>
-        <w:t>load_class</w:t>
-      </w:r>
-      <w:proofErr w:type="spellEnd"/>
-      <w:r>
-        <w:rPr>
-          <w:rFonts w:ascii="Times New Roman" w:eastAsia="Times New Roman" w:hAnsi="Times New Roman" w:cs="Times New Roman"/>
-          <w:sz w:val="24"/>
-          <w:szCs w:val="24"/>
-        </w:rPr>
-        <w:t xml:space="preserve"> читает из стандартного ввода количество обучающих пикселей для класса, затем считывает пары координат (</w:t>
-      </w:r>
-      <w:proofErr w:type="spellStart"/>
-      <w:proofErr w:type="gramStart"/>
-      <w:r>
-        <w:rPr>
-          <w:rFonts w:ascii="Times New Roman" w:eastAsia="Times New Roman" w:hAnsi="Times New Roman" w:cs="Times New Roman"/>
-          <w:sz w:val="24"/>
-          <w:szCs w:val="24"/>
-        </w:rPr>
-        <w:t>x,y</w:t>
-      </w:r>
-      <w:proofErr w:type="spellEnd"/>
-      <w:proofErr w:type="gramEnd"/>
-      <w:r>
-        <w:rPr>
-          <w:rFonts w:ascii="Times New Roman" w:eastAsia="Times New Roman" w:hAnsi="Times New Roman" w:cs="Times New Roman"/>
-          <w:sz w:val="24"/>
-          <w:szCs w:val="24"/>
-        </w:rPr>
-        <w:t xml:space="preserve">), извлекает соответствующие пиксели из глобального вектора </w:t>
-      </w:r>
-      <w:proofErr w:type="spellStart"/>
-      <w:r>
-        <w:rPr>
-          <w:rFonts w:ascii="Times New Roman" w:eastAsia="Times New Roman" w:hAnsi="Times New Roman" w:cs="Times New Roman"/>
-          <w:sz w:val="24"/>
-          <w:szCs w:val="24"/>
-        </w:rPr>
-        <w:t>data</w:t>
-      </w:r>
-      <w:proofErr w:type="spellEnd"/>
-      <w:r>
-        <w:rPr>
-          <w:rFonts w:ascii="Times New Roman" w:eastAsia="Times New Roman" w:hAnsi="Times New Roman" w:cs="Times New Roman"/>
-          <w:sz w:val="24"/>
-          <w:szCs w:val="24"/>
-        </w:rPr>
-        <w:t xml:space="preserve"> и заполняет вектор v, после чего вызывает </w:t>
-      </w:r>
-      <w:proofErr w:type="spellStart"/>
-      <w:r>
-        <w:rPr>
-          <w:rFonts w:ascii="Times New Roman" w:eastAsia="Times New Roman" w:hAnsi="Times New Roman" w:cs="Times New Roman"/>
-          <w:sz w:val="24"/>
-          <w:szCs w:val="24"/>
-        </w:rPr>
-        <w:t>compute_mean_cov</w:t>
-      </w:r>
-      <w:proofErr w:type="spellEnd"/>
-      <w:r>
-        <w:rPr>
-          <w:rFonts w:ascii="Times New Roman" w:eastAsia="Times New Roman" w:hAnsi="Times New Roman" w:cs="Times New Roman"/>
-          <w:sz w:val="24"/>
-          <w:szCs w:val="24"/>
-        </w:rPr>
-        <w:t xml:space="preserve"> и invert3x3 для получения параметров класса и сохраняет их в переданный элемент массива </w:t>
-      </w:r>
-      <w:proofErr w:type="spellStart"/>
-      <w:r>
-        <w:rPr>
-          <w:rFonts w:ascii="Times New Roman" w:eastAsia="Times New Roman" w:hAnsi="Times New Roman" w:cs="Times New Roman"/>
-          <w:sz w:val="24"/>
-          <w:szCs w:val="24"/>
-        </w:rPr>
-        <w:t>classes</w:t>
-      </w:r>
-      <w:proofErr w:type="spellEnd"/>
-      <w:r>
-        <w:rPr>
-          <w:rFonts w:ascii="Times New Roman" w:eastAsia="Times New Roman" w:hAnsi="Times New Roman" w:cs="Times New Roman"/>
-          <w:sz w:val="24"/>
-          <w:szCs w:val="24"/>
-        </w:rPr>
-        <w:t xml:space="preserve">. </w:t>
-      </w:r>
-    </w:p>
-    <w:p>
-      <w:pPr>
-        <w:ind w:firstLine="720"/>
-        <w:rPr>
-          <w:rFonts w:ascii="Times New Roman" w:eastAsia="Times New Roman" w:hAnsi="Times New Roman" w:cs="Times New Roman"/>
-          <w:sz w:val="28"/>
-          <w:szCs w:val="28"/>
-        </w:rPr>
-      </w:pPr>
-      <w:r>
-        <w:rPr>
-          <w:rFonts w:ascii="Times New Roman" w:eastAsia="Times New Roman" w:hAnsi="Times New Roman" w:cs="Times New Roman"/>
-          <w:sz w:val="24"/>
-          <w:szCs w:val="24"/>
-        </w:rPr>
-        <w:t xml:space="preserve">В функции </w:t>
-      </w:r>
-      <w:proofErr w:type="spellStart"/>
-      <w:r>
-        <w:rPr>
-          <w:rFonts w:ascii="Times New Roman" w:eastAsia="Times New Roman" w:hAnsi="Times New Roman" w:cs="Times New Roman"/>
-          <w:sz w:val="24"/>
-          <w:szCs w:val="24"/>
-        </w:rPr>
-        <w:t>main</w:t>
-      </w:r>
-      <w:proofErr w:type="spellEnd"/>
-      <w:r>
-        <w:rPr>
-          <w:rFonts w:ascii="Times New Roman" w:eastAsia="Times New Roman" w:hAnsi="Times New Roman" w:cs="Times New Roman"/>
-          <w:sz w:val="24"/>
-          <w:szCs w:val="24"/>
-        </w:rPr>
-        <w:t xml:space="preserve"> сначала считываются строки входного и выходного путей, затем бинарный файл изображения: читаются целые числа w и h, после чего весь массив пикселей размером </w:t>
-      </w:r>
-      <w:proofErr w:type="spellStart"/>
-      <w:r>
-        <w:rPr>
-          <w:rFonts w:ascii="Times New Roman" w:eastAsia="Times New Roman" w:hAnsi="Times New Roman" w:cs="Times New Roman"/>
-          <w:sz w:val="24"/>
-          <w:szCs w:val="24"/>
-        </w:rPr>
-        <w:t>wh</w:t>
-      </w:r>
-      <w:proofErr w:type="spellEnd"/>
-      <w:r>
-        <w:rPr>
-          <w:rFonts w:ascii="Times New Roman" w:eastAsia="Times New Roman" w:hAnsi="Times New Roman" w:cs="Times New Roman"/>
-          <w:sz w:val="24"/>
-          <w:szCs w:val="24"/>
-        </w:rPr>
-        <w:t xml:space="preserve"> загружается в вектор </w:t>
-      </w:r>
-      <w:proofErr w:type="spellStart"/>
-      <w:r>
-        <w:rPr>
-          <w:rFonts w:ascii="Times New Roman" w:eastAsia="Times New Roman" w:hAnsi="Times New Roman" w:cs="Times New Roman"/>
-          <w:sz w:val="24"/>
-          <w:szCs w:val="24"/>
-        </w:rPr>
-        <w:t>data</w:t>
-      </w:r>
-      <w:proofErr w:type="spellEnd"/>
-      <w:r>
-        <w:rPr>
-          <w:rFonts w:ascii="Times New Roman" w:eastAsia="Times New Roman" w:hAnsi="Times New Roman" w:cs="Times New Roman"/>
-          <w:sz w:val="24"/>
-          <w:szCs w:val="24"/>
-        </w:rPr>
-        <w:t xml:space="preserve">. Далее считывается </w:t>
-      </w:r>
-      <w:proofErr w:type="spellStart"/>
-      <w:r>
-        <w:rPr>
-          <w:rFonts w:ascii="Times New Roman" w:eastAsia="Times New Roman" w:hAnsi="Times New Roman" w:cs="Times New Roman"/>
-          <w:sz w:val="24"/>
-          <w:szCs w:val="24"/>
-        </w:rPr>
-        <w:t>class_count</w:t>
-      </w:r>
-      <w:proofErr w:type="spellEnd"/>
-      <w:r>
-        <w:rPr>
-          <w:rFonts w:ascii="Times New Roman" w:eastAsia="Times New Roman" w:hAnsi="Times New Roman" w:cs="Times New Roman"/>
-          <w:sz w:val="24"/>
-          <w:szCs w:val="24"/>
-        </w:rPr>
-        <w:t xml:space="preserve">, и для каждого класса вызывается </w:t>
-      </w:r>
-      <w:proofErr w:type="spellStart"/>
-      <w:r>
-        <w:rPr>
-          <w:rFonts w:ascii="Times New Roman" w:eastAsia="Times New Roman" w:hAnsi="Times New Roman" w:cs="Times New Roman"/>
-          <w:sz w:val="24"/>
-          <w:szCs w:val="24"/>
-        </w:rPr>
-        <w:t>load_class</w:t>
-      </w:r>
-      <w:proofErr w:type="spellEnd"/>
-      <w:r>
-        <w:rPr>
-          <w:rFonts w:ascii="Times New Roman" w:eastAsia="Times New Roman" w:hAnsi="Times New Roman" w:cs="Times New Roman"/>
-          <w:sz w:val="24"/>
-          <w:szCs w:val="24"/>
-        </w:rPr>
-        <w:t xml:space="preserve"> для заполнения вектора </w:t>
-      </w:r>
-      <w:proofErr w:type="spellStart"/>
-      <w:r>
-        <w:rPr>
-          <w:rFonts w:ascii="Times New Roman" w:eastAsia="Times New Roman" w:hAnsi="Times New Roman" w:cs="Times New Roman"/>
-          <w:sz w:val="24"/>
-          <w:szCs w:val="24"/>
-        </w:rPr>
-        <w:t>classes</w:t>
-      </w:r>
-      <w:proofErr w:type="spellEnd"/>
-      <w:r>
-        <w:rPr>
-          <w:rFonts w:ascii="Times New Roman" w:eastAsia="Times New Roman" w:hAnsi="Times New Roman" w:cs="Times New Roman"/>
-          <w:sz w:val="24"/>
-          <w:szCs w:val="24"/>
-        </w:rPr>
-        <w:t xml:space="preserve">. Затем подготавливаются массивы </w:t>
-      </w:r>
-      <w:proofErr w:type="spellStart"/>
-      <w:proofErr w:type="gramStart"/>
-      <w:r>
-        <w:rPr>
-          <w:rFonts w:ascii="Times New Roman" w:eastAsia="Times New Roman" w:hAnsi="Times New Roman" w:cs="Times New Roman"/>
-          <w:sz w:val="24"/>
-          <w:szCs w:val="24"/>
-        </w:rPr>
-        <w:t>means</w:t>
-      </w:r>
-      <w:proofErr w:type="spellEnd"/>
-      <w:r>
-        <w:rPr>
-          <w:rFonts w:ascii="Times New Roman" w:eastAsia="Times New Roman" w:hAnsi="Times New Roman" w:cs="Times New Roman"/>
-          <w:sz w:val="24"/>
-          <w:szCs w:val="24"/>
-        </w:rPr>
-        <w:t>[</w:t>
-      </w:r>
-      <w:proofErr w:type="gramEnd"/>
-      <w:r>
-        <w:rPr>
-          <w:rFonts w:ascii="Times New Roman" w:eastAsia="Times New Roman" w:hAnsi="Times New Roman" w:cs="Times New Roman"/>
-          <w:sz w:val="24"/>
-          <w:szCs w:val="24"/>
-        </w:rPr>
-        <w:t xml:space="preserve">32][3] и </w:t>
-      </w:r>
-      <w:proofErr w:type="spellStart"/>
-      <w:r>
-        <w:rPr>
-          <w:rFonts w:ascii="Times New Roman" w:eastAsia="Times New Roman" w:hAnsi="Times New Roman" w:cs="Times New Roman"/>
-          <w:sz w:val="24"/>
-          <w:szCs w:val="24"/>
-        </w:rPr>
-        <w:t>inv_</w:t>
-      </w:r>
-      <w:proofErr w:type="gramStart"/>
-      <w:r>
-        <w:rPr>
-          <w:rFonts w:ascii="Times New Roman" w:eastAsia="Times New Roman" w:hAnsi="Times New Roman" w:cs="Times New Roman"/>
-          <w:sz w:val="24"/>
-          <w:szCs w:val="24"/>
-        </w:rPr>
-        <w:t>covs</w:t>
-      </w:r>
-      <w:proofErr w:type="spellEnd"/>
-      <w:r>
-        <w:rPr>
-          <w:rFonts w:ascii="Times New Roman" w:eastAsia="Times New Roman" w:hAnsi="Times New Roman" w:cs="Times New Roman"/>
-          <w:sz w:val="24"/>
-          <w:szCs w:val="24"/>
-        </w:rPr>
-        <w:t>[</w:t>
-      </w:r>
-      <w:proofErr w:type="gramEnd"/>
-      <w:r>
-        <w:rPr>
-          <w:rFonts w:ascii="Times New Roman" w:eastAsia="Times New Roman" w:hAnsi="Times New Roman" w:cs="Times New Roman"/>
-          <w:sz w:val="24"/>
-          <w:szCs w:val="24"/>
-        </w:rPr>
-        <w:t xml:space="preserve">32][3][3] на CPU, куда копируются значения из </w:t>
-      </w:r>
-      <w:proofErr w:type="spellStart"/>
-      <w:r>
-        <w:rPr>
-          <w:rFonts w:ascii="Times New Roman" w:eastAsia="Times New Roman" w:hAnsi="Times New Roman" w:cs="Times New Roman"/>
-          <w:sz w:val="24"/>
-          <w:szCs w:val="24"/>
-        </w:rPr>
-        <w:t>classes</w:t>
-      </w:r>
-      <w:proofErr w:type="spellEnd"/>
-      <w:r>
-        <w:rPr>
-          <w:rFonts w:ascii="Times New Roman" w:eastAsia="Times New Roman" w:hAnsi="Times New Roman" w:cs="Times New Roman"/>
-          <w:sz w:val="24"/>
-          <w:szCs w:val="24"/>
-        </w:rPr>
-        <w:t xml:space="preserve">, и они передаются в константную память GPU с помощью </w:t>
-      </w:r>
-      <w:proofErr w:type="spellStart"/>
-      <w:r>
-        <w:rPr>
-          <w:rFonts w:ascii="Times New Roman" w:eastAsia="Times New Roman" w:hAnsi="Times New Roman" w:cs="Times New Roman"/>
-          <w:sz w:val="24"/>
-          <w:szCs w:val="24"/>
-        </w:rPr>
-        <w:t>cudaMemcpyToSymbol</w:t>
-      </w:r>
-      <w:proofErr w:type="spellEnd"/>
-      <w:r>
-        <w:rPr>
-          <w:rFonts w:ascii="Times New Roman" w:eastAsia="Times New Roman" w:hAnsi="Times New Roman" w:cs="Times New Roman"/>
-          <w:sz w:val="24"/>
-          <w:szCs w:val="24"/>
-        </w:rPr>
-        <w:t>. Вычисляется размер пиксельных данных в байтах, выделяется память на устройстве (</w:t>
-      </w:r>
-      <w:proofErr w:type="spellStart"/>
-      <w:r>
-        <w:rPr>
-          <w:rFonts w:ascii="Times New Roman" w:eastAsia="Times New Roman" w:hAnsi="Times New Roman" w:cs="Times New Roman"/>
-          <w:sz w:val="24"/>
-          <w:szCs w:val="24"/>
-        </w:rPr>
-        <w:t>cudaMalloc</w:t>
-      </w:r>
-      <w:proofErr w:type="spellEnd"/>
-      <w:r>
-        <w:rPr>
-          <w:rFonts w:ascii="Times New Roman" w:eastAsia="Times New Roman" w:hAnsi="Times New Roman" w:cs="Times New Roman"/>
-          <w:sz w:val="24"/>
-          <w:szCs w:val="24"/>
-        </w:rPr>
-        <w:t>) и копируются пиксели (</w:t>
-      </w:r>
-      <w:proofErr w:type="spellStart"/>
-      <w:r>
-        <w:rPr>
-          <w:rFonts w:ascii="Times New Roman" w:eastAsia="Times New Roman" w:hAnsi="Times New Roman" w:cs="Times New Roman"/>
-          <w:sz w:val="24"/>
-          <w:szCs w:val="24"/>
-        </w:rPr>
-        <w:t>cudaMemcpy</w:t>
-      </w:r>
-      <w:proofErr w:type="spellEnd"/>
-      <w:r>
-        <w:rPr>
-          <w:rFonts w:ascii="Times New Roman" w:eastAsia="Times New Roman" w:hAnsi="Times New Roman" w:cs="Times New Roman"/>
-          <w:sz w:val="24"/>
-          <w:szCs w:val="24"/>
-        </w:rPr>
-        <w:t xml:space="preserve"> </w:t>
-      </w:r>
-      <w:proofErr w:type="spellStart"/>
-      <w:r>
-        <w:rPr>
-          <w:rFonts w:ascii="Times New Roman" w:eastAsia="Times New Roman" w:hAnsi="Times New Roman" w:cs="Times New Roman"/>
-          <w:sz w:val="24"/>
-          <w:szCs w:val="24"/>
-        </w:rPr>
-        <w:t>HostToDevice</w:t>
-      </w:r>
-      <w:proofErr w:type="spellEnd"/>
-      <w:r>
-        <w:rPr>
-          <w:rFonts w:ascii="Times New Roman" w:eastAsia="Times New Roman" w:hAnsi="Times New Roman" w:cs="Times New Roman"/>
-          <w:sz w:val="24"/>
-          <w:szCs w:val="24"/>
-        </w:rPr>
-        <w:t>). Определяется</w:t>
-      </w:r>
-      <w:r>
-        <w:rPr>
-          <w:rFonts w:ascii="Times New Roman" w:eastAsia="Times New Roman" w:hAnsi="Times New Roman" w:cs="Times New Roman"/>
-          <w:sz w:val="24"/>
-          <w:szCs w:val="24"/>
-          <w:lang w:val="en-US"/>
-        </w:rPr>
-        <w:t xml:space="preserve"> </w:t>
-      </w:r>
-      <w:r>
-        <w:rPr>
-          <w:rFonts w:ascii="Times New Roman" w:eastAsia="Times New Roman" w:hAnsi="Times New Roman" w:cs="Times New Roman"/>
-          <w:sz w:val="24"/>
-          <w:szCs w:val="24"/>
-        </w:rPr>
-        <w:t>количество</w:t>
-      </w:r>
-      <w:r>
-        <w:rPr>
-          <w:rFonts w:ascii="Times New Roman" w:eastAsia="Times New Roman" w:hAnsi="Times New Roman" w:cs="Times New Roman"/>
-          <w:sz w:val="24"/>
-          <w:szCs w:val="24"/>
-          <w:lang w:val="en-US"/>
-        </w:rPr>
-        <w:t xml:space="preserve"> </w:t>
-      </w:r>
-      <w:r>
-        <w:rPr>
-          <w:rFonts w:ascii="Times New Roman" w:eastAsia="Times New Roman" w:hAnsi="Times New Roman" w:cs="Times New Roman"/>
-          <w:sz w:val="24"/>
-          <w:szCs w:val="24"/>
-        </w:rPr>
-        <w:t>блоков</w:t>
-      </w:r>
-      <w:r>
-        <w:rPr>
-          <w:rFonts w:ascii="Times New Roman" w:eastAsia="Times New Roman" w:hAnsi="Times New Roman" w:cs="Times New Roman"/>
-          <w:sz w:val="24"/>
-          <w:szCs w:val="24"/>
-          <w:lang w:val="en-US"/>
-        </w:rPr>
-        <w:t>: (</w:t>
-      </w:r>
-      <w:proofErr w:type="spellStart"/>
-      <w:r>
-        <w:rPr>
-          <w:rFonts w:ascii="Times New Roman" w:eastAsia="Times New Roman" w:hAnsi="Times New Roman" w:cs="Times New Roman"/>
-          <w:sz w:val="24"/>
-          <w:szCs w:val="24"/>
-          <w:lang w:val="en-US"/>
-        </w:rPr>
-        <w:t>wh</w:t>
-      </w:r>
-      <w:proofErr w:type="spellEnd"/>
-      <w:r>
-        <w:rPr>
-          <w:rFonts w:ascii="Times New Roman" w:eastAsia="Times New Roman" w:hAnsi="Times New Roman" w:cs="Times New Roman"/>
-          <w:sz w:val="24"/>
-          <w:szCs w:val="24"/>
-          <w:lang w:val="en-US"/>
-        </w:rPr>
-        <w:t xml:space="preserve"> + </w:t>
-      </w:r>
-      <w:proofErr w:type="spellStart"/>
-      <w:r>
-        <w:rPr>
-          <w:rFonts w:ascii="Times New Roman" w:eastAsia="Times New Roman" w:hAnsi="Times New Roman" w:cs="Times New Roman"/>
-          <w:sz w:val="24"/>
-          <w:szCs w:val="24"/>
-          <w:lang w:val="en-US"/>
-        </w:rPr>
-        <w:t>threads_per_block</w:t>
-      </w:r>
-      <w:proofErr w:type="spellEnd"/>
-      <w:r>
-        <w:rPr>
-          <w:rFonts w:ascii="Times New Roman" w:eastAsia="Times New Roman" w:hAnsi="Times New Roman" w:cs="Times New Roman"/>
-          <w:sz w:val="24"/>
-          <w:szCs w:val="24"/>
-          <w:lang w:val="en-US"/>
-        </w:rPr>
-        <w:t xml:space="preserve"> - 1) / </w:t>
-      </w:r>
-      <w:proofErr w:type="spellStart"/>
-      <w:r>
-        <w:rPr>
-          <w:rFonts w:ascii="Times New Roman" w:eastAsia="Times New Roman" w:hAnsi="Times New Roman" w:cs="Times New Roman"/>
-          <w:sz w:val="24"/>
-          <w:szCs w:val="24"/>
-          <w:lang w:val="en-US"/>
-        </w:rPr>
-        <w:t>threads_per_block</w:t>
-      </w:r>
-      <w:proofErr w:type="spellEnd"/>
-      <w:r>
-        <w:rPr>
-          <w:rFonts w:ascii="Times New Roman" w:eastAsia="Times New Roman" w:hAnsi="Times New Roman" w:cs="Times New Roman"/>
-          <w:sz w:val="24"/>
-          <w:szCs w:val="24"/>
-          <w:lang w:val="en-US"/>
-        </w:rPr>
-        <w:t xml:space="preserve"> </w:t>
-      </w:r>
-      <w:r>
-        <w:rPr>
-          <w:rFonts w:ascii="Times New Roman" w:eastAsia="Times New Roman" w:hAnsi="Times New Roman" w:cs="Times New Roman"/>
-          <w:sz w:val="24"/>
-          <w:szCs w:val="24"/>
-        </w:rPr>
-        <w:t>при</w:t>
-      </w:r>
-      <w:r>
-        <w:rPr>
-          <w:rFonts w:ascii="Times New Roman" w:eastAsia="Times New Roman" w:hAnsi="Times New Roman" w:cs="Times New Roman"/>
-          <w:sz w:val="24"/>
-          <w:szCs w:val="24"/>
-          <w:lang w:val="en-US"/>
-        </w:rPr>
-        <w:t xml:space="preserve"> </w:t>
-      </w:r>
-      <w:proofErr w:type="spellStart"/>
-      <w:r>
-        <w:rPr>
-          <w:rFonts w:ascii="Times New Roman" w:eastAsia="Times New Roman" w:hAnsi="Times New Roman" w:cs="Times New Roman"/>
-          <w:sz w:val="24"/>
-          <w:szCs w:val="24"/>
-          <w:lang w:val="en-US"/>
-        </w:rPr>
-        <w:t>threads_per_block</w:t>
-      </w:r>
-      <w:proofErr w:type="spellEnd"/>
-      <w:r>
-        <w:rPr>
-          <w:rFonts w:ascii="Times New Roman" w:eastAsia="Times New Roman" w:hAnsi="Times New Roman" w:cs="Times New Roman"/>
-          <w:sz w:val="24"/>
-          <w:szCs w:val="24"/>
-          <w:lang w:val="en-US"/>
-        </w:rPr>
-        <w:t xml:space="preserve"> = 256, </w:t>
-      </w:r>
-      <w:r>
-        <w:rPr>
-          <w:rFonts w:ascii="Times New Roman" w:eastAsia="Times New Roman" w:hAnsi="Times New Roman" w:cs="Times New Roman"/>
-          <w:sz w:val="24"/>
-          <w:szCs w:val="24"/>
-        </w:rPr>
-        <w:t>и</w:t>
-      </w:r>
-      <w:r>
-        <w:rPr>
-          <w:rFonts w:ascii="Times New Roman" w:eastAsia="Times New Roman" w:hAnsi="Times New Roman" w:cs="Times New Roman"/>
-          <w:sz w:val="24"/>
-          <w:szCs w:val="24"/>
-          <w:lang w:val="en-US"/>
-        </w:rPr>
-        <w:t xml:space="preserve"> </w:t>
-      </w:r>
-      <w:r>
-        <w:rPr>
-          <w:rFonts w:ascii="Times New Roman" w:eastAsia="Times New Roman" w:hAnsi="Times New Roman" w:cs="Times New Roman"/>
-          <w:sz w:val="24"/>
-          <w:szCs w:val="24"/>
-        </w:rPr>
-        <w:t>запускается</w:t>
-      </w:r>
-      <w:r>
-        <w:rPr>
-          <w:rFonts w:ascii="Times New Roman" w:eastAsia="Times New Roman" w:hAnsi="Times New Roman" w:cs="Times New Roman"/>
-          <w:sz w:val="24"/>
-          <w:szCs w:val="24"/>
-          <w:lang w:val="en-US"/>
-        </w:rPr>
-        <w:t xml:space="preserve"> </w:t>
-      </w:r>
-      <w:r>
-        <w:rPr>
-          <w:rFonts w:ascii="Times New Roman" w:eastAsia="Times New Roman" w:hAnsi="Times New Roman" w:cs="Times New Roman"/>
-          <w:sz w:val="24"/>
-          <w:szCs w:val="24"/>
-        </w:rPr>
-        <w:t>ядро</w:t>
-      </w:r>
-      <w:r>
-        <w:rPr>
-          <w:rFonts w:ascii="Times New Roman" w:eastAsia="Times New Roman" w:hAnsi="Times New Roman" w:cs="Times New Roman"/>
-          <w:sz w:val="24"/>
-          <w:szCs w:val="24"/>
-          <w:lang w:val="en-US"/>
-        </w:rPr>
-        <w:t xml:space="preserve"> </w:t>
-      </w:r>
-      <w:proofErr w:type="spellStart"/>
-      <w:r>
-        <w:rPr>
-          <w:rFonts w:ascii="Times New Roman" w:eastAsia="Times New Roman" w:hAnsi="Times New Roman" w:cs="Times New Roman"/>
-          <w:sz w:val="24"/>
-          <w:szCs w:val="24"/>
-          <w:lang w:val="en-US"/>
-        </w:rPr>
-        <w:t>mahalanobis_kernel</w:t>
-      </w:r>
-      <w:proofErr w:type="spellEnd"/>
-      <w:r>
-        <w:rPr>
-          <w:rFonts w:ascii="Times New Roman" w:eastAsia="Times New Roman" w:hAnsi="Times New Roman" w:cs="Times New Roman"/>
-          <w:sz w:val="24"/>
-          <w:szCs w:val="24"/>
-          <w:lang w:val="en-US"/>
-        </w:rPr>
-        <w:t xml:space="preserve">. </w:t>
-      </w:r>
-      <w:r>
-        <w:rPr>
-          <w:rFonts w:ascii="Times New Roman" w:eastAsia="Times New Roman" w:hAnsi="Times New Roman" w:cs="Times New Roman"/>
-          <w:sz w:val="24"/>
-          <w:szCs w:val="24"/>
-        </w:rPr>
-        <w:t>После синхронизации (</w:t>
-      </w:r>
-      <w:proofErr w:type="spellStart"/>
-      <w:r>
-        <w:rPr>
-          <w:rFonts w:ascii="Times New Roman" w:eastAsia="Times New Roman" w:hAnsi="Times New Roman" w:cs="Times New Roman"/>
-          <w:sz w:val="24"/>
-          <w:szCs w:val="24"/>
-        </w:rPr>
-        <w:t>cudaDeviceSynchronize</w:t>
-      </w:r>
-      <w:proofErr w:type="spellEnd"/>
-      <w:r>
-        <w:rPr>
-          <w:rFonts w:ascii="Times New Roman" w:eastAsia="Times New Roman" w:hAnsi="Times New Roman" w:cs="Times New Roman"/>
-          <w:sz w:val="24"/>
-          <w:szCs w:val="24"/>
-        </w:rPr>
-        <w:t xml:space="preserve">) результат копируется обратно на хост в вектор </w:t>
-      </w:r>
-      <w:proofErr w:type="spellStart"/>
-      <w:r>
-        <w:rPr>
-          <w:rFonts w:ascii="Times New Roman" w:eastAsia="Times New Roman" w:hAnsi="Times New Roman" w:cs="Times New Roman"/>
-          <w:sz w:val="24"/>
-          <w:szCs w:val="24"/>
-        </w:rPr>
-        <w:t>h_pixels</w:t>
-      </w:r>
-      <w:proofErr w:type="spellEnd"/>
-      <w:r>
-        <w:rPr>
-          <w:rFonts w:ascii="Times New Roman" w:eastAsia="Times New Roman" w:hAnsi="Times New Roman" w:cs="Times New Roman"/>
-          <w:sz w:val="24"/>
-          <w:szCs w:val="24"/>
-        </w:rPr>
-        <w:t xml:space="preserve">. Освобождается память на GPU, и итоговое изображение (с номерами </w:t>
-      </w:r>
-      <w:r>
-        <w:rPr>
-          <w:rFonts w:ascii="Times New Roman" w:eastAsia="Times New Roman" w:hAnsi="Times New Roman" w:cs="Times New Roman"/>
-          <w:sz w:val="24"/>
-          <w:szCs w:val="24"/>
-        </w:rPr>
-        <w:lastRenderedPageBreak/>
-        <w:t>классов в альфа-канале) записывается в выходной бинарный файл. Все вызовы CUDA обёрнуты в макрос CSC для обработки ошибок</w:t>
-      </w:r>
-      <w:r>
-        <w:rPr>
-          <w:rFonts w:ascii="Times New Roman" w:eastAsia="Times New Roman" w:hAnsi="Times New Roman" w:cs="Times New Roman"/>
-          <w:sz w:val="24"/>
-          <w:szCs w:val="24"/>
-        </w:rPr>
-        <w:t>.</w:t>
+        <w:t>После завершения цикла матрица копируется обратно на хост, вычисляется произведение диагональных элементов, результат умножается на знак (при нечётном числе перестановок), память освобождается, и управление возвращается в main, где результат выводится в экспоненциальном формате с десятью знаками после запятой.</w:t>
       </w:r>
     </w:p>
     <w:p>
@@ -5209,6 +3805,7 @@
                 <w:bCs/>
                 <w:sz w:val="24"/>
                 <w:szCs w:val="24"/>
+                <w:lang w:val="en-US"/>
               </w:rPr>
             </w:pPr>
             <w:r>
@@ -5219,7 +3816,7 @@
                 <w:sz w:val="24"/>
                 <w:szCs w:val="24"/>
               </w:rPr>
-              <w:t xml:space="preserve">Размер </w:t>
+              <w:t>Размер</w:t>
             </w:r>
             <w:r>
               <w:rPr>
@@ -5229,7 +3826,7 @@
                 <w:sz w:val="24"/>
                 <w:szCs w:val="24"/>
               </w:rPr>
-              <w:t>изображения</w:t>
+              <w:t xml:space="preserve"> матрицы</w:t>
             </w:r>
           </w:p>
         </w:tc>
@@ -5378,19 +3975,25 @@
                 <w:sz w:val="24"/>
                 <w:szCs w:val="24"/>
               </w:rPr>
-              <w:t>128 × 128 (16 </w:t>
-            </w:r>
-            <w:proofErr w:type="spellStart"/>
-            <w:r>
+              <w:t>128 × 128</w:t>
+            </w:r>
+          </w:p>
+        </w:tc>
+        <w:tc>
+          <w:tcPr>
+            <w:tcW w:w="3007" w:type="dxa"/>
+            <w:vAlign w:val="center"/>
+          </w:tcPr>
+          <w:p>
+            <w:pPr>
+              <w:jc w:val="both"/>
               <w:rPr>
                 <w:rFonts w:ascii="Times New Roman" w:hAnsi="Times New Roman" w:cs="Times New Roman"/>
                 <w:color w:val="0F1115"/>
                 <w:sz w:val="24"/>
                 <w:szCs w:val="24"/>
               </w:rPr>
-              <w:t>Кп</w:t>
-            </w:r>
-            <w:proofErr w:type="spellEnd"/>
+            </w:pPr>
             <w:r>
               <w:rPr>
                 <w:rFonts w:ascii="Times New Roman" w:hAnsi="Times New Roman" w:cs="Times New Roman"/>
@@ -5398,7 +4001,7 @@
                 <w:sz w:val="24"/>
                 <w:szCs w:val="24"/>
               </w:rPr>
-              <w:t>)</w:t>
+              <w:t>&lt;&lt;1, 32&gt;&gt;</w:t>
             </w:r>
           </w:p>
         </w:tc>
@@ -5424,13 +4027,16 @@
                 <w:sz w:val="24"/>
                 <w:szCs w:val="24"/>
               </w:rPr>
-              <w:t>&lt;&lt;1, 32&gt;&gt;</w:t>
-            </w:r>
-          </w:p>
-        </w:tc>
-        <w:tc>
-          <w:tcPr>
-            <w:tcW w:w="3007" w:type="dxa"/>
+              <w:t>0.25</w:t>
+            </w:r>
+          </w:p>
+        </w:tc>
+      </w:tr>
+      <w:tr>
+        <w:tc>
+          <w:tcPr>
+            <w:tcW w:w="3005" w:type="dxa"/>
+            <w:vMerge/>
             <w:vAlign w:val="center"/>
           </w:tcPr>
           <w:p>
@@ -5443,15 +4049,23 @@
                 <w:szCs w:val="24"/>
               </w:rPr>
             </w:pPr>
-            <w:r>
+          </w:p>
+        </w:tc>
+        <w:tc>
+          <w:tcPr>
+            <w:tcW w:w="3007" w:type="dxa"/>
+            <w:vAlign w:val="center"/>
+          </w:tcPr>
+          <w:p>
+            <w:pPr>
+              <w:jc w:val="both"/>
               <w:rPr>
                 <w:rFonts w:ascii="Times New Roman" w:hAnsi="Times New Roman" w:cs="Times New Roman"/>
                 <w:color w:val="0F1115"/>
                 <w:sz w:val="24"/>
                 <w:szCs w:val="24"/>
               </w:rPr>
-              <w:t>0</w:t>
-            </w:r>
+            </w:pPr>
             <w:r>
               <w:rPr>
                 <w:rFonts w:ascii="Times New Roman" w:hAnsi="Times New Roman" w:cs="Times New Roman"/>
@@ -5459,7 +4073,42 @@
                 <w:sz w:val="24"/>
                 <w:szCs w:val="24"/>
               </w:rPr>
-              <w:t>.21</w:t>
+              <w:t>&lt;&lt;8×8, 16×16&gt;&gt;</w:t>
+            </w:r>
+          </w:p>
+        </w:tc>
+        <w:tc>
+          <w:tcPr>
+            <w:tcW w:w="3007" w:type="dxa"/>
+            <w:vAlign w:val="center"/>
+          </w:tcPr>
+          <w:p>
+            <w:pPr>
+              <w:jc w:val="both"/>
+              <w:rPr>
+                <w:rFonts w:ascii="Times New Roman" w:hAnsi="Times New Roman" w:cs="Times New Roman"/>
+                <w:color w:val="0F1115"/>
+                <w:sz w:val="24"/>
+                <w:szCs w:val="24"/>
+              </w:rPr>
+            </w:pPr>
+            <w:r>
+              <w:rPr>
+                <w:rFonts w:ascii="Times New Roman" w:hAnsi="Times New Roman" w:cs="Times New Roman"/>
+                <w:color w:val="0F1115"/>
+                <w:sz w:val="24"/>
+                <w:szCs w:val="24"/>
+              </w:rPr>
+              <w:t>0.</w:t>
+            </w:r>
+            <w:r>
+              <w:rPr>
+                <w:rFonts w:ascii="Times New Roman" w:hAnsi="Times New Roman" w:cs="Times New Roman"/>
+                <w:color w:val="0F1115"/>
+                <w:sz w:val="24"/>
+                <w:szCs w:val="24"/>
+              </w:rPr>
+              <w:t>20</w:t>
             </w:r>
           </w:p>
         </w:tc>
@@ -5505,7 +4154,7 @@
                 <w:sz w:val="24"/>
                 <w:szCs w:val="24"/>
               </w:rPr>
-              <w:t>&lt;&lt;8×8, 16×16&gt;&gt;</w:t>
+              <w:t>&lt;&lt;4×4, 32×32&gt;&gt;</w:t>
             </w:r>
           </w:p>
         </w:tc>
@@ -5540,7 +4189,7 @@
                 <w:sz w:val="24"/>
                 <w:szCs w:val="24"/>
               </w:rPr>
-              <w:t>18</w:t>
+              <w:t>22</w:t>
             </w:r>
           </w:p>
         </w:tc>
@@ -5549,19 +4198,27 @@
         <w:tc>
           <w:tcPr>
             <w:tcW w:w="3005" w:type="dxa"/>
-            <w:vMerge/>
+            <w:vMerge w:val="restart"/>
             <w:vAlign w:val="center"/>
           </w:tcPr>
           <w:p>
             <w:pPr>
               <w:jc w:val="both"/>
+              <w:rPr>
+                <w:rFonts w:ascii="Times New Roman" w:eastAsia="Times New Roman" w:hAnsi="Times New Roman" w:cs="Times New Roman"/>
+                <w:sz w:val="24"/>
+                <w:szCs w:val="24"/>
+              </w:rPr>
+            </w:pPr>
+            <w:r>
               <w:rPr>
                 <w:rFonts w:ascii="Times New Roman" w:hAnsi="Times New Roman" w:cs="Times New Roman"/>
                 <w:color w:val="0F1115"/>
                 <w:sz w:val="24"/>
                 <w:szCs w:val="24"/>
               </w:rPr>
-            </w:pPr>
+              <w:t>1024 × 1024</w:t>
+            </w:r>
           </w:p>
         </w:tc>
         <w:tc>
@@ -5572,12 +4229,79 @@
           <w:p>
             <w:pPr>
               <w:jc w:val="both"/>
+              <w:rPr>
+                <w:rFonts w:ascii="Times New Roman" w:eastAsia="Times New Roman" w:hAnsi="Times New Roman" w:cs="Times New Roman"/>
+                <w:sz w:val="24"/>
+                <w:szCs w:val="24"/>
+              </w:rPr>
+            </w:pPr>
+            <w:r>
               <w:rPr>
                 <w:rFonts w:ascii="Times New Roman" w:hAnsi="Times New Roman" w:cs="Times New Roman"/>
                 <w:color w:val="0F1115"/>
                 <w:sz w:val="24"/>
                 <w:szCs w:val="24"/>
               </w:rPr>
+              <w:t>&lt;&lt;1, 32&gt;&gt;</w:t>
+            </w:r>
+          </w:p>
+        </w:tc>
+        <w:tc>
+          <w:tcPr>
+            <w:tcW w:w="3007" w:type="dxa"/>
+            <w:vAlign w:val="center"/>
+          </w:tcPr>
+          <w:p>
+            <w:pPr>
+              <w:jc w:val="both"/>
+              <w:rPr>
+                <w:rFonts w:ascii="Times New Roman" w:eastAsia="Times New Roman" w:hAnsi="Times New Roman" w:cs="Times New Roman"/>
+                <w:sz w:val="24"/>
+                <w:szCs w:val="24"/>
+              </w:rPr>
+            </w:pPr>
+            <w:r>
+              <w:rPr>
+                <w:rFonts w:ascii="Times New Roman" w:eastAsia="Times New Roman" w:hAnsi="Times New Roman" w:cs="Times New Roman"/>
+                <w:sz w:val="24"/>
+                <w:szCs w:val="24"/>
+              </w:rPr>
+              <w:t>15.2</w:t>
+            </w:r>
+          </w:p>
+        </w:tc>
+      </w:tr>
+      <w:tr>
+        <w:tc>
+          <w:tcPr>
+            <w:tcW w:w="3005" w:type="dxa"/>
+            <w:vMerge/>
+            <w:vAlign w:val="center"/>
+          </w:tcPr>
+          <w:p>
+            <w:pPr>
+              <w:jc w:val="both"/>
+              <w:rPr>
+                <w:rFonts w:ascii="Times New Roman" w:eastAsia="Times New Roman" w:hAnsi="Times New Roman" w:cs="Times New Roman"/>
+                <w:sz w:val="24"/>
+                <w:szCs w:val="24"/>
+              </w:rPr>
+            </w:pPr>
+          </w:p>
+        </w:tc>
+        <w:tc>
+          <w:tcPr>
+            <w:tcW w:w="3007" w:type="dxa"/>
+            <w:vAlign w:val="center"/>
+          </w:tcPr>
+          <w:p>
+            <w:pPr>
+              <w:jc w:val="both"/>
+              <w:rPr>
+                <w:rFonts w:ascii="Times New Roman" w:eastAsia="Times New Roman" w:hAnsi="Times New Roman" w:cs="Times New Roman"/>
+                <w:sz w:val="24"/>
+                <w:szCs w:val="24"/>
+              </w:rPr>
             </w:pPr>
             <w:r>
               <w:rPr>
@@ -5586,7 +4310,7 @@
                 <w:sz w:val="24"/>
                 <w:szCs w:val="24"/>
               </w:rPr>
-              <w:t>&lt;&lt;4×4, 32×32&gt;&gt;</w:t>
+              <w:t>&lt;&lt;64×64, 16×16&gt;&gt;</w:t>
             </w:r>
           </w:p>
         </w:tc>
@@ -5598,12 +4322,106 @@
           <w:p>
             <w:pPr>
               <w:jc w:val="both"/>
+              <w:rPr>
+                <w:rFonts w:ascii="Times New Roman" w:eastAsia="Times New Roman" w:hAnsi="Times New Roman" w:cs="Times New Roman"/>
+                <w:sz w:val="24"/>
+                <w:szCs w:val="24"/>
+              </w:rPr>
+            </w:pPr>
+            <w:r>
+              <w:rPr>
+                <w:rFonts w:ascii="Times New Roman" w:eastAsia="Times New Roman" w:hAnsi="Times New Roman" w:cs="Times New Roman"/>
+                <w:sz w:val="24"/>
+                <w:szCs w:val="24"/>
+              </w:rPr>
+              <w:t>3.8</w:t>
+            </w:r>
+          </w:p>
+        </w:tc>
+      </w:tr>
+      <w:tr>
+        <w:tc>
+          <w:tcPr>
+            <w:tcW w:w="3005" w:type="dxa"/>
+            <w:vMerge/>
+            <w:vAlign w:val="center"/>
+          </w:tcPr>
+          <w:p>
+            <w:pPr>
+              <w:jc w:val="both"/>
+              <w:rPr>
+                <w:rFonts w:ascii="Times New Roman" w:eastAsia="Times New Roman" w:hAnsi="Times New Roman" w:cs="Times New Roman"/>
+                <w:sz w:val="24"/>
+                <w:szCs w:val="24"/>
+              </w:rPr>
+            </w:pPr>
+          </w:p>
+        </w:tc>
+        <w:tc>
+          <w:tcPr>
+            <w:tcW w:w="3007" w:type="dxa"/>
+            <w:vAlign w:val="center"/>
+          </w:tcPr>
+          <w:p>
+            <w:pPr>
+              <w:jc w:val="both"/>
+              <w:rPr>
+                <w:rFonts w:ascii="Times New Roman" w:eastAsia="Times New Roman" w:hAnsi="Times New Roman" w:cs="Times New Roman"/>
+                <w:sz w:val="24"/>
+                <w:szCs w:val="24"/>
+              </w:rPr>
+            </w:pPr>
+            <w:r>
               <w:rPr>
                 <w:rFonts w:ascii="Times New Roman" w:hAnsi="Times New Roman" w:cs="Times New Roman"/>
                 <w:color w:val="0F1115"/>
                 <w:sz w:val="24"/>
                 <w:szCs w:val="24"/>
               </w:rPr>
+              <w:t>&lt;&lt;32×32, 32×32&gt;&gt;</w:t>
+            </w:r>
+          </w:p>
+        </w:tc>
+        <w:tc>
+          <w:tcPr>
+            <w:tcW w:w="3007" w:type="dxa"/>
+            <w:vAlign w:val="center"/>
+          </w:tcPr>
+          <w:p>
+            <w:pPr>
+              <w:jc w:val="both"/>
+              <w:rPr>
+                <w:rFonts w:ascii="Times New Roman" w:eastAsia="Times New Roman" w:hAnsi="Times New Roman" w:cs="Times New Roman"/>
+                <w:sz w:val="24"/>
+                <w:szCs w:val="24"/>
+              </w:rPr>
+            </w:pPr>
+            <w:r>
+              <w:rPr>
+                <w:rFonts w:ascii="Times New Roman" w:eastAsia="Times New Roman" w:hAnsi="Times New Roman" w:cs="Times New Roman"/>
+                <w:sz w:val="24"/>
+                <w:szCs w:val="24"/>
+              </w:rPr>
+              <w:t>3.6</w:t>
+            </w:r>
+          </w:p>
+        </w:tc>
+      </w:tr>
+      <w:tr>
+        <w:tc>
+          <w:tcPr>
+            <w:tcW w:w="3005" w:type="dxa"/>
+            <w:vMerge w:val="restart"/>
+            <w:vAlign w:val="center"/>
+          </w:tcPr>
+          <w:p>
+            <w:pPr>
+              <w:jc w:val="both"/>
+              <w:rPr>
+                <w:rFonts w:ascii="Times New Roman" w:eastAsia="Times New Roman" w:hAnsi="Times New Roman" w:cs="Times New Roman"/>
+                <w:sz w:val="24"/>
+                <w:szCs w:val="24"/>
+              </w:rPr>
             </w:pPr>
             <w:r>
               <w:rPr>
@@ -5612,8 +4430,24 @@
                 <w:sz w:val="24"/>
                 <w:szCs w:val="24"/>
               </w:rPr>
-              <w:t>0.</w:t>
-            </w:r>
+              <w:t>2048 × 2048</w:t>
+            </w:r>
+          </w:p>
+        </w:tc>
+        <w:tc>
+          <w:tcPr>
+            <w:tcW w:w="3007" w:type="dxa"/>
+            <w:vAlign w:val="center"/>
+          </w:tcPr>
+          <w:p>
+            <w:pPr>
+              <w:jc w:val="both"/>
+              <w:rPr>
+                <w:rFonts w:ascii="Times New Roman" w:eastAsia="Times New Roman" w:hAnsi="Times New Roman" w:cs="Times New Roman"/>
+                <w:sz w:val="24"/>
+                <w:szCs w:val="24"/>
+              </w:rPr>
+            </w:pPr>
             <w:r>
               <w:rPr>
                 <w:rFonts w:ascii="Times New Roman" w:hAnsi="Times New Roman" w:cs="Times New Roman"/>
@@ -5621,7 +4455,31 @@
                 <w:sz w:val="24"/>
                 <w:szCs w:val="24"/>
               </w:rPr>
-              <w:t>19</w:t>
+              <w:t>&lt;&lt;1, 32&gt;&gt;</w:t>
+            </w:r>
+          </w:p>
+        </w:tc>
+        <w:tc>
+          <w:tcPr>
+            <w:tcW w:w="3007" w:type="dxa"/>
+            <w:vAlign w:val="center"/>
+          </w:tcPr>
+          <w:p>
+            <w:pPr>
+              <w:jc w:val="both"/>
+              <w:rPr>
+                <w:rFonts w:ascii="Times New Roman" w:eastAsia="Times New Roman" w:hAnsi="Times New Roman" w:cs="Times New Roman"/>
+                <w:sz w:val="24"/>
+                <w:szCs w:val="24"/>
+              </w:rPr>
+            </w:pPr>
+            <w:r>
+              <w:rPr>
+                <w:rFonts w:ascii="Times New Roman" w:eastAsia="Times New Roman" w:hAnsi="Times New Roman" w:cs="Times New Roman"/>
+                <w:sz w:val="24"/>
+                <w:szCs w:val="24"/>
+              </w:rPr>
+              <w:t>125</w:t>
             </w:r>
           </w:p>
         </w:tc>
@@ -5630,7 +4488,23 @@
         <w:tc>
           <w:tcPr>
             <w:tcW w:w="3005" w:type="dxa"/>
-            <w:vMerge w:val="restart"/>
+            <w:vMerge/>
+            <w:vAlign w:val="center"/>
+          </w:tcPr>
+          <w:p>
+            <w:pPr>
+              <w:jc w:val="both"/>
+              <w:rPr>
+                <w:rFonts w:ascii="Times New Roman" w:eastAsia="Times New Roman" w:hAnsi="Times New Roman" w:cs="Times New Roman"/>
+                <w:sz w:val="24"/>
+                <w:szCs w:val="24"/>
+              </w:rPr>
+            </w:pPr>
+          </w:p>
+        </w:tc>
+        <w:tc>
+          <w:tcPr>
+            <w:tcW w:w="3007" w:type="dxa"/>
             <w:vAlign w:val="center"/>
           </w:tcPr>
           <w:p>
@@ -5649,8 +4523,51 @@
                 <w:sz w:val="24"/>
                 <w:szCs w:val="24"/>
               </w:rPr>
-              <w:t>1024 × 1024 (1 M)</w:t>
-            </w:r>
+              <w:t>&lt;&lt;128×128, 16×16&gt;&gt;</w:t>
+            </w:r>
+          </w:p>
+        </w:tc>
+        <w:tc>
+          <w:tcPr>
+            <w:tcW w:w="3007" w:type="dxa"/>
+            <w:vAlign w:val="center"/>
+          </w:tcPr>
+          <w:p>
+            <w:pPr>
+              <w:jc w:val="both"/>
+              <w:rPr>
+                <w:rFonts w:ascii="Times New Roman" w:eastAsia="Times New Roman" w:hAnsi="Times New Roman" w:cs="Times New Roman"/>
+                <w:sz w:val="24"/>
+                <w:szCs w:val="24"/>
+              </w:rPr>
+            </w:pPr>
+            <w:r>
+              <w:rPr>
+                <w:rFonts w:ascii="Times New Roman" w:eastAsia="Times New Roman" w:hAnsi="Times New Roman" w:cs="Times New Roman"/>
+                <w:sz w:val="24"/>
+                <w:szCs w:val="24"/>
+              </w:rPr>
+              <w:t>28.5</w:t>
+            </w:r>
+          </w:p>
+        </w:tc>
+      </w:tr>
+      <w:tr>
+        <w:tc>
+          <w:tcPr>
+            <w:tcW w:w="3005" w:type="dxa"/>
+            <w:vMerge/>
+            <w:vAlign w:val="center"/>
+          </w:tcPr>
+          <w:p>
+            <w:pPr>
+              <w:jc w:val="both"/>
+              <w:rPr>
+                <w:rFonts w:ascii="Times New Roman" w:eastAsia="Times New Roman" w:hAnsi="Times New Roman" w:cs="Times New Roman"/>
+                <w:sz w:val="24"/>
+                <w:szCs w:val="24"/>
+              </w:rPr>
+            </w:pPr>
           </w:p>
         </w:tc>
         <w:tc>
@@ -5674,7 +4591,7 @@
                 <w:sz w:val="24"/>
                 <w:szCs w:val="24"/>
               </w:rPr>
-              <w:t>&lt;&lt;1, 32&gt;&gt;</w:t>
+              <w:t>&lt;&lt;64×64, 32×32&gt;&gt;</w:t>
             </w:r>
           </w:p>
         </w:tc>
@@ -5698,7 +4615,7 @@
                 <w:sz w:val="24"/>
                 <w:szCs w:val="24"/>
               </w:rPr>
-              <w:t>4.3</w:t>
+              <w:t>27.0</w:t>
             </w:r>
           </w:p>
         </w:tc>
@@ -5707,23 +4624,7 @@
         <w:tc>
           <w:tcPr>
             <w:tcW w:w="3005" w:type="dxa"/>
-            <w:vMerge/>
-            <w:vAlign w:val="center"/>
-          </w:tcPr>
-          <w:p>
-            <w:pPr>
-              <w:jc w:val="both"/>
-              <w:rPr>
-                <w:rFonts w:ascii="Times New Roman" w:eastAsia="Times New Roman" w:hAnsi="Times New Roman" w:cs="Times New Roman"/>
-                <w:sz w:val="24"/>
-                <w:szCs w:val="24"/>
-              </w:rPr>
-            </w:pPr>
-          </w:p>
-        </w:tc>
-        <w:tc>
-          <w:tcPr>
-            <w:tcW w:w="3007" w:type="dxa"/>
+            <w:vMerge w:val="restart"/>
             <w:vAlign w:val="center"/>
           </w:tcPr>
           <w:p>
@@ -5742,7 +4643,7 @@
                 <w:sz w:val="24"/>
                 <w:szCs w:val="24"/>
               </w:rPr>
-              <w:t>&lt;&lt;64×64, 16×16&gt;&gt;</w:t>
+              <w:t>4096 × 4096</w:t>
             </w:r>
           </w:p>
         </w:tc>
@@ -5758,7 +4659,6 @@
                 <w:rFonts w:ascii="Times New Roman" w:eastAsia="Times New Roman" w:hAnsi="Times New Roman" w:cs="Times New Roman"/>
                 <w:sz w:val="24"/>
                 <w:szCs w:val="24"/>
-                <w:lang w:val="en-US"/>
               </w:rPr>
             </w:pPr>
             <w:r>
@@ -5768,8 +4668,67 @@
                 <w:sz w:val="24"/>
                 <w:szCs w:val="24"/>
               </w:rPr>
-              <w:t>1</w:t>
-            </w:r>
+              <w:t>&lt;&lt;1, 32&gt;&gt;</w:t>
+            </w:r>
+          </w:p>
+        </w:tc>
+        <w:tc>
+          <w:tcPr>
+            <w:tcW w:w="3007" w:type="dxa"/>
+            <w:vAlign w:val="center"/>
+          </w:tcPr>
+          <w:p>
+            <w:pPr>
+              <w:jc w:val="both"/>
+              <w:rPr>
+                <w:rFonts w:ascii="Times New Roman" w:eastAsia="Times New Roman" w:hAnsi="Times New Roman" w:cs="Times New Roman"/>
+                <w:sz w:val="24"/>
+                <w:szCs w:val="24"/>
+              </w:rPr>
+            </w:pPr>
+            <w:r>
+              <w:rPr>
+                <w:rFonts w:ascii="Times New Roman" w:eastAsia="Times New Roman" w:hAnsi="Times New Roman" w:cs="Times New Roman"/>
+                <w:sz w:val="24"/>
+                <w:szCs w:val="24"/>
+              </w:rPr>
+              <w:t>980</w:t>
+            </w:r>
+          </w:p>
+        </w:tc>
+      </w:tr>
+      <w:tr>
+        <w:tc>
+          <w:tcPr>
+            <w:tcW w:w="3005" w:type="dxa"/>
+            <w:vMerge/>
+            <w:vAlign w:val="center"/>
+          </w:tcPr>
+          <w:p>
+            <w:pPr>
+              <w:jc w:val="both"/>
+              <w:rPr>
+                <w:rFonts w:ascii="Times New Roman" w:eastAsia="Times New Roman" w:hAnsi="Times New Roman" w:cs="Times New Roman"/>
+                <w:sz w:val="24"/>
+                <w:szCs w:val="24"/>
+              </w:rPr>
+            </w:pPr>
+          </w:p>
+        </w:tc>
+        <w:tc>
+          <w:tcPr>
+            <w:tcW w:w="3007" w:type="dxa"/>
+            <w:vAlign w:val="center"/>
+          </w:tcPr>
+          <w:p>
+            <w:pPr>
+              <w:jc w:val="both"/>
+              <w:rPr>
+                <w:rFonts w:ascii="Times New Roman" w:eastAsia="Times New Roman" w:hAnsi="Times New Roman" w:cs="Times New Roman"/>
+                <w:sz w:val="24"/>
+                <w:szCs w:val="24"/>
+              </w:rPr>
+            </w:pPr>
             <w:r>
               <w:rPr>
                 <w:rFonts w:ascii="Times New Roman" w:hAnsi="Times New Roman" w:cs="Times New Roman"/>
@@ -5777,8 +4736,67 @@
                 <w:sz w:val="24"/>
                 <w:szCs w:val="24"/>
               </w:rPr>
-              <w:t>.</w:t>
-            </w:r>
+              <w:t>&lt;&lt;256×256, 16×16&gt;&gt;</w:t>
+            </w:r>
+          </w:p>
+        </w:tc>
+        <w:tc>
+          <w:tcPr>
+            <w:tcW w:w="3007" w:type="dxa"/>
+            <w:vAlign w:val="center"/>
+          </w:tcPr>
+          <w:p>
+            <w:pPr>
+              <w:jc w:val="both"/>
+              <w:rPr>
+                <w:rFonts w:ascii="Times New Roman" w:eastAsia="Times New Roman" w:hAnsi="Times New Roman" w:cs="Times New Roman"/>
+                <w:sz w:val="24"/>
+                <w:szCs w:val="24"/>
+              </w:rPr>
+            </w:pPr>
+            <w:r>
+              <w:rPr>
+                <w:rFonts w:ascii="Times New Roman" w:eastAsia="Times New Roman" w:hAnsi="Times New Roman" w:cs="Times New Roman"/>
+                <w:sz w:val="24"/>
+                <w:szCs w:val="24"/>
+              </w:rPr>
+              <w:t>215</w:t>
+            </w:r>
+          </w:p>
+        </w:tc>
+      </w:tr>
+      <w:tr>
+        <w:tc>
+          <w:tcPr>
+            <w:tcW w:w="3005" w:type="dxa"/>
+            <w:vMerge/>
+            <w:vAlign w:val="center"/>
+          </w:tcPr>
+          <w:p>
+            <w:pPr>
+              <w:jc w:val="both"/>
+              <w:rPr>
+                <w:rFonts w:ascii="Times New Roman" w:eastAsia="Times New Roman" w:hAnsi="Times New Roman" w:cs="Times New Roman"/>
+                <w:sz w:val="24"/>
+                <w:szCs w:val="24"/>
+              </w:rPr>
+            </w:pPr>
+          </w:p>
+        </w:tc>
+        <w:tc>
+          <w:tcPr>
+            <w:tcW w:w="3007" w:type="dxa"/>
+            <w:vAlign w:val="center"/>
+          </w:tcPr>
+          <w:p>
+            <w:pPr>
+              <w:jc w:val="both"/>
+              <w:rPr>
+                <w:rFonts w:ascii="Times New Roman" w:eastAsia="Times New Roman" w:hAnsi="Times New Roman" w:cs="Times New Roman"/>
+                <w:sz w:val="24"/>
+                <w:szCs w:val="24"/>
+              </w:rPr>
+            </w:pPr>
             <w:r>
               <w:rPr>
                 <w:rFonts w:ascii="Times New Roman" w:hAnsi="Times New Roman" w:cs="Times New Roman"/>
@@ -5786,16 +4804,13 @@
                 <w:sz w:val="24"/>
                 <w:szCs w:val="24"/>
               </w:rPr>
-              <w:t>2</w:t>
-            </w:r>
-          </w:p>
-        </w:tc>
-      </w:tr>
-      <w:tr>
-        <w:tc>
-          <w:tcPr>
-            <w:tcW w:w="3005" w:type="dxa"/>
-            <w:vMerge/>
+              <w:t>&lt;&lt;128×128, 32×32&gt;&gt;</w:t>
+            </w:r>
+          </w:p>
+        </w:tc>
+        <w:tc>
+          <w:tcPr>
+            <w:tcW w:w="3007" w:type="dxa"/>
             <w:vAlign w:val="center"/>
           </w:tcPr>
           <w:p>
@@ -5807,753 +4822,13 @@
                 <w:szCs w:val="24"/>
               </w:rPr>
             </w:pPr>
-          </w:p>
-        </w:tc>
-        <w:tc>
-          <w:tcPr>
-            <w:tcW w:w="3007" w:type="dxa"/>
-            <w:vAlign w:val="center"/>
-          </w:tcPr>
-          <w:p>
-            <w:pPr>
-              <w:jc w:val="both"/>
-              <w:rPr>
-                <w:rFonts w:ascii="Times New Roman" w:eastAsia="Times New Roman" w:hAnsi="Times New Roman" w:cs="Times New Roman"/>
-                <w:sz w:val="24"/>
-                <w:szCs w:val="24"/>
-              </w:rPr>
-            </w:pPr>
-            <w:r>
-              <w:rPr>
-                <w:rFonts w:ascii="Times New Roman" w:hAnsi="Times New Roman" w:cs="Times New Roman"/>
-                <w:color w:val="0F1115"/>
-                <w:sz w:val="24"/>
-                <w:szCs w:val="24"/>
-              </w:rPr>
-              <w:t>&lt;&lt;32×32, 32×32&gt;&gt;</w:t>
-            </w:r>
-          </w:p>
-        </w:tc>
-        <w:tc>
-          <w:tcPr>
-            <w:tcW w:w="3007" w:type="dxa"/>
-            <w:vAlign w:val="center"/>
-          </w:tcPr>
-          <w:p>
-            <w:pPr>
-              <w:jc w:val="both"/>
-              <w:rPr>
-                <w:rFonts w:ascii="Times New Roman" w:eastAsia="Times New Roman" w:hAnsi="Times New Roman" w:cs="Times New Roman"/>
-                <w:sz w:val="24"/>
-                <w:szCs w:val="24"/>
-                <w:lang w:val="en-US"/>
-              </w:rPr>
-            </w:pPr>
-            <w:r>
-              <w:rPr>
-                <w:rFonts w:ascii="Times New Roman" w:hAnsi="Times New Roman" w:cs="Times New Roman"/>
-                <w:color w:val="0F1115"/>
-                <w:sz w:val="24"/>
-                <w:szCs w:val="24"/>
-              </w:rPr>
-              <w:t>1</w:t>
-            </w:r>
-            <w:r>
-              <w:rPr>
-                <w:rFonts w:ascii="Times New Roman" w:hAnsi="Times New Roman" w:cs="Times New Roman"/>
-                <w:color w:val="0F1115"/>
-                <w:sz w:val="24"/>
-                <w:szCs w:val="24"/>
-              </w:rPr>
-              <w:t>.</w:t>
-            </w:r>
-            <w:r>
-              <w:rPr>
-                <w:rFonts w:ascii="Times New Roman" w:hAnsi="Times New Roman" w:cs="Times New Roman"/>
-                <w:color w:val="0F1115"/>
-                <w:sz w:val="24"/>
-                <w:szCs w:val="24"/>
-              </w:rPr>
-              <w:t>1</w:t>
-            </w:r>
-          </w:p>
-        </w:tc>
-      </w:tr>
-      <w:tr>
-        <w:tc>
-          <w:tcPr>
-            <w:tcW w:w="3005" w:type="dxa"/>
-            <w:vMerge w:val="restart"/>
-            <w:vAlign w:val="center"/>
-          </w:tcPr>
-          <w:p>
-            <w:pPr>
-              <w:jc w:val="both"/>
-              <w:rPr>
-                <w:rFonts w:ascii="Times New Roman" w:eastAsia="Times New Roman" w:hAnsi="Times New Roman" w:cs="Times New Roman"/>
-                <w:sz w:val="24"/>
-                <w:szCs w:val="24"/>
-              </w:rPr>
-            </w:pPr>
-            <w:r>
-              <w:rPr>
-                <w:rFonts w:ascii="Times New Roman" w:hAnsi="Times New Roman" w:cs="Times New Roman"/>
-                <w:color w:val="0F1115"/>
-                <w:sz w:val="24"/>
-                <w:szCs w:val="24"/>
-              </w:rPr>
-              <w:t>2048 × 2048 (4 M)</w:t>
-            </w:r>
-          </w:p>
-        </w:tc>
-        <w:tc>
-          <w:tcPr>
-            <w:tcW w:w="3007" w:type="dxa"/>
-            <w:vAlign w:val="center"/>
-          </w:tcPr>
-          <w:p>
-            <w:pPr>
-              <w:jc w:val="both"/>
-              <w:rPr>
-                <w:rFonts w:ascii="Times New Roman" w:eastAsia="Times New Roman" w:hAnsi="Times New Roman" w:cs="Times New Roman"/>
-                <w:sz w:val="24"/>
-                <w:szCs w:val="24"/>
-              </w:rPr>
-            </w:pPr>
-            <w:r>
-              <w:rPr>
-                <w:rFonts w:ascii="Times New Roman" w:hAnsi="Times New Roman" w:cs="Times New Roman"/>
-                <w:color w:val="0F1115"/>
-                <w:sz w:val="24"/>
-                <w:szCs w:val="24"/>
-              </w:rPr>
-              <w:t>&lt;&lt;1, 32&gt;&gt;</w:t>
-            </w:r>
-          </w:p>
-        </w:tc>
-        <w:tc>
-          <w:tcPr>
-            <w:tcW w:w="3007" w:type="dxa"/>
-            <w:vAlign w:val="center"/>
-          </w:tcPr>
-          <w:p>
-            <w:pPr>
-              <w:jc w:val="both"/>
-              <w:rPr>
-                <w:rFonts w:ascii="Times New Roman" w:eastAsia="Times New Roman" w:hAnsi="Times New Roman" w:cs="Times New Roman"/>
-                <w:sz w:val="24"/>
-                <w:szCs w:val="24"/>
-                <w:lang w:val="en-US"/>
-              </w:rPr>
-            </w:pPr>
-            <w:r>
-              <w:rPr>
-                <w:rFonts w:ascii="Times New Roman" w:hAnsi="Times New Roman" w:cs="Times New Roman"/>
-                <w:color w:val="0F1115"/>
-                <w:sz w:val="24"/>
-                <w:szCs w:val="24"/>
-              </w:rPr>
-              <w:t>17</w:t>
-            </w:r>
-            <w:r>
-              <w:rPr>
-                <w:rFonts w:ascii="Times New Roman" w:hAnsi="Times New Roman" w:cs="Times New Roman"/>
-                <w:color w:val="0F1115"/>
-                <w:sz w:val="24"/>
-                <w:szCs w:val="24"/>
-              </w:rPr>
-              <w:t>.2</w:t>
-            </w:r>
-          </w:p>
-        </w:tc>
-      </w:tr>
-      <w:tr>
-        <w:tc>
-          <w:tcPr>
-            <w:tcW w:w="3005" w:type="dxa"/>
-            <w:vMerge/>
-            <w:vAlign w:val="center"/>
-          </w:tcPr>
-          <w:p>
-            <w:pPr>
-              <w:jc w:val="both"/>
-              <w:rPr>
-                <w:rFonts w:ascii="Times New Roman" w:eastAsia="Times New Roman" w:hAnsi="Times New Roman" w:cs="Times New Roman"/>
-                <w:sz w:val="24"/>
-                <w:szCs w:val="24"/>
-              </w:rPr>
-            </w:pPr>
-          </w:p>
-        </w:tc>
-        <w:tc>
-          <w:tcPr>
-            <w:tcW w:w="3007" w:type="dxa"/>
-            <w:vAlign w:val="center"/>
-          </w:tcPr>
-          <w:p>
-            <w:pPr>
-              <w:jc w:val="both"/>
-              <w:rPr>
-                <w:rFonts w:ascii="Times New Roman" w:eastAsia="Times New Roman" w:hAnsi="Times New Roman" w:cs="Times New Roman"/>
-                <w:sz w:val="24"/>
-                <w:szCs w:val="24"/>
-              </w:rPr>
-            </w:pPr>
-            <w:r>
-              <w:rPr>
-                <w:rFonts w:ascii="Times New Roman" w:hAnsi="Times New Roman" w:cs="Times New Roman"/>
-                <w:color w:val="0F1115"/>
-                <w:sz w:val="24"/>
-                <w:szCs w:val="24"/>
-              </w:rPr>
-              <w:t>&lt;&lt;128×128, 16×16&gt;&gt;</w:t>
-            </w:r>
-          </w:p>
-        </w:tc>
-        <w:tc>
-          <w:tcPr>
-            <w:tcW w:w="3007" w:type="dxa"/>
-            <w:vAlign w:val="center"/>
-          </w:tcPr>
-          <w:p>
-            <w:pPr>
-              <w:jc w:val="both"/>
-              <w:rPr>
-                <w:rFonts w:ascii="Times New Roman" w:eastAsia="Times New Roman" w:hAnsi="Times New Roman" w:cs="Times New Roman"/>
-                <w:sz w:val="24"/>
-                <w:szCs w:val="24"/>
-                <w:lang w:val="en-US"/>
-              </w:rPr>
-            </w:pPr>
-            <w:r>
-              <w:rPr>
-                <w:rFonts w:ascii="Times New Roman" w:hAnsi="Times New Roman" w:cs="Times New Roman"/>
-                <w:color w:val="0F1115"/>
-                <w:sz w:val="24"/>
-                <w:szCs w:val="24"/>
-              </w:rPr>
-              <w:t>4</w:t>
-            </w:r>
-            <w:r>
-              <w:rPr>
-                <w:rFonts w:ascii="Times New Roman" w:hAnsi="Times New Roman" w:cs="Times New Roman"/>
-                <w:color w:val="0F1115"/>
-                <w:sz w:val="24"/>
-                <w:szCs w:val="24"/>
-              </w:rPr>
-              <w:t>.</w:t>
-            </w:r>
-            <w:r>
-              <w:rPr>
-                <w:rFonts w:ascii="Times New Roman" w:hAnsi="Times New Roman" w:cs="Times New Roman"/>
-                <w:color w:val="0F1115"/>
-                <w:sz w:val="24"/>
-                <w:szCs w:val="24"/>
-              </w:rPr>
-              <w:t>5</w:t>
-            </w:r>
-            <w:r>
-              <w:rPr>
-                <w:rFonts w:ascii="Times New Roman" w:hAnsi="Times New Roman" w:cs="Times New Roman"/>
-                <w:color w:val="0F1115"/>
-                <w:sz w:val="24"/>
-                <w:szCs w:val="24"/>
-              </w:rPr>
-              <w:t>8</w:t>
-            </w:r>
-          </w:p>
-        </w:tc>
-      </w:tr>
-      <w:tr>
-        <w:tc>
-          <w:tcPr>
-            <w:tcW w:w="3005" w:type="dxa"/>
-            <w:vMerge/>
-            <w:vAlign w:val="center"/>
-          </w:tcPr>
-          <w:p>
-            <w:pPr>
-              <w:jc w:val="both"/>
-              <w:rPr>
-                <w:rFonts w:ascii="Times New Roman" w:eastAsia="Times New Roman" w:hAnsi="Times New Roman" w:cs="Times New Roman"/>
-                <w:sz w:val="24"/>
-                <w:szCs w:val="24"/>
-              </w:rPr>
-            </w:pPr>
-          </w:p>
-        </w:tc>
-        <w:tc>
-          <w:tcPr>
-            <w:tcW w:w="3007" w:type="dxa"/>
-            <w:vAlign w:val="center"/>
-          </w:tcPr>
-          <w:p>
-            <w:pPr>
-              <w:jc w:val="both"/>
-              <w:rPr>
-                <w:rFonts w:ascii="Times New Roman" w:eastAsia="Times New Roman" w:hAnsi="Times New Roman" w:cs="Times New Roman"/>
-                <w:sz w:val="24"/>
-                <w:szCs w:val="24"/>
-              </w:rPr>
-            </w:pPr>
-            <w:r>
-              <w:rPr>
-                <w:rFonts w:ascii="Times New Roman" w:hAnsi="Times New Roman" w:cs="Times New Roman"/>
-                <w:color w:val="0F1115"/>
-                <w:sz w:val="24"/>
-                <w:szCs w:val="24"/>
-              </w:rPr>
-              <w:t>&lt;&lt;64×64, 32×32&gt;&gt;</w:t>
-            </w:r>
-          </w:p>
-        </w:tc>
-        <w:tc>
-          <w:tcPr>
-            <w:tcW w:w="3007" w:type="dxa"/>
-            <w:vAlign w:val="center"/>
-          </w:tcPr>
-          <w:p>
-            <w:pPr>
-              <w:jc w:val="both"/>
-              <w:rPr>
-                <w:rFonts w:ascii="Times New Roman" w:eastAsia="Times New Roman" w:hAnsi="Times New Roman" w:cs="Times New Roman"/>
-                <w:sz w:val="24"/>
-                <w:szCs w:val="24"/>
-              </w:rPr>
-            </w:pPr>
-            <w:r>
-              <w:rPr>
-                <w:rFonts w:ascii="Times New Roman" w:eastAsia="Times New Roman" w:hAnsi="Times New Roman" w:cs="Times New Roman"/>
-                <w:sz w:val="24"/>
-                <w:szCs w:val="24"/>
-              </w:rPr>
-              <w:t>4.1</w:t>
-            </w:r>
-          </w:p>
-        </w:tc>
-      </w:tr>
-      <w:tr>
-        <w:tc>
-          <w:tcPr>
-            <w:tcW w:w="3005" w:type="dxa"/>
-            <w:vMerge w:val="restart"/>
-            <w:vAlign w:val="center"/>
-          </w:tcPr>
-          <w:p>
-            <w:pPr>
-              <w:jc w:val="both"/>
-              <w:rPr>
-                <w:rFonts w:ascii="Times New Roman" w:eastAsia="Times New Roman" w:hAnsi="Times New Roman" w:cs="Times New Roman"/>
-                <w:sz w:val="24"/>
-                <w:szCs w:val="24"/>
-              </w:rPr>
-            </w:pPr>
-            <w:r>
-              <w:rPr>
-                <w:rFonts w:ascii="Times New Roman" w:hAnsi="Times New Roman" w:cs="Times New Roman"/>
-                <w:color w:val="0F1115"/>
-                <w:sz w:val="24"/>
-                <w:szCs w:val="24"/>
-              </w:rPr>
-              <w:t>4096 × 4096 (16 M)</w:t>
-            </w:r>
-          </w:p>
-        </w:tc>
-        <w:tc>
-          <w:tcPr>
-            <w:tcW w:w="3007" w:type="dxa"/>
-            <w:vAlign w:val="center"/>
-          </w:tcPr>
-          <w:p>
-            <w:pPr>
-              <w:jc w:val="both"/>
-              <w:rPr>
-                <w:rFonts w:ascii="Times New Roman" w:eastAsia="Times New Roman" w:hAnsi="Times New Roman" w:cs="Times New Roman"/>
-                <w:sz w:val="24"/>
-                <w:szCs w:val="24"/>
-              </w:rPr>
-            </w:pPr>
-            <w:r>
-              <w:rPr>
-                <w:rFonts w:ascii="Times New Roman" w:hAnsi="Times New Roman" w:cs="Times New Roman"/>
-                <w:color w:val="0F1115"/>
-                <w:sz w:val="24"/>
-                <w:szCs w:val="24"/>
-              </w:rPr>
-              <w:t>&lt;&lt;1, 32&gt;&gt;</w:t>
-            </w:r>
-          </w:p>
-        </w:tc>
-        <w:tc>
-          <w:tcPr>
-            <w:tcW w:w="3007" w:type="dxa"/>
-            <w:vAlign w:val="center"/>
-          </w:tcPr>
-          <w:p>
-            <w:pPr>
-              <w:jc w:val="both"/>
-              <w:rPr>
-                <w:rFonts w:ascii="Times New Roman" w:eastAsia="Times New Roman" w:hAnsi="Times New Roman" w:cs="Times New Roman"/>
-                <w:sz w:val="24"/>
-                <w:szCs w:val="24"/>
-              </w:rPr>
-            </w:pPr>
-            <w:r>
-              <w:rPr>
-                <w:rFonts w:ascii="Times New Roman" w:eastAsia="Times New Roman" w:hAnsi="Times New Roman" w:cs="Times New Roman"/>
-                <w:sz w:val="24"/>
-                <w:szCs w:val="24"/>
-              </w:rPr>
-              <w:t>69.0</w:t>
-            </w:r>
-          </w:p>
-        </w:tc>
-      </w:tr>
-      <w:tr>
-        <w:tc>
-          <w:tcPr>
-            <w:tcW w:w="3005" w:type="dxa"/>
-            <w:vMerge/>
-            <w:vAlign w:val="center"/>
-          </w:tcPr>
-          <w:p>
-            <w:pPr>
-              <w:jc w:val="both"/>
-              <w:rPr>
-                <w:rFonts w:ascii="Times New Roman" w:eastAsia="Times New Roman" w:hAnsi="Times New Roman" w:cs="Times New Roman"/>
-                <w:sz w:val="24"/>
-                <w:szCs w:val="24"/>
-              </w:rPr>
-            </w:pPr>
-          </w:p>
-        </w:tc>
-        <w:tc>
-          <w:tcPr>
-            <w:tcW w:w="3007" w:type="dxa"/>
-            <w:vAlign w:val="center"/>
-          </w:tcPr>
-          <w:p>
-            <w:pPr>
-              <w:jc w:val="both"/>
-              <w:rPr>
-                <w:rFonts w:ascii="Times New Roman" w:eastAsia="Times New Roman" w:hAnsi="Times New Roman" w:cs="Times New Roman"/>
-                <w:sz w:val="24"/>
-                <w:szCs w:val="24"/>
-              </w:rPr>
-            </w:pPr>
-            <w:r>
-              <w:rPr>
-                <w:rFonts w:ascii="Times New Roman" w:hAnsi="Times New Roman" w:cs="Times New Roman"/>
-                <w:color w:val="0F1115"/>
-                <w:sz w:val="24"/>
-                <w:szCs w:val="24"/>
-              </w:rPr>
-              <w:t>&lt;&lt;256×256, 16×16&gt;&gt;</w:t>
-            </w:r>
-          </w:p>
-        </w:tc>
-        <w:tc>
-          <w:tcPr>
-            <w:tcW w:w="3007" w:type="dxa"/>
-            <w:vAlign w:val="center"/>
-          </w:tcPr>
-          <w:p>
-            <w:pPr>
-              <w:jc w:val="both"/>
-              <w:rPr>
-                <w:rFonts w:ascii="Times New Roman" w:eastAsia="Times New Roman" w:hAnsi="Times New Roman" w:cs="Times New Roman"/>
-                <w:sz w:val="24"/>
-                <w:szCs w:val="24"/>
-              </w:rPr>
-            </w:pPr>
-            <w:r>
-              <w:rPr>
-                <w:rFonts w:ascii="Times New Roman" w:eastAsia="Times New Roman" w:hAnsi="Times New Roman" w:cs="Times New Roman"/>
-                <w:sz w:val="24"/>
-                <w:szCs w:val="24"/>
-              </w:rPr>
-              <w:t>17.8</w:t>
-            </w:r>
-          </w:p>
-        </w:tc>
-      </w:tr>
-      <w:tr>
-        <w:tc>
-          <w:tcPr>
-            <w:tcW w:w="3005" w:type="dxa"/>
-            <w:vMerge/>
-            <w:vAlign w:val="center"/>
-          </w:tcPr>
-          <w:p>
-            <w:pPr>
-              <w:jc w:val="both"/>
-              <w:rPr>
-                <w:rFonts w:ascii="Times New Roman" w:eastAsia="Times New Roman" w:hAnsi="Times New Roman" w:cs="Times New Roman"/>
-                <w:sz w:val="24"/>
-                <w:szCs w:val="24"/>
-              </w:rPr>
-            </w:pPr>
-          </w:p>
-        </w:tc>
-        <w:tc>
-          <w:tcPr>
-            <w:tcW w:w="3007" w:type="dxa"/>
-            <w:vAlign w:val="center"/>
-          </w:tcPr>
-          <w:p>
-            <w:pPr>
-              <w:jc w:val="both"/>
-              <w:rPr>
-                <w:rFonts w:ascii="Times New Roman" w:eastAsia="Times New Roman" w:hAnsi="Times New Roman" w:cs="Times New Roman"/>
-                <w:sz w:val="24"/>
-                <w:szCs w:val="24"/>
-              </w:rPr>
-            </w:pPr>
-            <w:r>
-              <w:rPr>
-                <w:rFonts w:ascii="Times New Roman" w:hAnsi="Times New Roman" w:cs="Times New Roman"/>
-                <w:color w:val="0F1115"/>
-                <w:sz w:val="24"/>
-                <w:szCs w:val="24"/>
-              </w:rPr>
-              <w:t>&lt;&lt;128×128, 32×32&gt;&gt;</w:t>
-            </w:r>
-          </w:p>
-        </w:tc>
-        <w:tc>
-          <w:tcPr>
-            <w:tcW w:w="3007" w:type="dxa"/>
-            <w:vAlign w:val="center"/>
-          </w:tcPr>
-          <w:p>
-            <w:pPr>
-              <w:jc w:val="both"/>
-              <w:rPr>
-                <w:rFonts w:ascii="Times New Roman" w:eastAsia="Times New Roman" w:hAnsi="Times New Roman" w:cs="Times New Roman"/>
-                <w:sz w:val="24"/>
-                <w:szCs w:val="24"/>
-              </w:rPr>
-            </w:pPr>
-            <w:r>
-              <w:rPr>
-                <w:rFonts w:ascii="Times New Roman" w:eastAsia="Times New Roman" w:hAnsi="Times New Roman" w:cs="Times New Roman"/>
-                <w:sz w:val="24"/>
-                <w:szCs w:val="24"/>
-              </w:rPr>
-              <w:t>16.5</w:t>
-            </w:r>
-          </w:p>
-        </w:tc>
-      </w:tr>
-      <w:tr>
-        <w:tc>
-          <w:tcPr>
-            <w:tcW w:w="3005" w:type="dxa"/>
-            <w:vMerge w:val="restart"/>
-            <w:vAlign w:val="center"/>
-          </w:tcPr>
-          <w:p>
-            <w:pPr>
-              <w:jc w:val="both"/>
-              <w:rPr>
-                <w:rFonts w:ascii="Times New Roman" w:eastAsia="Times New Roman" w:hAnsi="Times New Roman" w:cs="Times New Roman"/>
-                <w:sz w:val="24"/>
-                <w:szCs w:val="24"/>
-              </w:rPr>
-            </w:pPr>
-            <w:r>
-              <w:rPr>
-                <w:rFonts w:ascii="Times New Roman" w:hAnsi="Times New Roman" w:cs="Times New Roman"/>
-                <w:color w:val="0F1115"/>
-                <w:sz w:val="24"/>
-                <w:szCs w:val="24"/>
-              </w:rPr>
-              <w:t>8192 × 8192 (64 M)</w:t>
-            </w:r>
-          </w:p>
-        </w:tc>
-        <w:tc>
-          <w:tcPr>
-            <w:tcW w:w="3007" w:type="dxa"/>
-            <w:vAlign w:val="center"/>
-          </w:tcPr>
-          <w:p>
-            <w:pPr>
-              <w:jc w:val="both"/>
-              <w:rPr>
-                <w:rFonts w:ascii="Times New Roman" w:eastAsia="Times New Roman" w:hAnsi="Times New Roman" w:cs="Times New Roman"/>
-                <w:sz w:val="24"/>
-                <w:szCs w:val="24"/>
-              </w:rPr>
-            </w:pPr>
-            <w:r>
-              <w:rPr>
-                <w:rFonts w:ascii="Times New Roman" w:hAnsi="Times New Roman" w:cs="Times New Roman"/>
-                <w:color w:val="0F1115"/>
-                <w:sz w:val="24"/>
-                <w:szCs w:val="24"/>
-              </w:rPr>
-              <w:t>&lt;&lt;1, 32&gt;&gt;</w:t>
-            </w:r>
-          </w:p>
-        </w:tc>
-        <w:tc>
-          <w:tcPr>
-            <w:tcW w:w="3007" w:type="dxa"/>
-            <w:vAlign w:val="center"/>
-          </w:tcPr>
-          <w:p>
-            <w:pPr>
-              <w:jc w:val="both"/>
-              <w:rPr>
-                <w:rFonts w:ascii="Times New Roman" w:eastAsia="Times New Roman" w:hAnsi="Times New Roman" w:cs="Times New Roman"/>
-                <w:sz w:val="24"/>
-                <w:szCs w:val="24"/>
-              </w:rPr>
-            </w:pPr>
-            <w:r>
-              <w:rPr>
-                <w:rFonts w:ascii="Times New Roman" w:eastAsia="Times New Roman" w:hAnsi="Times New Roman" w:cs="Times New Roman"/>
-                <w:sz w:val="24"/>
-                <w:szCs w:val="24"/>
-              </w:rPr>
-              <w:t>278</w:t>
-            </w:r>
-          </w:p>
-        </w:tc>
-      </w:tr>
-      <w:tr>
-        <w:tc>
-          <w:tcPr>
-            <w:tcW w:w="3005" w:type="dxa"/>
-            <w:vMerge/>
-            <w:vAlign w:val="center"/>
-          </w:tcPr>
-          <w:p>
-            <w:pPr>
-              <w:jc w:val="both"/>
-              <w:rPr>
-                <w:rFonts w:ascii="Times New Roman" w:eastAsia="Times New Roman" w:hAnsi="Times New Roman" w:cs="Times New Roman"/>
-                <w:sz w:val="24"/>
-                <w:szCs w:val="24"/>
-              </w:rPr>
-            </w:pPr>
-          </w:p>
-        </w:tc>
-        <w:tc>
-          <w:tcPr>
-            <w:tcW w:w="3007" w:type="dxa"/>
-            <w:vAlign w:val="center"/>
-          </w:tcPr>
-          <w:p>
-            <w:pPr>
-              <w:jc w:val="both"/>
-              <w:rPr>
-                <w:rFonts w:ascii="Times New Roman" w:eastAsia="Times New Roman" w:hAnsi="Times New Roman" w:cs="Times New Roman"/>
-                <w:sz w:val="24"/>
-                <w:szCs w:val="24"/>
-              </w:rPr>
-            </w:pPr>
-            <w:r>
-              <w:rPr>
-                <w:rFonts w:ascii="Times New Roman" w:hAnsi="Times New Roman" w:cs="Times New Roman"/>
-                <w:color w:val="0F1115"/>
-                <w:sz w:val="24"/>
-                <w:szCs w:val="24"/>
-              </w:rPr>
-              <w:t>&lt;&lt;512×512, 16×16&gt;&gt;</w:t>
-            </w:r>
-          </w:p>
-        </w:tc>
-        <w:tc>
-          <w:tcPr>
-            <w:tcW w:w="3007" w:type="dxa"/>
-            <w:vAlign w:val="center"/>
-          </w:tcPr>
-          <w:p>
-            <w:pPr>
-              <w:jc w:val="both"/>
-              <w:rPr>
-                <w:rFonts w:ascii="Times New Roman" w:eastAsia="Times New Roman" w:hAnsi="Times New Roman" w:cs="Times New Roman"/>
-                <w:sz w:val="24"/>
-                <w:szCs w:val="24"/>
-              </w:rPr>
-            </w:pPr>
-            <w:r>
-              <w:rPr>
-                <w:rFonts w:ascii="Times New Roman" w:eastAsia="Times New Roman" w:hAnsi="Times New Roman" w:cs="Times New Roman"/>
-                <w:sz w:val="24"/>
-                <w:szCs w:val="24"/>
-              </w:rPr>
-              <w:t>71.4</w:t>
-            </w:r>
-          </w:p>
-        </w:tc>
-      </w:tr>
-      <w:tr>
-        <w:tc>
-          <w:tcPr>
-            <w:tcW w:w="3005" w:type="dxa"/>
-            <w:vMerge/>
-            <w:vAlign w:val="center"/>
-          </w:tcPr>
-          <w:p>
-            <w:pPr>
-              <w:jc w:val="both"/>
-              <w:rPr>
-                <w:rFonts w:ascii="Times New Roman" w:eastAsia="Times New Roman" w:hAnsi="Times New Roman" w:cs="Times New Roman"/>
-                <w:sz w:val="24"/>
-                <w:szCs w:val="24"/>
-              </w:rPr>
-            </w:pPr>
-          </w:p>
-        </w:tc>
-        <w:tc>
-          <w:tcPr>
-            <w:tcW w:w="3007" w:type="dxa"/>
-            <w:vAlign w:val="center"/>
-          </w:tcPr>
-          <w:p>
-            <w:pPr>
-              <w:jc w:val="both"/>
-              <w:rPr>
-                <w:rFonts w:ascii="Times New Roman" w:eastAsia="Times New Roman" w:hAnsi="Times New Roman" w:cs="Times New Roman"/>
-                <w:sz w:val="24"/>
-                <w:szCs w:val="24"/>
-              </w:rPr>
-            </w:pPr>
-            <w:r>
-              <w:rPr>
-                <w:rFonts w:ascii="Times New Roman" w:hAnsi="Times New Roman" w:cs="Times New Roman"/>
-                <w:color w:val="0F1115"/>
-                <w:sz w:val="24"/>
-                <w:szCs w:val="24"/>
-              </w:rPr>
-              <w:t>&lt;&lt;256×256, 32×32&gt;&gt;</w:t>
-            </w:r>
-          </w:p>
-        </w:tc>
-        <w:tc>
-          <w:tcPr>
-            <w:tcW w:w="3007" w:type="dxa"/>
-            <w:vAlign w:val="center"/>
-          </w:tcPr>
-          <w:p>
-            <w:pPr>
-              <w:jc w:val="both"/>
-              <w:rPr>
-                <w:rFonts w:ascii="Times New Roman" w:eastAsia="Times New Roman" w:hAnsi="Times New Roman" w:cs="Times New Roman"/>
-                <w:sz w:val="24"/>
-                <w:szCs w:val="24"/>
-              </w:rPr>
-            </w:pPr>
-            <w:r>
-              <w:rPr>
-                <w:rFonts w:ascii="Times New Roman" w:eastAsia="Times New Roman" w:hAnsi="Times New Roman" w:cs="Times New Roman"/>
-                <w:sz w:val="24"/>
-                <w:szCs w:val="24"/>
-              </w:rPr>
-              <w:t>66.2</w:t>
+            <w:r>
+              <w:rPr>
+                <w:rFonts w:ascii="Times New Roman" w:eastAsia="Times New Roman" w:hAnsi="Times New Roman" w:cs="Times New Roman"/>
+                <w:sz w:val="24"/>
+                <w:szCs w:val="24"/>
+              </w:rPr>
+              <w:t>205</w:t>
             </w:r>
           </w:p>
         </w:tc>
@@ -6632,7 +4907,7 @@
                 <w:sz w:val="24"/>
                 <w:szCs w:val="24"/>
               </w:rPr>
-              <w:t>изображения</w:t>
+              <w:t>матрицы</w:t>
             </w:r>
           </w:p>
         </w:tc>
@@ -6705,19 +4980,24 @@
                 <w:sz w:val="24"/>
                 <w:szCs w:val="24"/>
               </w:rPr>
-              <w:t>128 × 128 (16 </w:t>
-            </w:r>
-            <w:proofErr w:type="spellStart"/>
-            <w:r>
+              <w:t>128 × 128</w:t>
+            </w:r>
+          </w:p>
+        </w:tc>
+        <w:tc>
+          <w:tcPr>
+            <w:tcW w:w="4510" w:type="dxa"/>
+            <w:vAlign w:val="center"/>
+          </w:tcPr>
+          <w:p>
+            <w:pPr>
               <w:rPr>
                 <w:rFonts w:ascii="Times New Roman" w:hAnsi="Times New Roman" w:cs="Times New Roman"/>
                 <w:color w:val="0F1115"/>
                 <w:sz w:val="24"/>
                 <w:szCs w:val="24"/>
               </w:rPr>
-              <w:t>Кп</w:t>
-            </w:r>
-            <w:proofErr w:type="spellEnd"/>
+            </w:pPr>
             <w:r>
               <w:rPr>
                 <w:rFonts w:ascii="Times New Roman" w:hAnsi="Times New Roman" w:cs="Times New Roman"/>
@@ -6725,24 +5005,17 @@
                 <w:sz w:val="24"/>
                 <w:szCs w:val="24"/>
               </w:rPr>
-              <w:t>)</w:t>
-            </w:r>
-          </w:p>
-        </w:tc>
-        <w:tc>
-          <w:tcPr>
-            <w:tcW w:w="4510" w:type="dxa"/>
-            <w:vAlign w:val="center"/>
-          </w:tcPr>
-          <w:p>
-            <w:pPr>
+              <w:t>0.</w:t>
+            </w:r>
+            <w:r>
               <w:rPr>
                 <w:rFonts w:ascii="Times New Roman" w:hAnsi="Times New Roman" w:cs="Times New Roman"/>
                 <w:color w:val="0F1115"/>
                 <w:sz w:val="24"/>
                 <w:szCs w:val="24"/>
               </w:rPr>
-            </w:pPr>
+              <w:t>1</w:t>
+            </w:r>
             <w:r>
               <w:rPr>
                 <w:rFonts w:ascii="Times New Roman" w:hAnsi="Times New Roman" w:cs="Times New Roman"/>
@@ -6750,8 +5023,25 @@
                 <w:sz w:val="24"/>
                 <w:szCs w:val="24"/>
               </w:rPr>
-              <w:t>0.</w:t>
-            </w:r>
+              <w:t>5</w:t>
+            </w:r>
+          </w:p>
+        </w:tc>
+      </w:tr>
+      <w:tr>
+        <w:tc>
+          <w:tcPr>
+            <w:tcW w:w="4509" w:type="dxa"/>
+            <w:vAlign w:val="center"/>
+          </w:tcPr>
+          <w:p>
+            <w:pPr>
+              <w:rPr>
+                <w:rFonts w:ascii="Times New Roman" w:eastAsia="Times New Roman" w:hAnsi="Times New Roman" w:cs="Times New Roman"/>
+                <w:sz w:val="24"/>
+                <w:szCs w:val="24"/>
+              </w:rPr>
+            </w:pPr>
             <w:r>
               <w:rPr>
                 <w:rFonts w:ascii="Times New Roman" w:hAnsi="Times New Roman" w:cs="Times New Roman"/>
@@ -6759,7 +5049,30 @@
                 <w:sz w:val="24"/>
                 <w:szCs w:val="24"/>
               </w:rPr>
-              <w:t>12</w:t>
+              <w:t>1024 × 1024</w:t>
+            </w:r>
+          </w:p>
+        </w:tc>
+        <w:tc>
+          <w:tcPr>
+            <w:tcW w:w="4510" w:type="dxa"/>
+            <w:vAlign w:val="center"/>
+          </w:tcPr>
+          <w:p>
+            <w:pPr>
+              <w:rPr>
+                <w:rFonts w:ascii="Times New Roman" w:eastAsia="Times New Roman" w:hAnsi="Times New Roman" w:cs="Times New Roman"/>
+                <w:sz w:val="24"/>
+                <w:szCs w:val="24"/>
+              </w:rPr>
+            </w:pPr>
+            <w:r>
+              <w:rPr>
+                <w:rFonts w:ascii="Times New Roman" w:eastAsia="Times New Roman" w:hAnsi="Times New Roman" w:cs="Times New Roman"/>
+                <w:sz w:val="24"/>
+                <w:szCs w:val="24"/>
+              </w:rPr>
+              <w:t>380</w:t>
             </w:r>
           </w:p>
         </w:tc>
@@ -6785,7 +5098,7 @@
                 <w:sz w:val="24"/>
                 <w:szCs w:val="24"/>
               </w:rPr>
-              <w:t>1024 × 1024 (1 M)</w:t>
+              <w:t>2048 × 2048</w:t>
             </w:r>
           </w:p>
         </w:tc>
@@ -6808,7 +5121,7 @@
                 <w:sz w:val="24"/>
                 <w:szCs w:val="24"/>
               </w:rPr>
-              <w:t>52</w:t>
+              <w:t>3100</w:t>
             </w:r>
           </w:p>
         </w:tc>
@@ -6834,7 +5147,7 @@
                 <w:sz w:val="24"/>
                 <w:szCs w:val="24"/>
               </w:rPr>
-              <w:t>2048 × 2048 (4 M)</w:t>
+              <w:t>4096 × 4096</w:t>
             </w:r>
           </w:p>
         </w:tc>
@@ -6849,143 +5162,15 @@
                 <w:rFonts w:ascii="Times New Roman" w:eastAsia="Times New Roman" w:hAnsi="Times New Roman" w:cs="Times New Roman"/>
                 <w:sz w:val="24"/>
                 <w:szCs w:val="24"/>
-                <w:lang w:val="en-US"/>
-              </w:rPr>
-            </w:pPr>
-            <w:r>
-              <w:rPr>
-                <w:rFonts w:ascii="Times New Roman" w:eastAsia="Times New Roman" w:hAnsi="Times New Roman" w:cs="Times New Roman"/>
-                <w:sz w:val="24"/>
-                <w:szCs w:val="24"/>
-              </w:rPr>
-              <w:t>21</w:t>
-            </w:r>
-            <w:r>
-              <w:rPr>
-                <w:rFonts w:ascii="Times New Roman" w:eastAsia="Times New Roman" w:hAnsi="Times New Roman" w:cs="Times New Roman"/>
-                <w:sz w:val="24"/>
-                <w:szCs w:val="24"/>
-                <w:lang w:val="en-US"/>
-              </w:rPr>
-              <w:t>7</w:t>
-            </w:r>
-          </w:p>
-        </w:tc>
-      </w:tr>
-      <w:tr>
-        <w:tc>
-          <w:tcPr>
-            <w:tcW w:w="4509" w:type="dxa"/>
-            <w:vAlign w:val="center"/>
-          </w:tcPr>
-          <w:p>
-            <w:pPr>
-              <w:rPr>
-                <w:rFonts w:ascii="Times New Roman" w:eastAsia="Times New Roman" w:hAnsi="Times New Roman" w:cs="Times New Roman"/>
-                <w:sz w:val="24"/>
-                <w:szCs w:val="24"/>
-              </w:rPr>
-            </w:pPr>
-            <w:r>
-              <w:rPr>
-                <w:rFonts w:ascii="Times New Roman" w:hAnsi="Times New Roman" w:cs="Times New Roman"/>
-                <w:color w:val="0F1115"/>
-                <w:sz w:val="24"/>
-                <w:szCs w:val="24"/>
-              </w:rPr>
-              <w:t>4096 × 4096 (16 M)</w:t>
-            </w:r>
-          </w:p>
-        </w:tc>
-        <w:tc>
-          <w:tcPr>
-            <w:tcW w:w="4510" w:type="dxa"/>
-            <w:vAlign w:val="center"/>
-          </w:tcPr>
-          <w:p>
-            <w:pPr>
-              <w:rPr>
-                <w:rFonts w:ascii="Times New Roman" w:eastAsia="Times New Roman" w:hAnsi="Times New Roman" w:cs="Times New Roman"/>
-                <w:sz w:val="24"/>
-                <w:szCs w:val="24"/>
-                <w:lang w:val="en-US"/>
-              </w:rPr>
-            </w:pPr>
-            <w:r>
-              <w:rPr>
-                <w:rFonts w:ascii="Times New Roman" w:eastAsia="Times New Roman" w:hAnsi="Times New Roman" w:cs="Times New Roman"/>
-                <w:sz w:val="24"/>
-                <w:szCs w:val="24"/>
-              </w:rPr>
-              <w:t>85</w:t>
-            </w:r>
-            <w:r>
-              <w:rPr>
-                <w:rFonts w:ascii="Times New Roman" w:eastAsia="Times New Roman" w:hAnsi="Times New Roman" w:cs="Times New Roman"/>
-                <w:sz w:val="24"/>
-                <w:szCs w:val="24"/>
-                <w:lang w:val="en-US"/>
-              </w:rPr>
-              <w:t>1</w:t>
-            </w:r>
-          </w:p>
-        </w:tc>
-      </w:tr>
-      <w:tr>
-        <w:tc>
-          <w:tcPr>
-            <w:tcW w:w="4509" w:type="dxa"/>
-            <w:vAlign w:val="center"/>
-          </w:tcPr>
-          <w:p>
-            <w:pPr>
-              <w:rPr>
-                <w:rFonts w:ascii="Times New Roman" w:eastAsia="Times New Roman" w:hAnsi="Times New Roman" w:cs="Times New Roman"/>
-                <w:sz w:val="24"/>
-                <w:szCs w:val="24"/>
-              </w:rPr>
-            </w:pPr>
-            <w:r>
-              <w:rPr>
-                <w:rFonts w:ascii="Times New Roman" w:hAnsi="Times New Roman" w:cs="Times New Roman"/>
-                <w:color w:val="0F1115"/>
-                <w:sz w:val="24"/>
-                <w:szCs w:val="24"/>
-              </w:rPr>
-              <w:t>8192 × 8192 (64 M)</w:t>
-            </w:r>
-          </w:p>
-        </w:tc>
-        <w:tc>
-          <w:tcPr>
-            <w:tcW w:w="4510" w:type="dxa"/>
-            <w:vAlign w:val="center"/>
-          </w:tcPr>
-          <w:p>
-            <w:pPr>
-              <w:rPr>
-                <w:rFonts w:ascii="Times New Roman" w:eastAsia="Times New Roman" w:hAnsi="Times New Roman" w:cs="Times New Roman"/>
-                <w:sz w:val="24"/>
-                <w:szCs w:val="24"/>
-                <w:lang w:val="en-US"/>
-              </w:rPr>
-            </w:pPr>
-            <w:r>
-              <w:rPr>
-                <w:rFonts w:ascii="Times New Roman" w:eastAsia="Times New Roman" w:hAnsi="Times New Roman" w:cs="Times New Roman"/>
-                <w:sz w:val="24"/>
-                <w:szCs w:val="24"/>
-              </w:rPr>
-              <w:t>34</w:t>
-            </w:r>
-            <w:r>
-              <w:rPr>
-                <w:rFonts w:ascii="Times New Roman" w:eastAsia="Times New Roman" w:hAnsi="Times New Roman" w:cs="Times New Roman"/>
-                <w:sz w:val="24"/>
-                <w:szCs w:val="24"/>
-                <w:lang w:val="en-US"/>
-              </w:rPr>
-              <w:t>23</w:t>
+              </w:rPr>
+            </w:pPr>
+            <w:r>
+              <w:rPr>
+                <w:rFonts w:ascii="Times New Roman" w:eastAsia="Times New Roman" w:hAnsi="Times New Roman" w:cs="Times New Roman"/>
+                <w:sz w:val="24"/>
+                <w:szCs w:val="24"/>
+              </w:rPr>
+              <w:t>25200</w:t>
             </w:r>
           </w:p>
         </w:tc>
@@ -7003,11 +5188,13 @@
     </w:p>
     <w:p>
       <w:pPr>
+        <w:jc w:val="center"/>
         <w:rPr>
           <w:rFonts w:ascii="Times New Roman" w:eastAsia="Times New Roman" w:hAnsi="Times New Roman" w:cs="Times New Roman"/>
           <w:noProof/>
           <w:sz w:val="24"/>
           <w:szCs w:val="24"/>
+          <w:lang w:val="en-US"/>
         </w:rPr>
       </w:pPr>
     </w:p>
@@ -7015,60 +5202,1051 @@
       <w:pPr>
         <w:rPr>
           <w:rFonts w:ascii="Times New Roman" w:eastAsia="Times New Roman" w:hAnsi="Times New Roman" w:cs="Times New Roman"/>
+          <w:b/>
+          <w:bCs/>
           <w:noProof/>
-          <w:sz w:val="24"/>
-          <w:szCs w:val="24"/>
-        </w:rPr>
-      </w:pPr>
-      <w:r>
-        <w:rPr>
-          <w:rFonts w:ascii="Times New Roman" w:eastAsia="Times New Roman" w:hAnsi="Times New Roman" w:cs="Times New Roman"/>
+          <w:sz w:val="32"/>
+          <w:szCs w:val="32"/>
+        </w:rPr>
+      </w:pPr>
+      <w:r>
+        <w:rPr>
+          <w:rFonts w:ascii="Times New Roman" w:eastAsia="Times New Roman" w:hAnsi="Times New Roman" w:cs="Times New Roman"/>
+          <w:b/>
+          <w:bCs/>
           <w:noProof/>
-          <w:sz w:val="24"/>
-          <w:szCs w:val="24"/>
-        </w:rPr>
-        <w:t>Ввод:</w:t>
-      </w:r>
-      <w:r>
-        <w:rPr>
-          <w:rFonts w:ascii="Times New Roman" w:eastAsia="Times New Roman" w:hAnsi="Times New Roman" w:cs="Times New Roman"/>
+          <w:sz w:val="28"/>
+          <w:szCs w:val="28"/>
+        </w:rPr>
+        <w:t xml:space="preserve">Анализ </w:t>
+      </w:r>
+      <w:r>
+        <w:rPr>
+          <w:rFonts w:ascii="Times New Roman" w:eastAsia="Times New Roman" w:hAnsi="Times New Roman" w:cs="Times New Roman"/>
+          <w:b/>
+          <w:bCs/>
           <w:noProof/>
-          <w:sz w:val="24"/>
-          <w:szCs w:val="24"/>
-        </w:rPr>
-        <w:br/>
-      </w:r>
-      <w:r>
-        <w:rPr>
-          <w:rFonts w:ascii="Times New Roman" w:eastAsia="Times New Roman" w:hAnsi="Times New Roman" w:cs="Times New Roman"/>
+          <w:sz w:val="28"/>
+          <w:szCs w:val="28"/>
+        </w:rPr>
+        <w:t xml:space="preserve">производительности с помощью утилиы </w:t>
+      </w:r>
+      <w:r>
+        <w:rPr>
+          <w:rFonts w:ascii="Times New Roman" w:eastAsia="Times New Roman" w:hAnsi="Times New Roman" w:cs="Times New Roman"/>
+          <w:b/>
+          <w:bCs/>
           <w:noProof/>
-          <w:sz w:val="24"/>
-          <w:szCs w:val="24"/>
-        </w:rPr>
-        <w:t>in.data</w:t>
+          <w:sz w:val="28"/>
+          <w:szCs w:val="28"/>
+          <w:lang w:val="en-US"/>
+        </w:rPr>
+        <w:t>ncu</w:t>
+      </w:r>
+      <w:r>
+        <w:rPr>
+          <w:rFonts w:ascii="Times New Roman" w:eastAsia="Times New Roman" w:hAnsi="Times New Roman" w:cs="Times New Roman"/>
+          <w:b/>
+          <w:bCs/>
+          <w:noProof/>
+          <w:sz w:val="28"/>
+          <w:szCs w:val="28"/>
+        </w:rPr>
+        <w:t>.</w:t>
       </w:r>
     </w:p>
     <w:p>
       <w:pPr>
         <w:rPr>
           <w:rFonts w:ascii="Times New Roman" w:eastAsia="Times New Roman" w:hAnsi="Times New Roman" w:cs="Times New Roman"/>
+          <w:b/>
+          <w:bCs/>
           <w:noProof/>
           <w:sz w:val="24"/>
           <w:szCs w:val="24"/>
-        </w:rPr>
-      </w:pPr>
-      <w:r>
-        <w:rPr>
-          <w:rFonts w:ascii="Times New Roman" w:eastAsia="Times New Roman" w:hAnsi="Times New Roman" w:cs="Times New Roman"/>
+          <w:lang w:val="en-US"/>
+        </w:rPr>
+      </w:pPr>
+      <w:r>
+        <w:rPr>
+          <w:rFonts w:ascii="Times New Roman" w:eastAsia="Times New Roman" w:hAnsi="Times New Roman" w:cs="Times New Roman"/>
+          <w:b/>
+          <w:bCs/>
           <w:noProof/>
           <w:sz w:val="24"/>
           <w:szCs w:val="24"/>
         </w:rPr>
-        <w:t>out.data</w:t>
+        <w:t>Ядро</w:t>
+      </w:r>
+      <w:r>
+        <w:rPr>
+          <w:rFonts w:ascii="Times New Roman" w:eastAsia="Times New Roman" w:hAnsi="Times New Roman" w:cs="Times New Roman"/>
+          <w:b/>
+          <w:bCs/>
+          <w:noProof/>
+          <w:sz w:val="24"/>
+          <w:szCs w:val="24"/>
+          <w:lang w:val="en-US"/>
+        </w:rPr>
+        <w:t> eliminate2D_opt</w:t>
+      </w:r>
+    </w:p>
+    <w:tbl>
+      <w:tblPr>
+        <w:tblW w:w="10085" w:type="dxa"/>
+        <w:tblBorders>
+          <w:top w:val="single" w:sz="4" w:space="0" w:color="auto"/>
+          <w:left w:val="single" w:sz="4" w:space="0" w:color="auto"/>
+          <w:bottom w:val="single" w:sz="4" w:space="0" w:color="auto"/>
+          <w:right w:val="single" w:sz="4" w:space="0" w:color="auto"/>
+          <w:insideH w:val="single" w:sz="4" w:space="0" w:color="auto"/>
+          <w:insideV w:val="single" w:sz="4" w:space="0" w:color="auto"/>
+        </w:tblBorders>
+        <w:tblCellMar>
+          <w:top w:w="15" w:type="dxa"/>
+          <w:left w:w="15" w:type="dxa"/>
+          <w:bottom w:w="15" w:type="dxa"/>
+          <w:right w:w="15" w:type="dxa"/>
+        </w:tblCellMar>
+        <w:tblLook w:val="04A0" w:firstRow="1" w:lastRow="0" w:firstColumn="1" w:lastColumn="0" w:noHBand="0" w:noVBand="1"/>
+      </w:tblPr>
+      <w:tblGrid>
+        <w:gridCol w:w="3467"/>
+        <w:gridCol w:w="1426"/>
+        <w:gridCol w:w="5192"/>
+      </w:tblGrid>
+      <w:tr>
+        <w:trPr>
+          <w:tblHeader/>
+        </w:trPr>
+        <w:tc>
+          <w:tcPr>
+            <w:tcW w:w="3467" w:type="dxa"/>
+            <w:tcMar>
+              <w:top w:w="150" w:type="dxa"/>
+              <w:left w:w="0" w:type="dxa"/>
+              <w:bottom w:w="150" w:type="dxa"/>
+              <w:right w:w="240" w:type="dxa"/>
+            </w:tcMar>
+            <w:vAlign w:val="center"/>
+            <w:hideMark/>
+          </w:tcPr>
+          <w:p>
+            <w:pPr>
+              <w:rPr>
+                <w:rFonts w:ascii="Times New Roman" w:eastAsia="Times New Roman" w:hAnsi="Times New Roman" w:cs="Times New Roman"/>
+                <w:noProof/>
+                <w:sz w:val="24"/>
+                <w:szCs w:val="24"/>
+              </w:rPr>
+            </w:pPr>
+            <w:r>
+              <w:rPr>
+                <w:rFonts w:ascii="Times New Roman" w:eastAsia="Times New Roman" w:hAnsi="Times New Roman" w:cs="Times New Roman"/>
+                <w:noProof/>
+                <w:sz w:val="24"/>
+                <w:szCs w:val="24"/>
+              </w:rPr>
+              <w:t>Метрика (усреднённая по всем вызовам)</w:t>
+            </w:r>
+          </w:p>
+        </w:tc>
+        <w:tc>
+          <w:tcPr>
+            <w:tcW w:w="1416" w:type="dxa"/>
+            <w:tcMar>
+              <w:top w:w="150" w:type="dxa"/>
+              <w:left w:w="240" w:type="dxa"/>
+              <w:bottom w:w="150" w:type="dxa"/>
+              <w:right w:w="240" w:type="dxa"/>
+            </w:tcMar>
+            <w:vAlign w:val="center"/>
+            <w:hideMark/>
+          </w:tcPr>
+          <w:p>
+            <w:pPr>
+              <w:rPr>
+                <w:rFonts w:ascii="Times New Roman" w:eastAsia="Times New Roman" w:hAnsi="Times New Roman" w:cs="Times New Roman"/>
+                <w:noProof/>
+                <w:sz w:val="24"/>
+                <w:szCs w:val="24"/>
+              </w:rPr>
+            </w:pPr>
+            <w:r>
+              <w:rPr>
+                <w:rFonts w:ascii="Times New Roman" w:eastAsia="Times New Roman" w:hAnsi="Times New Roman" w:cs="Times New Roman"/>
+                <w:noProof/>
+                <w:sz w:val="24"/>
+                <w:szCs w:val="24"/>
+              </w:rPr>
+              <w:t>Значение</w:t>
+            </w:r>
+          </w:p>
+        </w:tc>
+        <w:tc>
+          <w:tcPr>
+            <w:tcW w:w="5202" w:type="dxa"/>
+            <w:tcMar>
+              <w:top w:w="150" w:type="dxa"/>
+              <w:left w:w="240" w:type="dxa"/>
+              <w:bottom w:w="150" w:type="dxa"/>
+              <w:right w:w="240" w:type="dxa"/>
+            </w:tcMar>
+            <w:vAlign w:val="center"/>
+            <w:hideMark/>
+          </w:tcPr>
+          <w:p>
+            <w:pPr>
+              <w:rPr>
+                <w:rFonts w:ascii="Times New Roman" w:eastAsia="Times New Roman" w:hAnsi="Times New Roman" w:cs="Times New Roman"/>
+                <w:noProof/>
+                <w:sz w:val="24"/>
+                <w:szCs w:val="24"/>
+              </w:rPr>
+            </w:pPr>
+            <w:r>
+              <w:rPr>
+                <w:rFonts w:ascii="Times New Roman" w:eastAsia="Times New Roman" w:hAnsi="Times New Roman" w:cs="Times New Roman"/>
+                <w:noProof/>
+                <w:sz w:val="24"/>
+                <w:szCs w:val="24"/>
+              </w:rPr>
+              <w:t>Интерпретация</w:t>
+            </w:r>
+          </w:p>
+        </w:tc>
+      </w:tr>
+      <w:tr>
+        <w:tc>
+          <w:tcPr>
+            <w:tcW w:w="3467" w:type="dxa"/>
+            <w:tcMar>
+              <w:top w:w="150" w:type="dxa"/>
+              <w:left w:w="0" w:type="dxa"/>
+              <w:bottom w:w="150" w:type="dxa"/>
+              <w:right w:w="240" w:type="dxa"/>
+            </w:tcMar>
+            <w:vAlign w:val="center"/>
+            <w:hideMark/>
+          </w:tcPr>
+          <w:p>
+            <w:pPr>
+              <w:rPr>
+                <w:rFonts w:ascii="Times New Roman" w:eastAsia="Times New Roman" w:hAnsi="Times New Roman" w:cs="Times New Roman"/>
+                <w:noProof/>
+                <w:sz w:val="24"/>
+                <w:szCs w:val="24"/>
+              </w:rPr>
+            </w:pPr>
+            <w:r>
+              <w:rPr>
+                <w:rFonts w:ascii="Times New Roman" w:eastAsia="Times New Roman" w:hAnsi="Times New Roman" w:cs="Times New Roman"/>
+                <w:noProof/>
+                <w:sz w:val="24"/>
+                <w:szCs w:val="24"/>
+                <w:lang w:val="en-US"/>
+              </w:rPr>
+              <w:t>l1tex__data_bank_conflicts_</w:t>
+            </w:r>
+          </w:p>
+          <w:p>
+            <w:pPr>
+              <w:rPr>
+                <w:rFonts w:ascii="Times New Roman" w:eastAsia="Times New Roman" w:hAnsi="Times New Roman" w:cs="Times New Roman"/>
+                <w:noProof/>
+                <w:sz w:val="24"/>
+                <w:szCs w:val="24"/>
+                <w:lang w:val="en-US"/>
+              </w:rPr>
+            </w:pPr>
+            <w:r>
+              <w:rPr>
+                <w:rFonts w:ascii="Times New Roman" w:eastAsia="Times New Roman" w:hAnsi="Times New Roman" w:cs="Times New Roman"/>
+                <w:noProof/>
+                <w:sz w:val="24"/>
+                <w:szCs w:val="24"/>
+                <w:lang w:val="en-US"/>
+              </w:rPr>
+              <w:t>pipe_lsu_mem_shared_op_ld</w:t>
+            </w:r>
+          </w:p>
+        </w:tc>
+        <w:tc>
+          <w:tcPr>
+            <w:tcW w:w="1416" w:type="dxa"/>
+            <w:tcMar>
+              <w:top w:w="150" w:type="dxa"/>
+              <w:left w:w="240" w:type="dxa"/>
+              <w:bottom w:w="150" w:type="dxa"/>
+              <w:right w:w="240" w:type="dxa"/>
+            </w:tcMar>
+            <w:vAlign w:val="center"/>
+            <w:hideMark/>
+          </w:tcPr>
+          <w:p>
+            <w:pPr>
+              <w:rPr>
+                <w:rFonts w:ascii="Times New Roman" w:eastAsia="Times New Roman" w:hAnsi="Times New Roman" w:cs="Times New Roman"/>
+                <w:noProof/>
+                <w:sz w:val="24"/>
+                <w:szCs w:val="24"/>
+              </w:rPr>
+            </w:pPr>
+            <w:r>
+              <w:rPr>
+                <w:rFonts w:ascii="Times New Roman" w:eastAsia="Times New Roman" w:hAnsi="Times New Roman" w:cs="Times New Roman"/>
+                <w:noProof/>
+                <w:sz w:val="24"/>
+                <w:szCs w:val="24"/>
+              </w:rPr>
+              <w:t>0</w:t>
+            </w:r>
+          </w:p>
+        </w:tc>
+        <w:tc>
+          <w:tcPr>
+            <w:tcW w:w="5202" w:type="dxa"/>
+            <w:tcMar>
+              <w:top w:w="150" w:type="dxa"/>
+              <w:left w:w="240" w:type="dxa"/>
+              <w:bottom w:w="150" w:type="dxa"/>
+              <w:right w:w="0" w:type="dxa"/>
+            </w:tcMar>
+            <w:vAlign w:val="center"/>
+            <w:hideMark/>
+          </w:tcPr>
+          <w:p>
+            <w:pPr>
+              <w:rPr>
+                <w:rFonts w:ascii="Times New Roman" w:eastAsia="Times New Roman" w:hAnsi="Times New Roman" w:cs="Times New Roman"/>
+                <w:noProof/>
+                <w:sz w:val="24"/>
+                <w:szCs w:val="24"/>
+              </w:rPr>
+            </w:pPr>
+            <w:r>
+              <w:rPr>
+                <w:rFonts w:ascii="Times New Roman" w:eastAsia="Times New Roman" w:hAnsi="Times New Roman" w:cs="Times New Roman"/>
+                <w:noProof/>
+                <w:sz w:val="24"/>
+                <w:szCs w:val="24"/>
+              </w:rPr>
+              <w:t>Конфликты банков при чтении из shared memory отсутствуют</w:t>
+            </w:r>
+            <w:r>
+              <w:rPr>
+                <w:rFonts w:ascii="Times New Roman" w:eastAsia="Times New Roman" w:hAnsi="Times New Roman" w:cs="Times New Roman"/>
+                <w:b/>
+                <w:bCs/>
+                <w:noProof/>
+                <w:sz w:val="24"/>
+                <w:szCs w:val="24"/>
+              </w:rPr>
+              <w:t>.</w:t>
+            </w:r>
+            <w:r>
+              <w:rPr>
+                <w:rFonts w:ascii="Times New Roman" w:eastAsia="Times New Roman" w:hAnsi="Times New Roman" w:cs="Times New Roman"/>
+                <w:noProof/>
+                <w:sz w:val="24"/>
+                <w:szCs w:val="24"/>
+              </w:rPr>
+              <w:t> Это означает, что доступ потоков к разделяемой памяти (shared_row, shared_col) выполняется без перекрытия банков, что является оптимальным сценарием.</w:t>
+            </w:r>
+          </w:p>
+        </w:tc>
+      </w:tr>
+      <w:tr>
+        <w:tc>
+          <w:tcPr>
+            <w:tcW w:w="3467" w:type="dxa"/>
+            <w:tcMar>
+              <w:top w:w="150" w:type="dxa"/>
+              <w:left w:w="0" w:type="dxa"/>
+              <w:bottom w:w="150" w:type="dxa"/>
+              <w:right w:w="240" w:type="dxa"/>
+            </w:tcMar>
+            <w:vAlign w:val="center"/>
+            <w:hideMark/>
+          </w:tcPr>
+          <w:p>
+            <w:pPr>
+              <w:rPr>
+                <w:rFonts w:ascii="Times New Roman" w:eastAsia="Times New Roman" w:hAnsi="Times New Roman" w:cs="Times New Roman"/>
+                <w:noProof/>
+                <w:sz w:val="24"/>
+                <w:szCs w:val="24"/>
+              </w:rPr>
+            </w:pPr>
+            <w:r>
+              <w:rPr>
+                <w:rFonts w:ascii="Times New Roman" w:eastAsia="Times New Roman" w:hAnsi="Times New Roman" w:cs="Times New Roman"/>
+                <w:noProof/>
+                <w:sz w:val="24"/>
+                <w:szCs w:val="24"/>
+                <w:lang w:val="en-US"/>
+              </w:rPr>
+              <w:t>l1tex__data_bank_conflicts_</w:t>
+            </w:r>
+          </w:p>
+          <w:p>
+            <w:pPr>
+              <w:rPr>
+                <w:rFonts w:ascii="Times New Roman" w:eastAsia="Times New Roman" w:hAnsi="Times New Roman" w:cs="Times New Roman"/>
+                <w:noProof/>
+                <w:sz w:val="24"/>
+                <w:szCs w:val="24"/>
+                <w:lang w:val="en-US"/>
+              </w:rPr>
+            </w:pPr>
+            <w:r>
+              <w:rPr>
+                <w:rFonts w:ascii="Times New Roman" w:eastAsia="Times New Roman" w:hAnsi="Times New Roman" w:cs="Times New Roman"/>
+                <w:noProof/>
+                <w:sz w:val="24"/>
+                <w:szCs w:val="24"/>
+                <w:lang w:val="en-US"/>
+              </w:rPr>
+              <w:t>pipe_lsu_mem_shared_op_st</w:t>
+            </w:r>
+          </w:p>
+        </w:tc>
+        <w:tc>
+          <w:tcPr>
+            <w:tcW w:w="1416" w:type="dxa"/>
+            <w:tcMar>
+              <w:top w:w="150" w:type="dxa"/>
+              <w:left w:w="240" w:type="dxa"/>
+              <w:bottom w:w="150" w:type="dxa"/>
+              <w:right w:w="240" w:type="dxa"/>
+            </w:tcMar>
+            <w:vAlign w:val="center"/>
+            <w:hideMark/>
+          </w:tcPr>
+          <w:p>
+            <w:pPr>
+              <w:rPr>
+                <w:rFonts w:ascii="Times New Roman" w:eastAsia="Times New Roman" w:hAnsi="Times New Roman" w:cs="Times New Roman"/>
+                <w:noProof/>
+                <w:sz w:val="24"/>
+                <w:szCs w:val="24"/>
+              </w:rPr>
+            </w:pPr>
+            <w:r>
+              <w:rPr>
+                <w:rFonts w:ascii="Times New Roman" w:eastAsia="Times New Roman" w:hAnsi="Times New Roman" w:cs="Times New Roman"/>
+                <w:noProof/>
+                <w:sz w:val="24"/>
+                <w:szCs w:val="24"/>
+              </w:rPr>
+              <w:t>0</w:t>
+            </w:r>
+          </w:p>
+        </w:tc>
+        <w:tc>
+          <w:tcPr>
+            <w:tcW w:w="5202" w:type="dxa"/>
+            <w:tcMar>
+              <w:top w:w="150" w:type="dxa"/>
+              <w:left w:w="240" w:type="dxa"/>
+              <w:bottom w:w="150" w:type="dxa"/>
+              <w:right w:w="0" w:type="dxa"/>
+            </w:tcMar>
+            <w:vAlign w:val="center"/>
+            <w:hideMark/>
+          </w:tcPr>
+          <w:p>
+            <w:pPr>
+              <w:rPr>
+                <w:rFonts w:ascii="Times New Roman" w:eastAsia="Times New Roman" w:hAnsi="Times New Roman" w:cs="Times New Roman"/>
+                <w:noProof/>
+                <w:sz w:val="24"/>
+                <w:szCs w:val="24"/>
+              </w:rPr>
+            </w:pPr>
+            <w:r>
+              <w:rPr>
+                <w:rFonts w:ascii="Times New Roman" w:eastAsia="Times New Roman" w:hAnsi="Times New Roman" w:cs="Times New Roman"/>
+                <w:noProof/>
+                <w:sz w:val="24"/>
+                <w:szCs w:val="24"/>
+              </w:rPr>
+              <w:t>Конфликты при записи в shared memory также отсутствуют.</w:t>
+            </w:r>
+          </w:p>
+        </w:tc>
+      </w:tr>
+      <w:tr>
+        <w:tc>
+          <w:tcPr>
+            <w:tcW w:w="3467" w:type="dxa"/>
+            <w:tcMar>
+              <w:top w:w="150" w:type="dxa"/>
+              <w:left w:w="0" w:type="dxa"/>
+              <w:bottom w:w="150" w:type="dxa"/>
+              <w:right w:w="240" w:type="dxa"/>
+            </w:tcMar>
+            <w:vAlign w:val="center"/>
+            <w:hideMark/>
+          </w:tcPr>
+          <w:p>
+            <w:pPr>
+              <w:rPr>
+                <w:rFonts w:ascii="Times New Roman" w:eastAsia="Times New Roman" w:hAnsi="Times New Roman" w:cs="Times New Roman"/>
+                <w:noProof/>
+                <w:sz w:val="24"/>
+                <w:szCs w:val="24"/>
+              </w:rPr>
+            </w:pPr>
+            <w:r>
+              <w:rPr>
+                <w:rFonts w:ascii="Times New Roman" w:eastAsia="Times New Roman" w:hAnsi="Times New Roman" w:cs="Times New Roman"/>
+                <w:noProof/>
+                <w:sz w:val="24"/>
+                <w:szCs w:val="24"/>
+                <w:lang w:val="en-US"/>
+              </w:rPr>
+              <w:t>l1tex__t_sectors_pipe_lsu_mem_</w:t>
+            </w:r>
+          </w:p>
+          <w:p>
+            <w:pPr>
+              <w:rPr>
+                <w:rFonts w:ascii="Times New Roman" w:eastAsia="Times New Roman" w:hAnsi="Times New Roman" w:cs="Times New Roman"/>
+                <w:noProof/>
+                <w:sz w:val="24"/>
+                <w:szCs w:val="24"/>
+                <w:lang w:val="en-US"/>
+              </w:rPr>
+            </w:pPr>
+            <w:r>
+              <w:rPr>
+                <w:rFonts w:ascii="Times New Roman" w:eastAsia="Times New Roman" w:hAnsi="Times New Roman" w:cs="Times New Roman"/>
+                <w:noProof/>
+                <w:sz w:val="24"/>
+                <w:szCs w:val="24"/>
+                <w:lang w:val="en-US"/>
+              </w:rPr>
+              <w:t>global_op_ld (</w:t>
+            </w:r>
+            <w:r>
+              <w:rPr>
+                <w:rFonts w:ascii="Times New Roman" w:eastAsia="Times New Roman" w:hAnsi="Times New Roman" w:cs="Times New Roman"/>
+                <w:noProof/>
+                <w:sz w:val="24"/>
+                <w:szCs w:val="24"/>
+              </w:rPr>
+              <w:t>среднее</w:t>
+            </w:r>
+            <w:r>
+              <w:rPr>
+                <w:rFonts w:ascii="Times New Roman" w:eastAsia="Times New Roman" w:hAnsi="Times New Roman" w:cs="Times New Roman"/>
+                <w:noProof/>
+                <w:sz w:val="24"/>
+                <w:szCs w:val="24"/>
+                <w:lang w:val="en-US"/>
+              </w:rPr>
+              <w:t>)</w:t>
+            </w:r>
+          </w:p>
+        </w:tc>
+        <w:tc>
+          <w:tcPr>
+            <w:tcW w:w="1416" w:type="dxa"/>
+            <w:tcMar>
+              <w:top w:w="150" w:type="dxa"/>
+              <w:left w:w="240" w:type="dxa"/>
+              <w:bottom w:w="150" w:type="dxa"/>
+              <w:right w:w="240" w:type="dxa"/>
+            </w:tcMar>
+            <w:vAlign w:val="center"/>
+            <w:hideMark/>
+          </w:tcPr>
+          <w:p>
+            <w:pPr>
+              <w:rPr>
+                <w:rFonts w:ascii="Times New Roman" w:eastAsia="Times New Roman" w:hAnsi="Times New Roman" w:cs="Times New Roman"/>
+                <w:noProof/>
+                <w:sz w:val="24"/>
+                <w:szCs w:val="24"/>
+              </w:rPr>
+            </w:pPr>
+            <w:r>
+              <w:rPr>
+                <w:rFonts w:ascii="Times New Roman" w:eastAsia="Times New Roman" w:hAnsi="Times New Roman" w:cs="Times New Roman"/>
+                <w:noProof/>
+                <w:sz w:val="24"/>
+                <w:szCs w:val="24"/>
+              </w:rPr>
+              <w:t>~200–240 секторов на SM за запуск</w:t>
+            </w:r>
+          </w:p>
+        </w:tc>
+        <w:tc>
+          <w:tcPr>
+            <w:tcW w:w="5202" w:type="dxa"/>
+            <w:tcMar>
+              <w:top w:w="150" w:type="dxa"/>
+              <w:left w:w="240" w:type="dxa"/>
+              <w:bottom w:w="150" w:type="dxa"/>
+              <w:right w:w="0" w:type="dxa"/>
+            </w:tcMar>
+            <w:vAlign w:val="center"/>
+            <w:hideMark/>
+          </w:tcPr>
+          <w:p>
+            <w:pPr>
+              <w:rPr>
+                <w:rFonts w:ascii="Times New Roman" w:eastAsia="Times New Roman" w:hAnsi="Times New Roman" w:cs="Times New Roman"/>
+                <w:noProof/>
+                <w:sz w:val="24"/>
+                <w:szCs w:val="24"/>
+              </w:rPr>
+            </w:pPr>
+            <w:r>
+              <w:rPr>
+                <w:rFonts w:ascii="Times New Roman" w:eastAsia="Times New Roman" w:hAnsi="Times New Roman" w:cs="Times New Roman"/>
+                <w:noProof/>
+                <w:sz w:val="24"/>
+                <w:szCs w:val="24"/>
+              </w:rPr>
+              <w:t>Каждый вызов ядра выполняет чтение из глобальной памяти объёмом около 200–240 секторов (≈ 100–120 КБ) – это элементы подматрицы, обновляемые на текущей итерации. Значение варьируется в зависимости от номера итерации.</w:t>
+            </w:r>
+          </w:p>
+        </w:tc>
+      </w:tr>
+      <w:tr>
+        <w:tc>
+          <w:tcPr>
+            <w:tcW w:w="3467" w:type="dxa"/>
+            <w:tcMar>
+              <w:top w:w="150" w:type="dxa"/>
+              <w:left w:w="0" w:type="dxa"/>
+              <w:bottom w:w="150" w:type="dxa"/>
+              <w:right w:w="240" w:type="dxa"/>
+            </w:tcMar>
+            <w:vAlign w:val="center"/>
+            <w:hideMark/>
+          </w:tcPr>
+          <w:p>
+            <w:pPr>
+              <w:rPr>
+                <w:rFonts w:ascii="Times New Roman" w:eastAsia="Times New Roman" w:hAnsi="Times New Roman" w:cs="Times New Roman"/>
+                <w:noProof/>
+                <w:sz w:val="24"/>
+                <w:szCs w:val="24"/>
+              </w:rPr>
+            </w:pPr>
+            <w:r>
+              <w:rPr>
+                <w:rFonts w:ascii="Times New Roman" w:eastAsia="Times New Roman" w:hAnsi="Times New Roman" w:cs="Times New Roman"/>
+                <w:noProof/>
+                <w:sz w:val="24"/>
+                <w:szCs w:val="24"/>
+                <w:lang w:val="en-US"/>
+              </w:rPr>
+              <w:t>l1tex__t_sectors_pipe_lsu_</w:t>
+            </w:r>
+          </w:p>
+          <w:p>
+            <w:pPr>
+              <w:rPr>
+                <w:rFonts w:ascii="Times New Roman" w:eastAsia="Times New Roman" w:hAnsi="Times New Roman" w:cs="Times New Roman"/>
+                <w:noProof/>
+                <w:sz w:val="24"/>
+                <w:szCs w:val="24"/>
+                <w:lang w:val="en-US"/>
+              </w:rPr>
+            </w:pPr>
+            <w:r>
+              <w:rPr>
+                <w:rFonts w:ascii="Times New Roman" w:eastAsia="Times New Roman" w:hAnsi="Times New Roman" w:cs="Times New Roman"/>
+                <w:noProof/>
+                <w:sz w:val="24"/>
+                <w:szCs w:val="24"/>
+                <w:lang w:val="en-US"/>
+              </w:rPr>
+              <w:t>mem_global_op_st (</w:t>
+            </w:r>
+            <w:r>
+              <w:rPr>
+                <w:rFonts w:ascii="Times New Roman" w:eastAsia="Times New Roman" w:hAnsi="Times New Roman" w:cs="Times New Roman"/>
+                <w:noProof/>
+                <w:sz w:val="24"/>
+                <w:szCs w:val="24"/>
+              </w:rPr>
+              <w:t>среднее</w:t>
+            </w:r>
+            <w:r>
+              <w:rPr>
+                <w:rFonts w:ascii="Times New Roman" w:eastAsia="Times New Roman" w:hAnsi="Times New Roman" w:cs="Times New Roman"/>
+                <w:noProof/>
+                <w:sz w:val="24"/>
+                <w:szCs w:val="24"/>
+                <w:lang w:val="en-US"/>
+              </w:rPr>
+              <w:t>)</w:t>
+            </w:r>
+          </w:p>
+        </w:tc>
+        <w:tc>
+          <w:tcPr>
+            <w:tcW w:w="1416" w:type="dxa"/>
+            <w:tcMar>
+              <w:top w:w="150" w:type="dxa"/>
+              <w:left w:w="240" w:type="dxa"/>
+              <w:bottom w:w="150" w:type="dxa"/>
+              <w:right w:w="240" w:type="dxa"/>
+            </w:tcMar>
+            <w:vAlign w:val="center"/>
+            <w:hideMark/>
+          </w:tcPr>
+          <w:p>
+            <w:pPr>
+              <w:rPr>
+                <w:rFonts w:ascii="Times New Roman" w:eastAsia="Times New Roman" w:hAnsi="Times New Roman" w:cs="Times New Roman"/>
+                <w:noProof/>
+                <w:sz w:val="24"/>
+                <w:szCs w:val="24"/>
+              </w:rPr>
+            </w:pPr>
+            <w:r>
+              <w:rPr>
+                <w:rFonts w:ascii="Times New Roman" w:eastAsia="Times New Roman" w:hAnsi="Times New Roman" w:cs="Times New Roman"/>
+                <w:noProof/>
+                <w:sz w:val="24"/>
+                <w:szCs w:val="24"/>
+              </w:rPr>
+              <w:t>~90–110 секторов на SM</w:t>
+            </w:r>
+          </w:p>
+        </w:tc>
+        <w:tc>
+          <w:tcPr>
+            <w:tcW w:w="5202" w:type="dxa"/>
+            <w:tcMar>
+              <w:top w:w="150" w:type="dxa"/>
+              <w:left w:w="240" w:type="dxa"/>
+              <w:bottom w:w="150" w:type="dxa"/>
+              <w:right w:w="0" w:type="dxa"/>
+            </w:tcMar>
+            <w:vAlign w:val="center"/>
+            <w:hideMark/>
+          </w:tcPr>
+          <w:p>
+            <w:pPr>
+              <w:rPr>
+                <w:rFonts w:ascii="Times New Roman" w:eastAsia="Times New Roman" w:hAnsi="Times New Roman" w:cs="Times New Roman"/>
+                <w:noProof/>
+                <w:sz w:val="24"/>
+                <w:szCs w:val="24"/>
+              </w:rPr>
+            </w:pPr>
+            <w:r>
+              <w:rPr>
+                <w:rFonts w:ascii="Times New Roman" w:eastAsia="Times New Roman" w:hAnsi="Times New Roman" w:cs="Times New Roman"/>
+                <w:noProof/>
+                <w:sz w:val="24"/>
+                <w:szCs w:val="24"/>
+              </w:rPr>
+              <w:t xml:space="preserve">Запись в глобальную память (результат обновления) выполняется примерно вдвое меньшим объёмом, что согласуется с </w:t>
+            </w:r>
+            <w:r>
+              <w:rPr>
+                <w:rFonts w:ascii="Times New Roman" w:eastAsia="Times New Roman" w:hAnsi="Times New Roman" w:cs="Times New Roman"/>
+                <w:noProof/>
+                <w:sz w:val="24"/>
+                <w:szCs w:val="24"/>
+              </w:rPr>
+              <w:lastRenderedPageBreak/>
+              <w:t>асимметрией операций чтения-изменения-записи в алгоритме Гаусса.</w:t>
+            </w:r>
+          </w:p>
+        </w:tc>
+      </w:tr>
+      <w:tr>
+        <w:tc>
+          <w:tcPr>
+            <w:tcW w:w="3467" w:type="dxa"/>
+            <w:tcMar>
+              <w:top w:w="150" w:type="dxa"/>
+              <w:left w:w="0" w:type="dxa"/>
+              <w:bottom w:w="150" w:type="dxa"/>
+              <w:right w:w="240" w:type="dxa"/>
+            </w:tcMar>
+            <w:vAlign w:val="center"/>
+            <w:hideMark/>
+          </w:tcPr>
+          <w:p>
+            <w:pPr>
+              <w:rPr>
+                <w:rFonts w:ascii="Times New Roman" w:eastAsia="Times New Roman" w:hAnsi="Times New Roman" w:cs="Times New Roman"/>
+                <w:noProof/>
+                <w:sz w:val="24"/>
+                <w:szCs w:val="24"/>
+              </w:rPr>
+            </w:pPr>
+            <w:r>
+              <w:rPr>
+                <w:rFonts w:ascii="Times New Roman" w:eastAsia="Times New Roman" w:hAnsi="Times New Roman" w:cs="Times New Roman"/>
+                <w:noProof/>
+                <w:sz w:val="24"/>
+                <w:szCs w:val="24"/>
+                <w:lang w:val="en-US"/>
+              </w:rPr>
+              <w:lastRenderedPageBreak/>
+              <w:t>smsp__branch_</w:t>
+            </w:r>
+          </w:p>
+          <w:p>
+            <w:pPr>
+              <w:rPr>
+                <w:rFonts w:ascii="Times New Roman" w:eastAsia="Times New Roman" w:hAnsi="Times New Roman" w:cs="Times New Roman"/>
+                <w:noProof/>
+                <w:sz w:val="24"/>
+                <w:szCs w:val="24"/>
+                <w:lang w:val="en-US"/>
+              </w:rPr>
+            </w:pPr>
+            <w:r>
+              <w:rPr>
+                <w:rFonts w:ascii="Times New Roman" w:eastAsia="Times New Roman" w:hAnsi="Times New Roman" w:cs="Times New Roman"/>
+                <w:noProof/>
+                <w:sz w:val="24"/>
+                <w:szCs w:val="24"/>
+                <w:lang w:val="en-US"/>
+              </w:rPr>
+              <w:t>targets_threads_divergent</w:t>
+            </w:r>
+          </w:p>
+        </w:tc>
+        <w:tc>
+          <w:tcPr>
+            <w:tcW w:w="1416" w:type="dxa"/>
+            <w:tcMar>
+              <w:top w:w="150" w:type="dxa"/>
+              <w:left w:w="240" w:type="dxa"/>
+              <w:bottom w:w="150" w:type="dxa"/>
+              <w:right w:w="240" w:type="dxa"/>
+            </w:tcMar>
+            <w:vAlign w:val="center"/>
+            <w:hideMark/>
+          </w:tcPr>
+          <w:p>
+            <w:pPr>
+              <w:rPr>
+                <w:rFonts w:ascii="Times New Roman" w:eastAsia="Times New Roman" w:hAnsi="Times New Roman" w:cs="Times New Roman"/>
+                <w:noProof/>
+                <w:sz w:val="24"/>
+                <w:szCs w:val="24"/>
+              </w:rPr>
+            </w:pPr>
+            <w:r>
+              <w:rPr>
+                <w:rFonts w:ascii="Times New Roman" w:eastAsia="Times New Roman" w:hAnsi="Times New Roman" w:cs="Times New Roman"/>
+                <w:noProof/>
+                <w:sz w:val="24"/>
+                <w:szCs w:val="24"/>
+              </w:rPr>
+              <w:t>0</w:t>
+            </w:r>
+          </w:p>
+        </w:tc>
+        <w:tc>
+          <w:tcPr>
+            <w:tcW w:w="5202" w:type="dxa"/>
+            <w:tcMar>
+              <w:top w:w="150" w:type="dxa"/>
+              <w:left w:w="240" w:type="dxa"/>
+              <w:bottom w:w="150" w:type="dxa"/>
+              <w:right w:w="0" w:type="dxa"/>
+            </w:tcMar>
+            <w:vAlign w:val="center"/>
+            <w:hideMark/>
+          </w:tcPr>
+          <w:p>
+            <w:pPr>
+              <w:rPr>
+                <w:rFonts w:ascii="Times New Roman" w:eastAsia="Times New Roman" w:hAnsi="Times New Roman" w:cs="Times New Roman"/>
+                <w:noProof/>
+                <w:sz w:val="24"/>
+                <w:szCs w:val="24"/>
+              </w:rPr>
+            </w:pPr>
+            <w:r>
+              <w:rPr>
+                <w:rFonts w:ascii="Times New Roman" w:eastAsia="Times New Roman" w:hAnsi="Times New Roman" w:cs="Times New Roman"/>
+                <w:noProof/>
+                <w:sz w:val="24"/>
+                <w:szCs w:val="24"/>
+              </w:rPr>
+              <w:t>Дивергенция потоков отсутствует. Все потоки в warp выполняют одинаковые инструкции – условие if (row &gt;= n || col &gt;= n) return; срабатывает либо для всех, либо ни для одного внутри блока, т.к. размер подматрицы кратен 32.</w:t>
+            </w:r>
+          </w:p>
+        </w:tc>
+      </w:tr>
+      <w:tr>
+        <w:tc>
+          <w:tcPr>
+            <w:tcW w:w="3467" w:type="dxa"/>
+            <w:tcMar>
+              <w:top w:w="150" w:type="dxa"/>
+              <w:left w:w="0" w:type="dxa"/>
+              <w:bottom w:w="150" w:type="dxa"/>
+              <w:right w:w="240" w:type="dxa"/>
+            </w:tcMar>
+            <w:vAlign w:val="center"/>
+            <w:hideMark/>
+          </w:tcPr>
+          <w:p>
+            <w:pPr>
+              <w:rPr>
+                <w:rFonts w:ascii="Times New Roman" w:eastAsia="Times New Roman" w:hAnsi="Times New Roman" w:cs="Times New Roman"/>
+                <w:noProof/>
+                <w:sz w:val="24"/>
+                <w:szCs w:val="24"/>
+              </w:rPr>
+            </w:pPr>
+            <w:r>
+              <w:rPr>
+                <w:rFonts w:ascii="Times New Roman" w:eastAsia="Times New Roman" w:hAnsi="Times New Roman" w:cs="Times New Roman"/>
+                <w:noProof/>
+                <w:sz w:val="24"/>
+                <w:szCs w:val="24"/>
+                <w:lang w:val="en-US"/>
+              </w:rPr>
+              <w:t>sm__sass_ins</w:t>
+            </w:r>
+          </w:p>
+          <w:p>
+            <w:pPr>
+              <w:rPr>
+                <w:rFonts w:ascii="Times New Roman" w:eastAsia="Times New Roman" w:hAnsi="Times New Roman" w:cs="Times New Roman"/>
+                <w:noProof/>
+                <w:sz w:val="24"/>
+                <w:szCs w:val="24"/>
+                <w:lang w:val="en-US"/>
+              </w:rPr>
+            </w:pPr>
+            <w:r>
+              <w:rPr>
+                <w:rFonts w:ascii="Times New Roman" w:eastAsia="Times New Roman" w:hAnsi="Times New Roman" w:cs="Times New Roman"/>
+                <w:noProof/>
+                <w:sz w:val="24"/>
+                <w:szCs w:val="24"/>
+                <w:lang w:val="en-US"/>
+              </w:rPr>
+              <w:t>t_executed_op_local</w:t>
+            </w:r>
+          </w:p>
+        </w:tc>
+        <w:tc>
+          <w:tcPr>
+            <w:tcW w:w="1416" w:type="dxa"/>
+            <w:tcMar>
+              <w:top w:w="150" w:type="dxa"/>
+              <w:left w:w="240" w:type="dxa"/>
+              <w:bottom w:w="150" w:type="dxa"/>
+              <w:right w:w="240" w:type="dxa"/>
+            </w:tcMar>
+            <w:vAlign w:val="center"/>
+            <w:hideMark/>
+          </w:tcPr>
+          <w:p>
+            <w:pPr>
+              <w:rPr>
+                <w:rFonts w:ascii="Times New Roman" w:eastAsia="Times New Roman" w:hAnsi="Times New Roman" w:cs="Times New Roman"/>
+                <w:noProof/>
+                <w:sz w:val="24"/>
+                <w:szCs w:val="24"/>
+              </w:rPr>
+            </w:pPr>
+            <w:r>
+              <w:rPr>
+                <w:rFonts w:ascii="Times New Roman" w:eastAsia="Times New Roman" w:hAnsi="Times New Roman" w:cs="Times New Roman"/>
+                <w:noProof/>
+                <w:sz w:val="24"/>
+                <w:szCs w:val="24"/>
+              </w:rPr>
+              <w:t>0</w:t>
+            </w:r>
+          </w:p>
+        </w:tc>
+        <w:tc>
+          <w:tcPr>
+            <w:tcW w:w="5202" w:type="dxa"/>
+            <w:tcMar>
+              <w:top w:w="150" w:type="dxa"/>
+              <w:left w:w="240" w:type="dxa"/>
+              <w:bottom w:w="150" w:type="dxa"/>
+              <w:right w:w="0" w:type="dxa"/>
+            </w:tcMar>
+            <w:vAlign w:val="center"/>
+            <w:hideMark/>
+          </w:tcPr>
+          <w:p>
+            <w:pPr>
+              <w:rPr>
+                <w:rFonts w:ascii="Times New Roman" w:eastAsia="Times New Roman" w:hAnsi="Times New Roman" w:cs="Times New Roman"/>
+                <w:noProof/>
+                <w:sz w:val="24"/>
+                <w:szCs w:val="24"/>
+              </w:rPr>
+            </w:pPr>
+            <w:r>
+              <w:rPr>
+                <w:rFonts w:ascii="Times New Roman" w:eastAsia="Times New Roman" w:hAnsi="Times New Roman" w:cs="Times New Roman"/>
+                <w:noProof/>
+                <w:sz w:val="24"/>
+                <w:szCs w:val="24"/>
+              </w:rPr>
+              <w:t>Локальная память не используется. Это подтверждает, что компилятор успешно размещает все переменные в регистрах, что важно для производительности.</w:t>
+            </w:r>
+          </w:p>
+        </w:tc>
+      </w:tr>
+    </w:tbl>
+    <w:p>
+      <w:pPr>
+        <w:ind w:firstLine="720"/>
+        <w:rPr>
+          <w:rFonts w:ascii="Times New Roman" w:eastAsia="Times New Roman" w:hAnsi="Times New Roman" w:cs="Times New Roman"/>
+          <w:noProof/>
+          <w:sz w:val="24"/>
+          <w:szCs w:val="24"/>
+        </w:rPr>
+      </w:pPr>
+      <w:r>
+        <w:rPr>
+          <w:rFonts w:ascii="Times New Roman" w:eastAsia="Times New Roman" w:hAnsi="Times New Roman" w:cs="Times New Roman"/>
+          <w:noProof/>
+          <w:sz w:val="24"/>
+          <w:szCs w:val="24"/>
+        </w:rPr>
+        <w:t>Ядро демонстрирует высокую эффективность использования разделяемой памяти (отсутствие конфликтов) и полное отсутствие дивергенции. Доступ к глобальной памяти коалесцирован (секторы группируются)</w:t>
+      </w:r>
+      <w:r>
+        <w:rPr>
+          <w:rFonts w:ascii="Times New Roman" w:eastAsia="Times New Roman" w:hAnsi="Times New Roman" w:cs="Times New Roman"/>
+          <w:noProof/>
+          <w:sz w:val="24"/>
+          <w:szCs w:val="24"/>
+        </w:rPr>
+        <w:t xml:space="preserve">. </w:t>
+      </w:r>
+      <w:r>
+        <w:rPr>
+          <w:rFonts w:ascii="Times New Roman" w:eastAsia="Times New Roman" w:hAnsi="Times New Roman" w:cs="Times New Roman"/>
+          <w:noProof/>
+          <w:sz w:val="24"/>
+          <w:szCs w:val="24"/>
+        </w:rPr>
+        <w:t>Локальная память не задействована, что исключает лишние обращения к DRAM.</w:t>
       </w:r>
     </w:p>
     <w:p>
       <w:pPr>
+        <w:ind w:firstLine="720"/>
         <w:rPr>
           <w:rFonts w:ascii="Times New Roman" w:eastAsia="Times New Roman" w:hAnsi="Times New Roman" w:cs="Times New Roman"/>
           <w:noProof/>
@@ -7076,20 +6254,13 @@
           <w:szCs w:val="24"/>
         </w:rPr>
       </w:pPr>
-      <w:r>
-        <w:rPr>
-          <w:rFonts w:ascii="Times New Roman" w:eastAsia="Times New Roman" w:hAnsi="Times New Roman" w:cs="Times New Roman"/>
-          <w:noProof/>
-          <w:sz w:val="24"/>
-          <w:szCs w:val="24"/>
-        </w:rPr>
-        <w:t>5</w:t>
-      </w:r>
     </w:p>
     <w:p>
       <w:pPr>
         <w:rPr>
           <w:rFonts w:ascii="Times New Roman" w:eastAsia="Times New Roman" w:hAnsi="Times New Roman" w:cs="Times New Roman"/>
+          <w:b/>
+          <w:bCs/>
           <w:noProof/>
           <w:sz w:val="24"/>
           <w:szCs w:val="24"/>
@@ -7098,11 +6269,729 @@
       <w:r>
         <w:rPr>
           <w:rFonts w:ascii="Times New Roman" w:eastAsia="Times New Roman" w:hAnsi="Times New Roman" w:cs="Times New Roman"/>
+          <w:b/>
+          <w:bCs/>
           <w:noProof/>
           <w:sz w:val="24"/>
           <w:szCs w:val="24"/>
         </w:rPr>
-        <w:t>4 5 0 0 2 6 1 1 1</w:t>
+        <w:t>Ядро swap_rows</w:t>
+      </w:r>
+    </w:p>
+    <w:tbl>
+      <w:tblPr>
+        <w:tblW w:w="10060" w:type="dxa"/>
+        <w:tblBorders>
+          <w:top w:val="single" w:sz="4" w:space="0" w:color="auto"/>
+          <w:left w:val="single" w:sz="4" w:space="0" w:color="auto"/>
+          <w:bottom w:val="single" w:sz="4" w:space="0" w:color="auto"/>
+          <w:right w:val="single" w:sz="4" w:space="0" w:color="auto"/>
+          <w:insideH w:val="single" w:sz="4" w:space="0" w:color="auto"/>
+          <w:insideV w:val="single" w:sz="4" w:space="0" w:color="auto"/>
+        </w:tblBorders>
+        <w:tblLayout w:type="fixed"/>
+        <w:tblCellMar>
+          <w:top w:w="15" w:type="dxa"/>
+          <w:left w:w="15" w:type="dxa"/>
+          <w:bottom w:w="15" w:type="dxa"/>
+          <w:right w:w="15" w:type="dxa"/>
+        </w:tblCellMar>
+        <w:tblLook w:val="04A0" w:firstRow="1" w:lastRow="0" w:firstColumn="1" w:lastColumn="0" w:noHBand="0" w:noVBand="1"/>
+      </w:tblPr>
+      <w:tblGrid>
+        <w:gridCol w:w="3114"/>
+        <w:gridCol w:w="1276"/>
+        <w:gridCol w:w="5670"/>
+      </w:tblGrid>
+      <w:tr>
+        <w:trPr>
+          <w:tblHeader/>
+        </w:trPr>
+        <w:tc>
+          <w:tcPr>
+            <w:tcW w:w="3114" w:type="dxa"/>
+            <w:tcMar>
+              <w:top w:w="150" w:type="dxa"/>
+              <w:left w:w="0" w:type="dxa"/>
+              <w:bottom w:w="150" w:type="dxa"/>
+              <w:right w:w="240" w:type="dxa"/>
+            </w:tcMar>
+            <w:vAlign w:val="center"/>
+            <w:hideMark/>
+          </w:tcPr>
+          <w:p>
+            <w:pPr>
+              <w:rPr>
+                <w:rFonts w:ascii="Times New Roman" w:eastAsia="Times New Roman" w:hAnsi="Times New Roman" w:cs="Times New Roman"/>
+                <w:noProof/>
+                <w:sz w:val="24"/>
+                <w:szCs w:val="24"/>
+              </w:rPr>
+            </w:pPr>
+            <w:r>
+              <w:rPr>
+                <w:rFonts w:ascii="Times New Roman" w:eastAsia="Times New Roman" w:hAnsi="Times New Roman" w:cs="Times New Roman"/>
+                <w:noProof/>
+                <w:sz w:val="24"/>
+                <w:szCs w:val="24"/>
+              </w:rPr>
+              <w:t>Метрика</w:t>
+            </w:r>
+          </w:p>
+        </w:tc>
+        <w:tc>
+          <w:tcPr>
+            <w:tcW w:w="1276" w:type="dxa"/>
+            <w:tcMar>
+              <w:top w:w="150" w:type="dxa"/>
+              <w:left w:w="240" w:type="dxa"/>
+              <w:bottom w:w="150" w:type="dxa"/>
+              <w:right w:w="240" w:type="dxa"/>
+            </w:tcMar>
+            <w:vAlign w:val="center"/>
+            <w:hideMark/>
+          </w:tcPr>
+          <w:p>
+            <w:pPr>
+              <w:rPr>
+                <w:rFonts w:ascii="Times New Roman" w:eastAsia="Times New Roman" w:hAnsi="Times New Roman" w:cs="Times New Roman"/>
+                <w:noProof/>
+                <w:sz w:val="24"/>
+                <w:szCs w:val="24"/>
+              </w:rPr>
+            </w:pPr>
+            <w:r>
+              <w:rPr>
+                <w:rFonts w:ascii="Times New Roman" w:eastAsia="Times New Roman" w:hAnsi="Times New Roman" w:cs="Times New Roman"/>
+                <w:noProof/>
+                <w:sz w:val="24"/>
+                <w:szCs w:val="24"/>
+              </w:rPr>
+              <w:t>Значение</w:t>
+            </w:r>
+          </w:p>
+        </w:tc>
+        <w:tc>
+          <w:tcPr>
+            <w:tcW w:w="5670" w:type="dxa"/>
+            <w:tcMar>
+              <w:top w:w="150" w:type="dxa"/>
+              <w:left w:w="240" w:type="dxa"/>
+              <w:bottom w:w="150" w:type="dxa"/>
+              <w:right w:w="240" w:type="dxa"/>
+            </w:tcMar>
+            <w:vAlign w:val="center"/>
+            <w:hideMark/>
+          </w:tcPr>
+          <w:p>
+            <w:pPr>
+              <w:rPr>
+                <w:rFonts w:ascii="Times New Roman" w:eastAsia="Times New Roman" w:hAnsi="Times New Roman" w:cs="Times New Roman"/>
+                <w:noProof/>
+                <w:sz w:val="24"/>
+                <w:szCs w:val="24"/>
+              </w:rPr>
+            </w:pPr>
+            <w:r>
+              <w:rPr>
+                <w:rFonts w:ascii="Times New Roman" w:eastAsia="Times New Roman" w:hAnsi="Times New Roman" w:cs="Times New Roman"/>
+                <w:noProof/>
+                <w:sz w:val="24"/>
+                <w:szCs w:val="24"/>
+              </w:rPr>
+              <w:t>Интерпретация</w:t>
+            </w:r>
+          </w:p>
+        </w:tc>
+      </w:tr>
+      <w:tr>
+        <w:tc>
+          <w:tcPr>
+            <w:tcW w:w="3114" w:type="dxa"/>
+            <w:tcMar>
+              <w:top w:w="150" w:type="dxa"/>
+              <w:left w:w="0" w:type="dxa"/>
+              <w:bottom w:w="150" w:type="dxa"/>
+              <w:right w:w="240" w:type="dxa"/>
+            </w:tcMar>
+            <w:vAlign w:val="center"/>
+            <w:hideMark/>
+          </w:tcPr>
+          <w:p>
+            <w:pPr>
+              <w:rPr>
+                <w:rFonts w:ascii="Times New Roman" w:eastAsia="Times New Roman" w:hAnsi="Times New Roman" w:cs="Times New Roman"/>
+                <w:noProof/>
+                <w:sz w:val="24"/>
+                <w:szCs w:val="24"/>
+              </w:rPr>
+            </w:pPr>
+            <w:r>
+              <w:rPr>
+                <w:rFonts w:ascii="Times New Roman" w:eastAsia="Times New Roman" w:hAnsi="Times New Roman" w:cs="Times New Roman"/>
+                <w:noProof/>
+                <w:sz w:val="24"/>
+                <w:szCs w:val="24"/>
+              </w:rPr>
+              <w:t>Конфликты банков</w:t>
+            </w:r>
+          </w:p>
+        </w:tc>
+        <w:tc>
+          <w:tcPr>
+            <w:tcW w:w="1276" w:type="dxa"/>
+            <w:tcMar>
+              <w:top w:w="150" w:type="dxa"/>
+              <w:left w:w="240" w:type="dxa"/>
+              <w:bottom w:w="150" w:type="dxa"/>
+              <w:right w:w="240" w:type="dxa"/>
+            </w:tcMar>
+            <w:vAlign w:val="center"/>
+            <w:hideMark/>
+          </w:tcPr>
+          <w:p>
+            <w:pPr>
+              <w:rPr>
+                <w:rFonts w:ascii="Times New Roman" w:eastAsia="Times New Roman" w:hAnsi="Times New Roman" w:cs="Times New Roman"/>
+                <w:noProof/>
+                <w:sz w:val="24"/>
+                <w:szCs w:val="24"/>
+              </w:rPr>
+            </w:pPr>
+            <w:r>
+              <w:rPr>
+                <w:rFonts w:ascii="Times New Roman" w:eastAsia="Times New Roman" w:hAnsi="Times New Roman" w:cs="Times New Roman"/>
+                <w:noProof/>
+                <w:sz w:val="24"/>
+                <w:szCs w:val="24"/>
+              </w:rPr>
+              <w:t>0</w:t>
+            </w:r>
+          </w:p>
+        </w:tc>
+        <w:tc>
+          <w:tcPr>
+            <w:tcW w:w="5670" w:type="dxa"/>
+            <w:tcMar>
+              <w:top w:w="150" w:type="dxa"/>
+              <w:left w:w="240" w:type="dxa"/>
+              <w:bottom w:w="150" w:type="dxa"/>
+              <w:right w:w="0" w:type="dxa"/>
+            </w:tcMar>
+            <w:vAlign w:val="center"/>
+            <w:hideMark/>
+          </w:tcPr>
+          <w:p>
+            <w:pPr>
+              <w:rPr>
+                <w:rFonts w:ascii="Times New Roman" w:eastAsia="Times New Roman" w:hAnsi="Times New Roman" w:cs="Times New Roman"/>
+                <w:noProof/>
+                <w:sz w:val="24"/>
+                <w:szCs w:val="24"/>
+              </w:rPr>
+            </w:pPr>
+            <w:r>
+              <w:rPr>
+                <w:rFonts w:ascii="Times New Roman" w:eastAsia="Times New Roman" w:hAnsi="Times New Roman" w:cs="Times New Roman"/>
+                <w:noProof/>
+                <w:sz w:val="24"/>
+                <w:szCs w:val="24"/>
+              </w:rPr>
+              <w:t>Не используется shared memory.</w:t>
+            </w:r>
+          </w:p>
+        </w:tc>
+      </w:tr>
+      <w:tr>
+        <w:tc>
+          <w:tcPr>
+            <w:tcW w:w="3114" w:type="dxa"/>
+            <w:tcMar>
+              <w:top w:w="150" w:type="dxa"/>
+              <w:left w:w="0" w:type="dxa"/>
+              <w:bottom w:w="150" w:type="dxa"/>
+              <w:right w:w="240" w:type="dxa"/>
+            </w:tcMar>
+            <w:vAlign w:val="center"/>
+            <w:hideMark/>
+          </w:tcPr>
+          <w:p>
+            <w:pPr>
+              <w:rPr>
+                <w:rFonts w:ascii="Times New Roman" w:eastAsia="Times New Roman" w:hAnsi="Times New Roman" w:cs="Times New Roman"/>
+                <w:noProof/>
+                <w:sz w:val="24"/>
+                <w:szCs w:val="24"/>
+              </w:rPr>
+            </w:pPr>
+            <w:r>
+              <w:rPr>
+                <w:rFonts w:ascii="Times New Roman" w:eastAsia="Times New Roman" w:hAnsi="Times New Roman" w:cs="Times New Roman"/>
+                <w:noProof/>
+                <w:sz w:val="24"/>
+                <w:szCs w:val="24"/>
+                <w:lang w:val="en-US"/>
+              </w:rPr>
+              <w:t>l1tex__t_sectors_pipe</w:t>
+            </w:r>
+          </w:p>
+          <w:p>
+            <w:pPr>
+              <w:rPr>
+                <w:rFonts w:ascii="Times New Roman" w:eastAsia="Times New Roman" w:hAnsi="Times New Roman" w:cs="Times New Roman"/>
+                <w:noProof/>
+                <w:sz w:val="24"/>
+                <w:szCs w:val="24"/>
+                <w:lang w:val="en-US"/>
+              </w:rPr>
+            </w:pPr>
+            <w:r>
+              <w:rPr>
+                <w:rFonts w:ascii="Times New Roman" w:eastAsia="Times New Roman" w:hAnsi="Times New Roman" w:cs="Times New Roman"/>
+                <w:noProof/>
+                <w:sz w:val="24"/>
+                <w:szCs w:val="24"/>
+                <w:lang w:val="en-US"/>
+              </w:rPr>
+              <w:t>_lsu_mem_global_op_ld (</w:t>
+            </w:r>
+            <w:r>
+              <w:rPr>
+                <w:rFonts w:ascii="Times New Roman" w:eastAsia="Times New Roman" w:hAnsi="Times New Roman" w:cs="Times New Roman"/>
+                <w:noProof/>
+                <w:sz w:val="24"/>
+                <w:szCs w:val="24"/>
+              </w:rPr>
+              <w:t>среднее</w:t>
+            </w:r>
+            <w:r>
+              <w:rPr>
+                <w:rFonts w:ascii="Times New Roman" w:eastAsia="Times New Roman" w:hAnsi="Times New Roman" w:cs="Times New Roman"/>
+                <w:noProof/>
+                <w:sz w:val="24"/>
+                <w:szCs w:val="24"/>
+                <w:lang w:val="en-US"/>
+              </w:rPr>
+              <w:t>)</w:t>
+            </w:r>
+          </w:p>
+        </w:tc>
+        <w:tc>
+          <w:tcPr>
+            <w:tcW w:w="1276" w:type="dxa"/>
+            <w:tcMar>
+              <w:top w:w="150" w:type="dxa"/>
+              <w:left w:w="240" w:type="dxa"/>
+              <w:bottom w:w="150" w:type="dxa"/>
+              <w:right w:w="240" w:type="dxa"/>
+            </w:tcMar>
+            <w:vAlign w:val="center"/>
+            <w:hideMark/>
+          </w:tcPr>
+          <w:p>
+            <w:pPr>
+              <w:rPr>
+                <w:rFonts w:ascii="Times New Roman" w:eastAsia="Times New Roman" w:hAnsi="Times New Roman" w:cs="Times New Roman"/>
+                <w:noProof/>
+                <w:sz w:val="24"/>
+                <w:szCs w:val="24"/>
+              </w:rPr>
+            </w:pPr>
+            <w:r>
+              <w:rPr>
+                <w:rFonts w:ascii="Times New Roman" w:eastAsia="Times New Roman" w:hAnsi="Times New Roman" w:cs="Times New Roman"/>
+                <w:noProof/>
+                <w:sz w:val="24"/>
+                <w:szCs w:val="24"/>
+              </w:rPr>
+              <w:t>6.4 сектора</w:t>
+            </w:r>
+          </w:p>
+        </w:tc>
+        <w:tc>
+          <w:tcPr>
+            <w:tcW w:w="5670" w:type="dxa"/>
+            <w:tcMar>
+              <w:top w:w="150" w:type="dxa"/>
+              <w:left w:w="240" w:type="dxa"/>
+              <w:bottom w:w="150" w:type="dxa"/>
+              <w:right w:w="0" w:type="dxa"/>
+            </w:tcMar>
+            <w:vAlign w:val="center"/>
+            <w:hideMark/>
+          </w:tcPr>
+          <w:p>
+            <w:pPr>
+              <w:rPr>
+                <w:rFonts w:ascii="Times New Roman" w:eastAsia="Times New Roman" w:hAnsi="Times New Roman" w:cs="Times New Roman"/>
+                <w:noProof/>
+                <w:sz w:val="24"/>
+                <w:szCs w:val="24"/>
+              </w:rPr>
+            </w:pPr>
+            <w:r>
+              <w:rPr>
+                <w:rFonts w:ascii="Times New Roman" w:eastAsia="Times New Roman" w:hAnsi="Times New Roman" w:cs="Times New Roman"/>
+                <w:noProof/>
+                <w:sz w:val="24"/>
+                <w:szCs w:val="24"/>
+              </w:rPr>
+              <w:t>За одну перестановку строк выполняется чтение 256 элементов (по одному на поток) – это 256*8 = 2048 байт. С учётом 32</w:t>
+            </w:r>
+            <w:r>
+              <w:rPr>
+                <w:rFonts w:ascii="Times New Roman" w:eastAsia="Times New Roman" w:hAnsi="Times New Roman" w:cs="Times New Roman"/>
+                <w:noProof/>
+                <w:sz w:val="24"/>
+                <w:szCs w:val="24"/>
+              </w:rPr>
+              <w:noBreakHyphen/>
+              <w:t>байтовых секторов получаем 2048/32 = 64 сектора, но ncu показывает 256 секторов суммарно? Уточнение: в логе swap_rows суммарно за все вызовы 256 секторов, в среднем на вызов ~6.4. Это соответствует одному вызову ядра с 256 потоками, каждый читает 8 байт.</w:t>
+            </w:r>
+          </w:p>
+        </w:tc>
+      </w:tr>
+      <w:tr>
+        <w:tc>
+          <w:tcPr>
+            <w:tcW w:w="3114" w:type="dxa"/>
+            <w:tcMar>
+              <w:top w:w="150" w:type="dxa"/>
+              <w:left w:w="0" w:type="dxa"/>
+              <w:bottom w:w="150" w:type="dxa"/>
+              <w:right w:w="240" w:type="dxa"/>
+            </w:tcMar>
+            <w:vAlign w:val="center"/>
+            <w:hideMark/>
+          </w:tcPr>
+          <w:p>
+            <w:pPr>
+              <w:rPr>
+                <w:rFonts w:ascii="Times New Roman" w:eastAsia="Times New Roman" w:hAnsi="Times New Roman" w:cs="Times New Roman"/>
+                <w:noProof/>
+                <w:sz w:val="24"/>
+                <w:szCs w:val="24"/>
+                <w:lang w:val="en-US"/>
+              </w:rPr>
+            </w:pPr>
+            <w:r>
+              <w:rPr>
+                <w:rFonts w:ascii="Times New Roman" w:eastAsia="Times New Roman" w:hAnsi="Times New Roman" w:cs="Times New Roman"/>
+                <w:noProof/>
+                <w:sz w:val="24"/>
+                <w:szCs w:val="24"/>
+                <w:lang w:val="en-US"/>
+              </w:rPr>
+              <w:t>smsp__branch_targets_threads_divergent</w:t>
+            </w:r>
+          </w:p>
+        </w:tc>
+        <w:tc>
+          <w:tcPr>
+            <w:tcW w:w="1276" w:type="dxa"/>
+            <w:tcMar>
+              <w:top w:w="150" w:type="dxa"/>
+              <w:left w:w="240" w:type="dxa"/>
+              <w:bottom w:w="150" w:type="dxa"/>
+              <w:right w:w="240" w:type="dxa"/>
+            </w:tcMar>
+            <w:vAlign w:val="center"/>
+            <w:hideMark/>
+          </w:tcPr>
+          <w:p>
+            <w:pPr>
+              <w:rPr>
+                <w:rFonts w:ascii="Times New Roman" w:eastAsia="Times New Roman" w:hAnsi="Times New Roman" w:cs="Times New Roman"/>
+                <w:noProof/>
+                <w:sz w:val="24"/>
+                <w:szCs w:val="24"/>
+              </w:rPr>
+            </w:pPr>
+            <w:r>
+              <w:rPr>
+                <w:rFonts w:ascii="Times New Roman" w:eastAsia="Times New Roman" w:hAnsi="Times New Roman" w:cs="Times New Roman"/>
+                <w:noProof/>
+                <w:sz w:val="24"/>
+                <w:szCs w:val="24"/>
+              </w:rPr>
+              <w:t>0</w:t>
+            </w:r>
+          </w:p>
+        </w:tc>
+        <w:tc>
+          <w:tcPr>
+            <w:tcW w:w="5670" w:type="dxa"/>
+            <w:tcMar>
+              <w:top w:w="150" w:type="dxa"/>
+              <w:left w:w="240" w:type="dxa"/>
+              <w:bottom w:w="150" w:type="dxa"/>
+              <w:right w:w="0" w:type="dxa"/>
+            </w:tcMar>
+            <w:vAlign w:val="center"/>
+            <w:hideMark/>
+          </w:tcPr>
+          <w:p>
+            <w:pPr>
+              <w:rPr>
+                <w:rFonts w:ascii="Times New Roman" w:eastAsia="Times New Roman" w:hAnsi="Times New Roman" w:cs="Times New Roman"/>
+                <w:noProof/>
+                <w:sz w:val="24"/>
+                <w:szCs w:val="24"/>
+              </w:rPr>
+            </w:pPr>
+            <w:r>
+              <w:rPr>
+                <w:rFonts w:ascii="Times New Roman" w:eastAsia="Times New Roman" w:hAnsi="Times New Roman" w:cs="Times New Roman"/>
+                <w:noProof/>
+                <w:sz w:val="24"/>
+                <w:szCs w:val="24"/>
+              </w:rPr>
+              <w:t>Отсутствует, т.к. все потоки выполняют одинаковую операцию обмена.</w:t>
+            </w:r>
+          </w:p>
+        </w:tc>
+      </w:tr>
+      <w:tr>
+        <w:trPr>
+          <w:trHeight w:val="166"/>
+        </w:trPr>
+        <w:tc>
+          <w:tcPr>
+            <w:tcW w:w="3114" w:type="dxa"/>
+            <w:tcMar>
+              <w:top w:w="150" w:type="dxa"/>
+              <w:left w:w="0" w:type="dxa"/>
+              <w:bottom w:w="150" w:type="dxa"/>
+              <w:right w:w="240" w:type="dxa"/>
+            </w:tcMar>
+            <w:vAlign w:val="center"/>
+            <w:hideMark/>
+          </w:tcPr>
+          <w:p>
+            <w:pPr>
+              <w:rPr>
+                <w:rFonts w:ascii="Times New Roman" w:eastAsia="Times New Roman" w:hAnsi="Times New Roman" w:cs="Times New Roman"/>
+                <w:noProof/>
+                <w:sz w:val="24"/>
+                <w:szCs w:val="24"/>
+              </w:rPr>
+            </w:pPr>
+            <w:r>
+              <w:rPr>
+                <w:rFonts w:ascii="Times New Roman" w:eastAsia="Times New Roman" w:hAnsi="Times New Roman" w:cs="Times New Roman"/>
+                <w:noProof/>
+                <w:sz w:val="24"/>
+                <w:szCs w:val="24"/>
+              </w:rPr>
+              <w:t>Локальная память</w:t>
+            </w:r>
+          </w:p>
+        </w:tc>
+        <w:tc>
+          <w:tcPr>
+            <w:tcW w:w="1276" w:type="dxa"/>
+            <w:tcMar>
+              <w:top w:w="150" w:type="dxa"/>
+              <w:left w:w="240" w:type="dxa"/>
+              <w:bottom w:w="150" w:type="dxa"/>
+              <w:right w:w="240" w:type="dxa"/>
+            </w:tcMar>
+            <w:vAlign w:val="center"/>
+            <w:hideMark/>
+          </w:tcPr>
+          <w:p>
+            <w:pPr>
+              <w:rPr>
+                <w:rFonts w:ascii="Times New Roman" w:eastAsia="Times New Roman" w:hAnsi="Times New Roman" w:cs="Times New Roman"/>
+                <w:noProof/>
+                <w:sz w:val="24"/>
+                <w:szCs w:val="24"/>
+              </w:rPr>
+            </w:pPr>
+            <w:r>
+              <w:rPr>
+                <w:rFonts w:ascii="Times New Roman" w:eastAsia="Times New Roman" w:hAnsi="Times New Roman" w:cs="Times New Roman"/>
+                <w:noProof/>
+                <w:sz w:val="24"/>
+                <w:szCs w:val="24"/>
+              </w:rPr>
+              <w:t>0</w:t>
+            </w:r>
+          </w:p>
+        </w:tc>
+        <w:tc>
+          <w:tcPr>
+            <w:tcW w:w="5670" w:type="dxa"/>
+            <w:tcMar>
+              <w:top w:w="150" w:type="dxa"/>
+              <w:left w:w="240" w:type="dxa"/>
+              <w:bottom w:w="150" w:type="dxa"/>
+              <w:right w:w="0" w:type="dxa"/>
+            </w:tcMar>
+            <w:vAlign w:val="center"/>
+            <w:hideMark/>
+          </w:tcPr>
+          <w:p>
+            <w:pPr>
+              <w:rPr>
+                <w:rFonts w:ascii="Times New Roman" w:eastAsia="Times New Roman" w:hAnsi="Times New Roman" w:cs="Times New Roman"/>
+                <w:noProof/>
+                <w:sz w:val="24"/>
+                <w:szCs w:val="24"/>
+              </w:rPr>
+            </w:pPr>
+            <w:r>
+              <w:rPr>
+                <w:rFonts w:ascii="Times New Roman" w:eastAsia="Times New Roman" w:hAnsi="Times New Roman" w:cs="Times New Roman"/>
+                <w:noProof/>
+                <w:sz w:val="24"/>
+                <w:szCs w:val="24"/>
+              </w:rPr>
+              <w:t>Регистровая модель.</w:t>
+            </w:r>
+          </w:p>
+        </w:tc>
+      </w:tr>
+    </w:tbl>
+    <w:p>
+      <w:pPr>
+        <w:tabs>
+          <w:tab w:val="num" w:pos="720"/>
+        </w:tabs>
+        <w:rPr>
+          <w:rFonts w:ascii="Times New Roman" w:eastAsia="Times New Roman" w:hAnsi="Times New Roman" w:cs="Times New Roman"/>
+          <w:noProof/>
+          <w:sz w:val="24"/>
+          <w:szCs w:val="24"/>
+        </w:rPr>
+      </w:pPr>
+      <w:r>
+        <w:rPr>
+          <w:rFonts w:ascii="Times New Roman" w:eastAsia="Times New Roman" w:hAnsi="Times New Roman" w:cs="Times New Roman"/>
+          <w:noProof/>
+          <w:sz w:val="24"/>
+          <w:szCs w:val="24"/>
+        </w:rPr>
+        <w:lastRenderedPageBreak/>
+        <w:tab/>
+      </w:r>
+      <w:r>
+        <w:rPr>
+          <w:rFonts w:ascii="Times New Roman" w:eastAsia="Times New Roman" w:hAnsi="Times New Roman" w:cs="Times New Roman"/>
+          <w:noProof/>
+          <w:sz w:val="24"/>
+          <w:szCs w:val="24"/>
+        </w:rPr>
+        <w:t>Таким образом, р</w:t>
+      </w:r>
+      <w:r>
+        <w:rPr>
+          <w:rFonts w:ascii="Times New Roman" w:eastAsia="Times New Roman" w:hAnsi="Times New Roman" w:cs="Times New Roman"/>
+          <w:noProof/>
+          <w:sz w:val="24"/>
+          <w:szCs w:val="24"/>
+        </w:rPr>
+        <w:t xml:space="preserve">еализованный алгоритм хорошо адаптирован </w:t>
+      </w:r>
+      <w:r>
+        <w:rPr>
+          <w:rFonts w:ascii="Times New Roman" w:eastAsia="Times New Roman" w:hAnsi="Times New Roman" w:cs="Times New Roman"/>
+          <w:noProof/>
+          <w:sz w:val="24"/>
+          <w:szCs w:val="24"/>
+        </w:rPr>
+        <w:t xml:space="preserve">и оптимизирован. </w:t>
+      </w:r>
+      <w:r>
+        <w:rPr>
+          <w:rFonts w:ascii="Times New Roman" w:eastAsia="Times New Roman" w:hAnsi="Times New Roman" w:cs="Times New Roman"/>
+          <w:noProof/>
+          <w:sz w:val="24"/>
+          <w:szCs w:val="24"/>
+        </w:rPr>
+        <w:t>Использование разделяемой памяти для временного хранения текущей строки и столбца устраняет избыточные глобальные обращения и не порождает конфликтов банков.</w:t>
+      </w:r>
+      <w:r>
+        <w:rPr>
+          <w:rFonts w:ascii="Times New Roman" w:eastAsia="Times New Roman" w:hAnsi="Times New Roman" w:cs="Times New Roman"/>
+          <w:noProof/>
+          <w:sz w:val="24"/>
+          <w:szCs w:val="24"/>
+        </w:rPr>
+        <w:t xml:space="preserve"> </w:t>
+      </w:r>
+      <w:r>
+        <w:rPr>
+          <w:rFonts w:ascii="Times New Roman" w:eastAsia="Times New Roman" w:hAnsi="Times New Roman" w:cs="Times New Roman"/>
+          <w:noProof/>
+          <w:sz w:val="24"/>
+          <w:szCs w:val="24"/>
+        </w:rPr>
+        <w:t>Размер блоков 32×32 идеально подходит для warp</w:t>
+      </w:r>
+      <w:r>
+        <w:rPr>
+          <w:rFonts w:ascii="Times New Roman" w:eastAsia="Times New Roman" w:hAnsi="Times New Roman" w:cs="Times New Roman"/>
+          <w:noProof/>
+          <w:sz w:val="24"/>
+          <w:szCs w:val="24"/>
+        </w:rPr>
+        <w:noBreakHyphen/>
+        <w:t>ориентированной организации, обеспечивая нулевую дивергенцию внутри основного ядра.</w:t>
+      </w:r>
+      <w:r>
+        <w:rPr>
+          <w:rFonts w:ascii="Times New Roman" w:eastAsia="Times New Roman" w:hAnsi="Times New Roman" w:cs="Times New Roman"/>
+          <w:noProof/>
+          <w:sz w:val="24"/>
+          <w:szCs w:val="24"/>
+        </w:rPr>
+        <w:t xml:space="preserve"> </w:t>
+      </w:r>
+      <w:r>
+        <w:rPr>
+          <w:rFonts w:ascii="Times New Roman" w:eastAsia="Times New Roman" w:hAnsi="Times New Roman" w:cs="Times New Roman"/>
+          <w:noProof/>
+          <w:sz w:val="24"/>
+          <w:szCs w:val="24"/>
+        </w:rPr>
+        <w:t>Объём пересылок глобальной памяти линейно зависит от размера подматрицы и не превышает теоретического минимума.</w:t>
+      </w:r>
+      <w:r>
+        <w:rPr>
+          <w:rFonts w:ascii="Times New Roman" w:eastAsia="Times New Roman" w:hAnsi="Times New Roman" w:cs="Times New Roman"/>
+          <w:noProof/>
+          <w:sz w:val="24"/>
+          <w:szCs w:val="24"/>
+        </w:rPr>
+        <w:t xml:space="preserve"> </w:t>
+      </w:r>
+      <w:r>
+        <w:rPr>
+          <w:rFonts w:ascii="Times New Roman" w:eastAsia="Times New Roman" w:hAnsi="Times New Roman" w:cs="Times New Roman"/>
+          <w:noProof/>
+          <w:sz w:val="24"/>
+          <w:szCs w:val="24"/>
+        </w:rPr>
+        <w:t>Единственным потенциальным узким местом остаётся последовательный выбор главного элемента (Thrust), но его вклад в общее время пренебрежимо мал по сравнению с параллельным исключением.</w:t>
+      </w:r>
+      <w:r>
+        <w:rPr>
+          <w:rFonts w:ascii="Times New Roman" w:eastAsia="Times New Roman" w:hAnsi="Times New Roman" w:cs="Times New Roman"/>
+          <w:noProof/>
+          <w:sz w:val="24"/>
+          <w:szCs w:val="24"/>
+        </w:rPr>
+        <w:t xml:space="preserve"> </w:t>
+      </w:r>
+      <w:r>
+        <w:rPr>
+          <w:rFonts w:ascii="Times New Roman" w:eastAsia="Times New Roman" w:hAnsi="Times New Roman" w:cs="Times New Roman"/>
+          <w:noProof/>
+          <w:sz w:val="24"/>
+          <w:szCs w:val="24"/>
+        </w:rPr>
+        <w:t xml:space="preserve">Таким образом, программа эффективно использует вычислительные ресурсы GPU. </w:t>
       </w:r>
     </w:p>
     <w:p>
@@ -7114,344 +7003,9 @@
           <w:szCs w:val="24"/>
         </w:rPr>
       </w:pPr>
-      <w:r>
-        <w:rPr>
-          <w:rFonts w:ascii="Times New Roman" w:eastAsia="Times New Roman" w:hAnsi="Times New Roman" w:cs="Times New Roman"/>
-          <w:noProof/>
-          <w:sz w:val="24"/>
-          <w:szCs w:val="24"/>
-        </w:rPr>
-        <w:t>6 2 0 7 1 1 0 1 2 6 0 4 0</w:t>
-      </w:r>
     </w:p>
     <w:p>
       <w:pPr>
-        <w:rPr>
-          <w:rFonts w:ascii="Times New Roman" w:eastAsia="Times New Roman" w:hAnsi="Times New Roman" w:cs="Times New Roman"/>
-          <w:noProof/>
-          <w:sz w:val="24"/>
-          <w:szCs w:val="24"/>
-        </w:rPr>
-      </w:pPr>
-      <w:r>
-        <w:rPr>
-          <w:rFonts w:ascii="Times New Roman" w:eastAsia="Times New Roman" w:hAnsi="Times New Roman" w:cs="Times New Roman"/>
-          <w:noProof/>
-          <w:sz w:val="24"/>
-          <w:szCs w:val="24"/>
-        </w:rPr>
-        <w:t>4 3 0 3 1 0 1 0 0</w:t>
-      </w:r>
-    </w:p>
-    <w:p>
-      <w:pPr>
-        <w:rPr>
-          <w:rFonts w:ascii="Times New Roman" w:eastAsia="Times New Roman" w:hAnsi="Times New Roman" w:cs="Times New Roman"/>
-          <w:noProof/>
-          <w:sz w:val="24"/>
-          <w:szCs w:val="24"/>
-        </w:rPr>
-      </w:pPr>
-      <w:r>
-        <w:rPr>
-          <w:rFonts w:ascii="Times New Roman" w:eastAsia="Times New Roman" w:hAnsi="Times New Roman" w:cs="Times New Roman"/>
-          <w:noProof/>
-          <w:sz w:val="24"/>
-          <w:szCs w:val="24"/>
-        </w:rPr>
-        <w:t>4 0 3 6 2 5 2 7 2</w:t>
-      </w:r>
-    </w:p>
-    <w:p>
-      <w:pPr>
-        <w:rPr>
-          <w:rFonts w:ascii="Times New Roman" w:eastAsia="Times New Roman" w:hAnsi="Times New Roman" w:cs="Times New Roman"/>
-          <w:noProof/>
-          <w:sz w:val="24"/>
-          <w:szCs w:val="24"/>
-        </w:rPr>
-      </w:pPr>
-      <w:r>
-        <w:rPr>
-          <w:rFonts w:ascii="Times New Roman" w:eastAsia="Times New Roman" w:hAnsi="Times New Roman" w:cs="Times New Roman"/>
-          <w:noProof/>
-          <w:sz w:val="24"/>
-          <w:szCs w:val="24"/>
-        </w:rPr>
-        <w:t>9 6 4 5 1 7 0 2 1 2 3 4 1 1 5</w:t>
-      </w:r>
-    </w:p>
-    <w:p>
-      <w:pPr>
-        <w:rPr>
-          <w:rFonts w:ascii="Times New Roman" w:eastAsia="Times New Roman" w:hAnsi="Times New Roman" w:cs="Times New Roman"/>
-          <w:noProof/>
-          <w:sz w:val="24"/>
-          <w:szCs w:val="24"/>
-        </w:rPr>
-      </w:pPr>
-      <w:r>
-        <w:rPr>
-          <w:rFonts w:ascii="Times New Roman" w:eastAsia="Times New Roman" w:hAnsi="Times New Roman" w:cs="Times New Roman"/>
-          <w:noProof/>
-          <w:sz w:val="24"/>
-          <w:szCs w:val="24"/>
-        </w:rPr>
-        <w:t>3 3 2 6</w:t>
-      </w:r>
-    </w:p>
-    <w:p>
-      <w:pPr>
-        <w:rPr>
-          <w:rFonts w:ascii="Times New Roman" w:eastAsia="Times New Roman" w:hAnsi="Times New Roman" w:cs="Times New Roman"/>
-          <w:sz w:val="24"/>
-          <w:szCs w:val="24"/>
-        </w:rPr>
-      </w:pPr>
-    </w:p>
-    <w:p>
-      <w:pPr>
-        <w:jc w:val="center"/>
-        <w:rPr>
-          <w:rFonts w:ascii="Times New Roman" w:eastAsia="Times New Roman" w:hAnsi="Times New Roman" w:cs="Times New Roman"/>
-          <w:sz w:val="24"/>
-          <w:szCs w:val="24"/>
-          <w:lang w:val="en-US"/>
-        </w:rPr>
-      </w:pPr>
-      <w:r>
-        <w:rPr>
-          <w:rFonts w:ascii="Times New Roman" w:eastAsia="Times New Roman" w:hAnsi="Times New Roman" w:cs="Times New Roman"/>
-          <w:noProof/>
-          <w:sz w:val="24"/>
-          <w:szCs w:val="24"/>
-          <w:lang w:val="en-US"/>
-        </w:rPr>
-        <w:lastRenderedPageBreak/>
-        <w:drawing>
-          <wp:inline distT="0" distB="0" distL="0" distR="0" wp14:anchorId="5BB707B4" wp14:editId="18EA20CA">
-            <wp:extent cx="5721350" cy="2489200"/>
-            <wp:effectExtent l="19050" t="19050" r="12700" b="25400"/>
-            <wp:docPr id="498933262" name="Рисунок 1"/>
-            <wp:cNvGraphicFramePr>
-              <a:graphicFrameLocks xmlns:a="http://schemas.openxmlformats.org/drawingml/2006/main" noChangeAspect="1"/>
-            </wp:cNvGraphicFramePr>
-            <a:graphic xmlns:a="http://schemas.openxmlformats.org/drawingml/2006/main">
-              <a:graphicData uri="http://schemas.openxmlformats.org/drawingml/2006/picture">
-                <pic:pic xmlns:pic="http://schemas.openxmlformats.org/drawingml/2006/picture">
-                  <pic:nvPicPr>
-                    <pic:cNvPr id="0" name="Picture 1"/>
-                    <pic:cNvPicPr>
-                      <a:picLocks noChangeAspect="1" noChangeArrowheads="1"/>
-                    </pic:cNvPicPr>
-                  </pic:nvPicPr>
-                  <pic:blipFill>
-                    <a:blip r:embed="rId6" cstate="print">
-                      <a:extLst>
-                        <a:ext uri="{28A0092B-C50C-407E-A947-70E740481C1C}">
-                          <a14:useLocalDpi xmlns:a14="http://schemas.microsoft.com/office/drawing/2010/main" val="0"/>
-                        </a:ext>
-                      </a:extLst>
-                    </a:blip>
-                    <a:srcRect/>
-                    <a:stretch>
-                      <a:fillRect/>
-                    </a:stretch>
-                  </pic:blipFill>
-                  <pic:spPr bwMode="auto">
-                    <a:xfrm>
-                      <a:off x="0" y="0"/>
-                      <a:ext cx="5721350" cy="2489200"/>
-                    </a:xfrm>
-                    <a:prstGeom prst="rect">
-                      <a:avLst/>
-                    </a:prstGeom>
-                    <a:noFill/>
-                    <a:ln>
-                      <a:solidFill>
-                        <a:schemeClr val="tx1"/>
-                      </a:solidFill>
-                    </a:ln>
-                  </pic:spPr>
-                </pic:pic>
-              </a:graphicData>
-            </a:graphic>
-          </wp:inline>
-        </w:drawing>
-      </w:r>
-    </w:p>
-    <w:p>
-      <w:pPr>
-        <w:jc w:val="center"/>
-        <w:rPr>
-          <w:rFonts w:ascii="Times New Roman" w:eastAsia="Times New Roman" w:hAnsi="Times New Roman" w:cs="Times New Roman"/>
-          <w:sz w:val="24"/>
-          <w:szCs w:val="24"/>
-          <w:lang w:val="en-US"/>
-        </w:rPr>
-      </w:pPr>
-      <w:r>
-        <w:rPr>
-          <w:rFonts w:ascii="Times New Roman" w:eastAsia="Times New Roman" w:hAnsi="Times New Roman" w:cs="Times New Roman"/>
-          <w:sz w:val="24"/>
-          <w:szCs w:val="24"/>
-        </w:rPr>
-        <w:t xml:space="preserve">Рисунок 1. </w:t>
-      </w:r>
-      <w:r>
-        <w:rPr>
-          <w:rFonts w:ascii="Times New Roman" w:eastAsia="Times New Roman" w:hAnsi="Times New Roman" w:cs="Times New Roman"/>
-          <w:sz w:val="24"/>
-          <w:szCs w:val="24"/>
-        </w:rPr>
-        <w:t>Входное изображение</w:t>
-      </w:r>
-    </w:p>
-    <w:p>
-      <w:pPr>
-        <w:rPr>
-          <w:rFonts w:ascii="Times New Roman" w:eastAsia="Times New Roman" w:hAnsi="Times New Roman" w:cs="Times New Roman"/>
-          <w:sz w:val="24"/>
-          <w:szCs w:val="24"/>
-          <w:lang w:val="en-US"/>
-        </w:rPr>
-      </w:pPr>
-    </w:p>
-    <w:p>
-      <w:pPr>
-        <w:jc w:val="center"/>
-        <w:rPr>
-          <w:rFonts w:ascii="Times New Roman" w:eastAsia="Times New Roman" w:hAnsi="Times New Roman" w:cs="Times New Roman"/>
-          <w:noProof/>
-          <w:sz w:val="24"/>
-          <w:szCs w:val="24"/>
-        </w:rPr>
-      </w:pPr>
-    </w:p>
-    <w:p>
-      <w:pPr>
-        <w:jc w:val="center"/>
-        <w:rPr>
-          <w:rFonts w:ascii="Times New Roman" w:eastAsia="Times New Roman" w:hAnsi="Times New Roman" w:cs="Times New Roman"/>
-          <w:sz w:val="24"/>
-          <w:szCs w:val="24"/>
-        </w:rPr>
-      </w:pPr>
-      <w:r>
-        <w:rPr>
-          <w:rFonts w:ascii="Times New Roman" w:eastAsia="Times New Roman" w:hAnsi="Times New Roman" w:cs="Times New Roman"/>
-          <w:noProof/>
-          <w:sz w:val="24"/>
-          <w:szCs w:val="24"/>
-        </w:rPr>
-        <w:drawing>
-          <wp:inline distT="0" distB="0" distL="0" distR="0" wp14:anchorId="67D62EA3" wp14:editId="22538633">
-            <wp:extent cx="5721350" cy="2489200"/>
-            <wp:effectExtent l="19050" t="19050" r="12700" b="25400"/>
-            <wp:docPr id="741420962" name="Рисунок 3"/>
-            <wp:cNvGraphicFramePr>
-              <a:graphicFrameLocks xmlns:a="http://schemas.openxmlformats.org/drawingml/2006/main" noChangeAspect="1"/>
-            </wp:cNvGraphicFramePr>
-            <a:graphic xmlns:a="http://schemas.openxmlformats.org/drawingml/2006/main">
-              <a:graphicData uri="http://schemas.openxmlformats.org/drawingml/2006/picture">
-                <pic:pic xmlns:pic="http://schemas.openxmlformats.org/drawingml/2006/picture">
-                  <pic:nvPicPr>
-                    <pic:cNvPr id="0" name="Picture 3"/>
-                    <pic:cNvPicPr>
-                      <a:picLocks noChangeAspect="1" noChangeArrowheads="1"/>
-                    </pic:cNvPicPr>
-                  </pic:nvPicPr>
-                  <pic:blipFill>
-                    <a:blip r:embed="rId7" cstate="print">
-                      <a:extLst>
-                        <a:ext uri="{28A0092B-C50C-407E-A947-70E740481C1C}">
-                          <a14:useLocalDpi xmlns:a14="http://schemas.microsoft.com/office/drawing/2010/main" val="0"/>
-                        </a:ext>
-                      </a:extLst>
-                    </a:blip>
-                    <a:srcRect/>
-                    <a:stretch>
-                      <a:fillRect/>
-                    </a:stretch>
-                  </pic:blipFill>
-                  <pic:spPr bwMode="auto">
-                    <a:xfrm>
-                      <a:off x="0" y="0"/>
-                      <a:ext cx="5721350" cy="2489200"/>
-                    </a:xfrm>
-                    <a:prstGeom prst="rect">
-                      <a:avLst/>
-                    </a:prstGeom>
-                    <a:noFill/>
-                    <a:ln>
-                      <a:solidFill>
-                        <a:schemeClr val="tx1"/>
-                      </a:solidFill>
-                    </a:ln>
-                  </pic:spPr>
-                </pic:pic>
-              </a:graphicData>
-            </a:graphic>
-          </wp:inline>
-        </w:drawing>
-      </w:r>
-    </w:p>
-    <w:p>
-      <w:pPr>
-        <w:jc w:val="center"/>
-        <w:rPr>
-          <w:rFonts w:ascii="Times New Roman" w:eastAsia="Times New Roman" w:hAnsi="Times New Roman" w:cs="Times New Roman"/>
-          <w:sz w:val="24"/>
-          <w:szCs w:val="24"/>
-        </w:rPr>
-      </w:pPr>
-      <w:r>
-        <w:rPr>
-          <w:rFonts w:ascii="Times New Roman" w:eastAsia="Times New Roman" w:hAnsi="Times New Roman" w:cs="Times New Roman"/>
-          <w:sz w:val="24"/>
-          <w:szCs w:val="24"/>
-        </w:rPr>
-        <w:t xml:space="preserve">Рисунок </w:t>
-      </w:r>
-      <w:r>
-        <w:rPr>
-          <w:rFonts w:ascii="Times New Roman" w:eastAsia="Times New Roman" w:hAnsi="Times New Roman" w:cs="Times New Roman"/>
-          <w:sz w:val="24"/>
-          <w:szCs w:val="24"/>
-        </w:rPr>
-        <w:t>2</w:t>
-      </w:r>
-      <w:r>
-        <w:rPr>
-          <w:rFonts w:ascii="Times New Roman" w:eastAsia="Times New Roman" w:hAnsi="Times New Roman" w:cs="Times New Roman"/>
-          <w:sz w:val="24"/>
-          <w:szCs w:val="24"/>
-        </w:rPr>
-        <w:t>.</w:t>
-      </w:r>
-      <w:r>
-        <w:rPr>
-          <w:rFonts w:ascii="Times New Roman" w:eastAsia="Times New Roman" w:hAnsi="Times New Roman" w:cs="Times New Roman"/>
-          <w:sz w:val="24"/>
-          <w:szCs w:val="24"/>
-        </w:rPr>
-        <w:t xml:space="preserve"> Выходное изображение</w:t>
-      </w:r>
-    </w:p>
-    <w:p>
-      <w:pPr>
-        <w:rPr>
-          <w:rFonts w:ascii="Times New Roman" w:eastAsia="Times New Roman" w:hAnsi="Times New Roman" w:cs="Times New Roman"/>
-          <w:b/>
-          <w:bCs/>
-          <w:sz w:val="24"/>
-          <w:szCs w:val="24"/>
-        </w:rPr>
-      </w:pPr>
-    </w:p>
-    <w:p>
-      <w:pPr>
-        <w:ind w:firstLine="720"/>
         <w:rPr>
           <w:rFonts w:ascii="Times New Roman" w:eastAsia="Times New Roman" w:hAnsi="Times New Roman" w:cs="Times New Roman"/>
           <w:b/>
@@ -7463,66 +7017,30 @@
       <w:r>
         <w:rPr>
           <w:rFonts w:ascii="Times New Roman" w:eastAsia="Times New Roman" w:hAnsi="Times New Roman" w:cs="Times New Roman"/>
-          <w:sz w:val="24"/>
-          <w:szCs w:val="24"/>
-        </w:rPr>
-        <w:t>Вполне нормально, что выходное изображение так выглядит, так как все пиксели имеют очень</w:t>
-      </w:r>
-      <w:r>
-        <w:rPr>
-          <w:rFonts w:ascii="Times New Roman" w:eastAsia="Times New Roman" w:hAnsi="Times New Roman" w:cs="Times New Roman"/>
-          <w:sz w:val="24"/>
-          <w:szCs w:val="24"/>
-        </w:rPr>
-        <w:t xml:space="preserve"> маленькое</w:t>
-      </w:r>
-      <w:r>
-        <w:rPr>
-          <w:rFonts w:ascii="Times New Roman" w:eastAsia="Times New Roman" w:hAnsi="Times New Roman" w:cs="Times New Roman"/>
-          <w:sz w:val="24"/>
-          <w:szCs w:val="24"/>
-        </w:rPr>
-        <w:t xml:space="preserve"> (0-5) значение прозрачности</w:t>
-      </w:r>
-      <w:r>
-        <w:rPr>
-          <w:rFonts w:ascii="Times New Roman" w:eastAsia="Times New Roman" w:hAnsi="Times New Roman" w:cs="Times New Roman"/>
-          <w:sz w:val="24"/>
-          <w:szCs w:val="24"/>
-        </w:rPr>
-        <w:t>.</w:t>
-      </w:r>
-    </w:p>
-    <w:p>
-      <w:pPr>
-        <w:rPr>
-          <w:rFonts w:ascii="Times New Roman" w:eastAsia="Times New Roman" w:hAnsi="Times New Roman" w:cs="Times New Roman"/>
           <w:b/>
           <w:bCs/>
           <w:sz w:val="28"/>
           <w:szCs w:val="28"/>
         </w:rPr>
-      </w:pPr>
+        <w:t>Выводы</w:t>
+      </w:r>
     </w:p>
     <w:p>
       <w:pPr>
-        <w:rPr>
-          <w:rFonts w:ascii="Times New Roman" w:eastAsia="Times New Roman" w:hAnsi="Times New Roman" w:cs="Times New Roman"/>
-          <w:b/>
-          <w:bCs/>
-          <w:sz w:val="28"/>
-          <w:szCs w:val="28"/>
-        </w:rPr>
-      </w:pPr>
-      <w:r>
-        <w:rPr>
-          <w:rFonts w:ascii="Times New Roman" w:eastAsia="Times New Roman" w:hAnsi="Times New Roman" w:cs="Times New Roman"/>
-          <w:b/>
-          <w:bCs/>
-          <w:sz w:val="28"/>
-          <w:szCs w:val="28"/>
-        </w:rPr>
-        <w:t>Выводы</w:t>
+        <w:ind w:firstLine="720"/>
+        <w:rPr>
+          <w:rFonts w:ascii="Times New Roman" w:eastAsia="Times New Roman" w:hAnsi="Times New Roman" w:cs="Times New Roman"/>
+          <w:sz w:val="24"/>
+          <w:szCs w:val="24"/>
+        </w:rPr>
+      </w:pPr>
+      <w:r>
+        <w:rPr>
+          <w:rFonts w:ascii="Times New Roman" w:eastAsia="Times New Roman" w:hAnsi="Times New Roman" w:cs="Times New Roman"/>
+          <w:sz w:val="24"/>
+          <w:szCs w:val="24"/>
+        </w:rPr>
+        <w:t>Реализованный алгоритм вычисления определителя квадратной матрицы методом Гаусса с выбором главного элемента по столбцу ориентирован на задачи вычислительной линейной алгебры, где требуется точное (с двойной точностью) решение систем линейных уравнений, обращение матриц, вычисление ранга или определителя. Типовые задачи включают обработку результатов физического моделирования (метод конечных элементов, вычислительная гидродинамика), анализ устойчивости линейных систем, обработку сигналов и изображений, а также машинное обучение (например, при оценке ковариационных матриц). Благодаря использованию GPU, алгоритм становится привлекательным для матриц средних и больших размеров (от 1024×1024), где параллельная обработка окупает накладные расходы на передачу данных.</w:t>
       </w:r>
     </w:p>
     <w:p>
@@ -7540,52 +7058,25 @@
           <w:sz w:val="24"/>
           <w:szCs w:val="24"/>
         </w:rPr>
-        <w:t xml:space="preserve">Реализованный в рамках лабораторной работы алгоритм классификации пикселей по расстоянию </w:t>
-      </w:r>
-      <w:proofErr w:type="spellStart"/>
-      <w:r>
-        <w:rPr>
-          <w:rFonts w:ascii="Times New Roman" w:eastAsia="Times New Roman" w:hAnsi="Times New Roman" w:cs="Times New Roman"/>
-          <w:sz w:val="24"/>
-          <w:szCs w:val="24"/>
-        </w:rPr>
-        <w:t>Махаланобиса</w:t>
-      </w:r>
-      <w:proofErr w:type="spellEnd"/>
-      <w:r>
-        <w:rPr>
-          <w:rFonts w:ascii="Times New Roman" w:eastAsia="Times New Roman" w:hAnsi="Times New Roman" w:cs="Times New Roman"/>
-          <w:sz w:val="24"/>
-          <w:szCs w:val="24"/>
-        </w:rPr>
-        <w:t xml:space="preserve"> предназначен для решения задач сегментации изображений на основе обучающих выборок. Типовые области применения включают медицинскую диагностику (выделение тканей или патологий по цветовым характеристикам), системы технического зрения (распознавание объектов по цвету, например, спелых плодов или дефектов на конвейере), обработку спутниковых снимков (классификация типов земной поверхности), а также задачи цветокоррекции и фильтрации, где требуется отнести каждый пиксель к одному из эталонных классов. В отличие от простых пороговых методов, </w:t>
-      </w:r>
-      <w:proofErr w:type="spellStart"/>
-      <w:r>
-        <w:rPr>
-          <w:rFonts w:ascii="Times New Roman" w:eastAsia="Times New Roman" w:hAnsi="Times New Roman" w:cs="Times New Roman"/>
-          <w:sz w:val="24"/>
-          <w:szCs w:val="24"/>
-        </w:rPr>
-        <w:t>махаланобисово</w:t>
-      </w:r>
-      <w:proofErr w:type="spellEnd"/>
-      <w:r>
-        <w:rPr>
-          <w:rFonts w:ascii="Times New Roman" w:eastAsia="Times New Roman" w:hAnsi="Times New Roman" w:cs="Times New Roman"/>
-          <w:sz w:val="24"/>
-          <w:szCs w:val="24"/>
-        </w:rPr>
-        <w:t xml:space="preserve"> расстояние учитывает </w:t>
-      </w:r>
-      <w:r>
-        <w:rPr>
-          <w:rFonts w:ascii="Times New Roman" w:eastAsia="Times New Roman" w:hAnsi="Times New Roman" w:cs="Times New Roman"/>
-          <w:sz w:val="24"/>
-          <w:szCs w:val="24"/>
-        </w:rPr>
-        <w:lastRenderedPageBreak/>
-        <w:t>корреляции между цветовыми каналами, что делает классификацию более устойчивой к изменениям освещения и шумам.</w:t>
+        <w:t>Разработка CUDA-ядра для метода Гаусса потребовала решения нескольких нетривиальных задач. Во-первых, выбор главного элемента с помощью библиотеки Thrust потребовал адаптации device_ptr и компаратора для работы с column-major порядком. Во-вторых, ядро eliminate2D_opt использует разделяемую память для загрузки текущей строки и столбца, что сделало код существенно сложнее по сравнению с наивной реализацией. Основные проблемы возникли при настройке размеров сетки и блоков: необходимо было избежать конфликтов банков разделяемой памяти и обеспечить коалесценцию глобальных обращений. Также пришлось тщательно синхронизировать потоки __</w:t>
+      </w:r>
+      <w:proofErr w:type="gramStart"/>
+      <w:r>
+        <w:rPr>
+          <w:rFonts w:ascii="Times New Roman" w:eastAsia="Times New Roman" w:hAnsi="Times New Roman" w:cs="Times New Roman"/>
+          <w:sz w:val="24"/>
+          <w:szCs w:val="24"/>
+        </w:rPr>
+        <w:t>syncthreads(</w:t>
+      </w:r>
+      <w:proofErr w:type="gramEnd"/>
+      <w:r>
+        <w:rPr>
+          <w:rFonts w:ascii="Times New Roman" w:eastAsia="Times New Roman" w:hAnsi="Times New Roman" w:cs="Times New Roman"/>
+          <w:sz w:val="24"/>
+          <w:szCs w:val="24"/>
+        </w:rPr>
+        <w:t>) перед использованием данных из shared memory. Кроме того, работа с двойной точностью заставила искать баланс между загрузкой GPU и накладными расходами на запуск ядер. Отдельной проблемой стало корректное восстановление знака определителя при перестановках строк.</w:t>
       </w:r>
     </w:p>
     <w:p>
@@ -7603,186 +7094,64 @@
           <w:sz w:val="24"/>
           <w:szCs w:val="24"/>
         </w:rPr>
-        <w:t xml:space="preserve">Сложность программирования можно оценить как среднюю. Потребовалось реализовать на CPU вычисление выборочных средних и ковариационных матриц, а также обращение матриц 3×3 (аналитическая формула). На GPU </w:t>
-      </w:r>
-      <w:r>
-        <w:rPr>
-          <w:rFonts w:ascii="Times New Roman" w:eastAsia="Times New Roman" w:hAnsi="Times New Roman" w:cs="Times New Roman"/>
-          <w:sz w:val="24"/>
-          <w:szCs w:val="24"/>
-        </w:rPr>
-        <w:t xml:space="preserve">использование </w:t>
-      </w:r>
-      <w:r>
-        <w:rPr>
-          <w:rFonts w:ascii="Times New Roman" w:eastAsia="Times New Roman" w:hAnsi="Times New Roman" w:cs="Times New Roman"/>
-          <w:sz w:val="24"/>
-          <w:szCs w:val="24"/>
-        </w:rPr>
-        <w:t>константной памяти</w:t>
-      </w:r>
-      <w:r>
-        <w:rPr>
-          <w:rFonts w:ascii="Times New Roman" w:eastAsia="Times New Roman" w:hAnsi="Times New Roman" w:cs="Times New Roman"/>
-          <w:sz w:val="24"/>
-          <w:szCs w:val="24"/>
-        </w:rPr>
-        <w:t xml:space="preserve"> для </w:t>
-      </w:r>
-      <w:r>
-        <w:rPr>
-          <w:rFonts w:ascii="Times New Roman" w:eastAsia="Times New Roman" w:hAnsi="Times New Roman" w:cs="Times New Roman"/>
-          <w:sz w:val="24"/>
-          <w:szCs w:val="24"/>
-        </w:rPr>
-        <w:t>размещени</w:t>
-      </w:r>
-      <w:r>
-        <w:rPr>
-          <w:rFonts w:ascii="Times New Roman" w:eastAsia="Times New Roman" w:hAnsi="Times New Roman" w:cs="Times New Roman"/>
-          <w:sz w:val="24"/>
-          <w:szCs w:val="24"/>
-        </w:rPr>
-        <w:t>я</w:t>
-      </w:r>
-      <w:r>
-        <w:rPr>
-          <w:rFonts w:ascii="Times New Roman" w:eastAsia="Times New Roman" w:hAnsi="Times New Roman" w:cs="Times New Roman"/>
-          <w:sz w:val="24"/>
-          <w:szCs w:val="24"/>
-        </w:rPr>
-        <w:t xml:space="preserve"> параметров всех классов (до 32) дало значительный выигрыш в скорости доступа, однако потребовало аккуратного копирования данных с помощью </w:t>
-      </w:r>
-      <w:proofErr w:type="spellStart"/>
-      <w:r>
-        <w:rPr>
-          <w:rFonts w:ascii="Times New Roman" w:eastAsia="Times New Roman" w:hAnsi="Times New Roman" w:cs="Times New Roman"/>
-          <w:sz w:val="24"/>
-          <w:szCs w:val="24"/>
-        </w:rPr>
-        <w:t>cudaMemcpyToSymbol</w:t>
-      </w:r>
-      <w:proofErr w:type="spellEnd"/>
-      <w:r>
-        <w:rPr>
-          <w:rFonts w:ascii="Times New Roman" w:eastAsia="Times New Roman" w:hAnsi="Times New Roman" w:cs="Times New Roman"/>
-          <w:sz w:val="24"/>
-          <w:szCs w:val="24"/>
-        </w:rPr>
-        <w:t xml:space="preserve">. Возникшие проблемы были в основном связаны с реализацией передачи данных на </w:t>
-      </w:r>
-      <w:r>
-        <w:rPr>
-          <w:rFonts w:ascii="Times New Roman" w:eastAsia="Times New Roman" w:hAnsi="Times New Roman" w:cs="Times New Roman"/>
-          <w:sz w:val="24"/>
-          <w:szCs w:val="24"/>
-          <w:lang w:val="en-US"/>
-        </w:rPr>
-        <w:t>GPU</w:t>
-      </w:r>
-      <w:r>
-        <w:rPr>
-          <w:rFonts w:ascii="Times New Roman" w:eastAsia="Times New Roman" w:hAnsi="Times New Roman" w:cs="Times New Roman"/>
-          <w:sz w:val="24"/>
-          <w:szCs w:val="24"/>
-        </w:rPr>
-        <w:t xml:space="preserve"> </w:t>
-      </w:r>
-      <w:r>
-        <w:rPr>
-          <w:rFonts w:ascii="Times New Roman" w:eastAsia="Times New Roman" w:hAnsi="Times New Roman" w:cs="Times New Roman"/>
-          <w:sz w:val="24"/>
-          <w:szCs w:val="24"/>
-        </w:rPr>
-        <w:t>и получением их обратно.</w:t>
-      </w:r>
-    </w:p>
-    <w:p>
-      <w:pPr>
-        <w:ind w:firstLine="720"/>
-        <w:rPr>
-          <w:rFonts w:ascii="Times New Roman" w:eastAsia="Times New Roman" w:hAnsi="Times New Roman" w:cs="Times New Roman"/>
-          <w:sz w:val="24"/>
-          <w:szCs w:val="24"/>
-        </w:rPr>
-      </w:pPr>
-      <w:r>
-        <w:rPr>
-          <w:rFonts w:ascii="Times New Roman" w:eastAsia="Times New Roman" w:hAnsi="Times New Roman" w:cs="Times New Roman"/>
-          <w:sz w:val="24"/>
-          <w:szCs w:val="24"/>
-        </w:rPr>
-        <w:t xml:space="preserve">Сравнение полученных результатов (время GPU и CPU) показывает, что для маленьких изображений (128×128, 16 </w:t>
-      </w:r>
-      <w:proofErr w:type="spellStart"/>
-      <w:r>
-        <w:rPr>
-          <w:rFonts w:ascii="Times New Roman" w:eastAsia="Times New Roman" w:hAnsi="Times New Roman" w:cs="Times New Roman"/>
-          <w:sz w:val="24"/>
-          <w:szCs w:val="24"/>
-        </w:rPr>
-        <w:t>Кп</w:t>
-      </w:r>
-      <w:proofErr w:type="spellEnd"/>
-      <w:r>
-        <w:rPr>
-          <w:rFonts w:ascii="Times New Roman" w:eastAsia="Times New Roman" w:hAnsi="Times New Roman" w:cs="Times New Roman"/>
-          <w:sz w:val="24"/>
-          <w:szCs w:val="24"/>
-        </w:rPr>
-        <w:t xml:space="preserve">) время GPU незначительно превышает время CPU из-за накладных расходов на передачу данных, запуск ядра и синхронизацию. Однако начиная с размера 1024×1024 (1 </w:t>
-      </w:r>
-      <w:proofErr w:type="spellStart"/>
-      <w:r>
-        <w:rPr>
-          <w:rFonts w:ascii="Times New Roman" w:eastAsia="Times New Roman" w:hAnsi="Times New Roman" w:cs="Times New Roman"/>
-          <w:sz w:val="24"/>
-          <w:szCs w:val="24"/>
-        </w:rPr>
-        <w:t>Мп</w:t>
-      </w:r>
-      <w:proofErr w:type="spellEnd"/>
-      <w:r>
-        <w:rPr>
-          <w:rFonts w:ascii="Times New Roman" w:eastAsia="Times New Roman" w:hAnsi="Times New Roman" w:cs="Times New Roman"/>
-          <w:sz w:val="24"/>
-          <w:szCs w:val="24"/>
-        </w:rPr>
-        <w:t>) GPU начинает уверенно выигрывать</w:t>
-      </w:r>
-      <w:r>
-        <w:rPr>
-          <w:rFonts w:ascii="Times New Roman" w:eastAsia="Times New Roman" w:hAnsi="Times New Roman" w:cs="Times New Roman"/>
-          <w:sz w:val="24"/>
-          <w:szCs w:val="24"/>
-        </w:rPr>
-        <w:t xml:space="preserve">. </w:t>
-      </w:r>
-      <w:r>
-        <w:rPr>
-          <w:rFonts w:ascii="Times New Roman" w:eastAsia="Times New Roman" w:hAnsi="Times New Roman" w:cs="Times New Roman"/>
-          <w:sz w:val="24"/>
-          <w:szCs w:val="24"/>
-        </w:rPr>
-        <w:t xml:space="preserve">Наилучшие результаты достигаются при выборе размеров блока, кратных 32 (16×16 или 32×32), что позволяет эффективно использовать варпы и скрывать задержки доступа к памяти. Таким образом, реализация классификации по </w:t>
-      </w:r>
-      <w:proofErr w:type="spellStart"/>
-      <w:r>
-        <w:rPr>
-          <w:rFonts w:ascii="Times New Roman" w:eastAsia="Times New Roman" w:hAnsi="Times New Roman" w:cs="Times New Roman"/>
-          <w:sz w:val="24"/>
-          <w:szCs w:val="24"/>
-        </w:rPr>
-        <w:t>Махаланобису</w:t>
-      </w:r>
-      <w:proofErr w:type="spellEnd"/>
-      <w:r>
-        <w:rPr>
-          <w:rFonts w:ascii="Times New Roman" w:eastAsia="Times New Roman" w:hAnsi="Times New Roman" w:cs="Times New Roman"/>
-          <w:sz w:val="24"/>
-          <w:szCs w:val="24"/>
-        </w:rPr>
-        <w:t xml:space="preserve"> на GPU оправдана для изображений размером от 1 мегапикселя, а для более мелких изображений предпочтительнее использовать CPU.</w:t>
+        <w:t>Анализ таблиц для матриц размеров 128×128, 1024×1024, 2048×2048 и 4096×4096 показывает следующие закономерности. Для самой маленькой матрицы (128×128) GPU не даёт выигрыша даже при оптимальной конфигурации</w:t>
+      </w:r>
+      <w:r>
+        <w:rPr>
+          <w:rFonts w:ascii="Times New Roman" w:eastAsia="Times New Roman" w:hAnsi="Times New Roman" w:cs="Times New Roman"/>
+          <w:sz w:val="24"/>
+          <w:szCs w:val="24"/>
+        </w:rPr>
+        <w:t>,</w:t>
+      </w:r>
+      <w:r>
+        <w:rPr>
+          <w:rFonts w:ascii="Times New Roman" w:eastAsia="Times New Roman" w:hAnsi="Times New Roman" w:cs="Times New Roman"/>
+          <w:sz w:val="24"/>
+          <w:szCs w:val="24"/>
+        </w:rPr>
+        <w:t xml:space="preserve"> поскольку время запуска ядер и пересылки данных сравнимо с вычислительной нагрузкой. Более того, CPU выполняет эту задачу быстрее (0.15 мс) из-за отсутствия накладных расходов на PCIe. При увеличении размера до 1024×1024 преимущество GPU становится заметным: наилучшая конфигурация (&lt;&lt;32×32, 32×32&gt;&gt;) даёт 3.6 мс </w:t>
+      </w:r>
+      <w:r>
+        <w:rPr>
+          <w:rFonts w:ascii="Times New Roman" w:eastAsia="Times New Roman" w:hAnsi="Times New Roman" w:cs="Times New Roman"/>
+          <w:sz w:val="24"/>
+          <w:szCs w:val="24"/>
+        </w:rPr>
+        <w:lastRenderedPageBreak/>
+        <w:t xml:space="preserve">против 380 мс на CPU – ускорение более чем в 100 раз. Для матрицы 2048×2048 GPU достигает 27 мс, CPU – 3100 мс (ускорение ≈115×). На размерности 4096×4096 GPU выполняет расчёт за 205 мс, а CPU за 25.2 секунды – ускорение уже около 123×. Важно отметить, что конфигурация с одномерной сеткой &lt;&lt;1, 32&gt;&gt; показывает наихудшие результаты на всех размерах (15–980 мс), так как она не задействует параллелизм по строкам и столбцам. Наиболее эффективными оказались </w:t>
+      </w:r>
+      <w:r>
+        <w:rPr>
+          <w:rFonts w:ascii="Times New Roman" w:eastAsia="Times New Roman" w:hAnsi="Times New Roman" w:cs="Times New Roman"/>
+          <w:sz w:val="24"/>
+          <w:szCs w:val="24"/>
+        </w:rPr>
+        <w:t>конфигурации,</w:t>
+      </w:r>
+      <w:r>
+        <w:rPr>
+          <w:rFonts w:ascii="Times New Roman" w:eastAsia="Times New Roman" w:hAnsi="Times New Roman" w:cs="Times New Roman"/>
+          <w:sz w:val="24"/>
+          <w:szCs w:val="24"/>
+        </w:rPr>
+        <w:t> где блоки имеют размер 32×32</w:t>
+      </w:r>
+      <w:r>
+        <w:rPr>
+          <w:rFonts w:ascii="Times New Roman" w:eastAsia="Times New Roman" w:hAnsi="Times New Roman" w:cs="Times New Roman"/>
+          <w:sz w:val="24"/>
+          <w:szCs w:val="24"/>
+        </w:rPr>
+        <w:t>,</w:t>
+      </w:r>
+      <w:r>
+        <w:rPr>
+          <w:rFonts w:ascii="Times New Roman" w:eastAsia="Times New Roman" w:hAnsi="Times New Roman" w:cs="Times New Roman"/>
+          <w:sz w:val="24"/>
+          <w:szCs w:val="24"/>
+        </w:rPr>
+        <w:t xml:space="preserve"> поскольку 32 потока в warp идеально ложатся на размерность блока, а разделяемая память объёмом на SM позволяет загружать целые блоки подматрицы. Конфигурация с блоками 16×16 даёт чуть худшие результаты (3.8 мс, 28.5 мс, 215 мс), так как требует большего количества блоков и увеличивает накладные расходы на их запуск. Таким образом, реализованный алгоритм демонстрирует высокую эффективность на матрицах от 1024×1024, причём ускорение растёт с размером задачи благодаря лучшей загрузке вычислительных ресурсов GPU и амортизации постоянных затрат.</w:t>
       </w:r>
     </w:p>
     <w:p>
@@ -7808,6 +7177,304 @@
 <file path=word/numbering.xml><?xml version="1.0" encoding="utf-8"?>
 <w:numbering xmlns:wpc="http://schemas.microsoft.com/office/word/2010/wordprocessingCanvas" xmlns:cx="http://schemas.microsoft.com/office/drawing/2014/chartex" xmlns:cx1="http://schemas.microsoft.com/office/drawing/2015/9/8/chartex" xmlns:cx2="http://schemas.microsoft.com/office/drawing/2015/10/21/chartex" xmlns:cx3="http://schemas.microsoft.com/office/drawing/2016/5/9/chartex" xmlns:cx4="http://schemas.microsoft.com/office/drawing/2016/5/10/chartex" xmlns:cx5="http://schemas.microsoft.com/office/drawing/2016/5/11/chartex" xmlns:cx6="http://schemas.microsoft.com/office/drawing/2016/5/12/chartex" xmlns:cx7="http://schemas.microsoft.com/office/drawing/2016/5/13/chartex" xmlns:cx8="http://schemas.microsoft.com/office/drawing/2016/5/14/chartex" xmlns:mc="http://schemas.openxmlformats.org/markup-compatibility/2006" xmlns:aink="http://schemas.microsoft.com/office/drawing/2016/ink" xmlns:am3d="http://schemas.microsoft.com/office/drawing/2017/model3d" xmlns:o="urn:schemas-microsoft-com:office:office" xmlns:oel="http://schemas.microsoft.com/office/2019/extlst" xmlns:r="http://schemas.openxmlformats.org/officeDocument/2006/relationships" xmlns:m="http://schemas.openxmlformats.org/officeDocument/2006/math" xmlns:v="urn:schemas-microsoft-com:vml" xmlns:wp14="http://schemas.microsoft.com/office/word/2010/wordprocessingDrawing" xmlns:wp="http://schemas.openxmlformats.org/drawingml/2006/wordprocessingDrawing" xmlns:w10="urn:schemas-microsoft-com:office:word" xmlns:w="http://schemas.openxmlformats.org/wordprocessingml/2006/main" xmlns:w14="http://schemas.microsoft.com/office/word/2010/wordml" xmlns:w15="http://schemas.microsoft.com/office/word/2012/wordml" xmlns:w16cex="http://schemas.microsoft.com/office/word/2018/wordml/cex" xmlns:w16cid="http://schemas.microsoft.com/office/word/2016/wordml/cid" xmlns:w16="http://schemas.microsoft.com/office/word/2018/wordml" xmlns:w16du="http://schemas.microsoft.com/office/word/2023/wordml/word16du" xmlns:w16sdtdh="http://schemas.microsoft.com/office/word/2020/wordml/sdtdatahash" xmlns:w16sdtfl="http://schemas.microsoft.com/office/word/2024/wordml/sdtformatlock" xmlns:w16se="http://schemas.microsoft.com/office/word/2015/wordml/symex" xmlns:wpg="http://schemas.microsoft.com/office/word/2010/wordprocessingGroup" xmlns:wpi="http://schemas.microsoft.com/office/word/2010/wordprocessingInk" xmlns:wne="http://schemas.microsoft.com/office/word/2006/wordml" xmlns:wps="http://schemas.microsoft.com/office/word/2010/wordprocessingShape" mc:Ignorable="w14 w15 w16se w16cid w16 w16cex w16sdtdh w16sdtfl w16du wp14">
   <w:abstractNum w:abstractNumId="0" w15:restartNumberingAfterBreak="0">
+    <w:nsid w:val="06D66757"/>
+    <w:multiLevelType w:val="multilevel"/>
+    <w:tmpl w:val="630C1B62"/>
+    <w:lvl w:ilvl="0">
+      <w:start w:val="1"/>
+      <w:numFmt w:val="bullet"/>
+      <w:lvlText w:val=""/>
+      <w:lvlJc w:val="left"/>
+      <w:pPr>
+        <w:tabs>
+          <w:tab w:val="num" w:pos="720"/>
+        </w:tabs>
+        <w:ind w:left="720" w:hanging="360"/>
+      </w:pPr>
+      <w:rPr>
+        <w:rFonts w:ascii="Symbol" w:hAnsi="Symbol" w:hint="default"/>
+        <w:sz w:val="20"/>
+      </w:rPr>
+    </w:lvl>
+    <w:lvl w:ilvl="1" w:tentative="1">
+      <w:start w:val="1"/>
+      <w:numFmt w:val="bullet"/>
+      <w:lvlText w:val="o"/>
+      <w:lvlJc w:val="left"/>
+      <w:pPr>
+        <w:tabs>
+          <w:tab w:val="num" w:pos="1440"/>
+        </w:tabs>
+        <w:ind w:left="1440" w:hanging="360"/>
+      </w:pPr>
+      <w:rPr>
+        <w:rFonts w:ascii="Courier New" w:hAnsi="Courier New" w:hint="default"/>
+        <w:sz w:val="20"/>
+      </w:rPr>
+    </w:lvl>
+    <w:lvl w:ilvl="2" w:tentative="1">
+      <w:start w:val="1"/>
+      <w:numFmt w:val="bullet"/>
+      <w:lvlText w:val=""/>
+      <w:lvlJc w:val="left"/>
+      <w:pPr>
+        <w:tabs>
+          <w:tab w:val="num" w:pos="2160"/>
+        </w:tabs>
+        <w:ind w:left="2160" w:hanging="360"/>
+      </w:pPr>
+      <w:rPr>
+        <w:rFonts w:ascii="Wingdings" w:hAnsi="Wingdings" w:hint="default"/>
+        <w:sz w:val="20"/>
+      </w:rPr>
+    </w:lvl>
+    <w:lvl w:ilvl="3" w:tentative="1">
+      <w:start w:val="1"/>
+      <w:numFmt w:val="bullet"/>
+      <w:lvlText w:val=""/>
+      <w:lvlJc w:val="left"/>
+      <w:pPr>
+        <w:tabs>
+          <w:tab w:val="num" w:pos="2880"/>
+        </w:tabs>
+        <w:ind w:left="2880" w:hanging="360"/>
+      </w:pPr>
+      <w:rPr>
+        <w:rFonts w:ascii="Wingdings" w:hAnsi="Wingdings" w:hint="default"/>
+        <w:sz w:val="20"/>
+      </w:rPr>
+    </w:lvl>
+    <w:lvl w:ilvl="4" w:tentative="1">
+      <w:start w:val="1"/>
+      <w:numFmt w:val="bullet"/>
+      <w:lvlText w:val=""/>
+      <w:lvlJc w:val="left"/>
+      <w:pPr>
+        <w:tabs>
+          <w:tab w:val="num" w:pos="3600"/>
+        </w:tabs>
+        <w:ind w:left="3600" w:hanging="360"/>
+      </w:pPr>
+      <w:rPr>
+        <w:rFonts w:ascii="Wingdings" w:hAnsi="Wingdings" w:hint="default"/>
+        <w:sz w:val="20"/>
+      </w:rPr>
+    </w:lvl>
+    <w:lvl w:ilvl="5" w:tentative="1">
+      <w:start w:val="1"/>
+      <w:numFmt w:val="bullet"/>
+      <w:lvlText w:val=""/>
+      <w:lvlJc w:val="left"/>
+      <w:pPr>
+        <w:tabs>
+          <w:tab w:val="num" w:pos="4320"/>
+        </w:tabs>
+        <w:ind w:left="4320" w:hanging="360"/>
+      </w:pPr>
+      <w:rPr>
+        <w:rFonts w:ascii="Wingdings" w:hAnsi="Wingdings" w:hint="default"/>
+        <w:sz w:val="20"/>
+      </w:rPr>
+    </w:lvl>
+    <w:lvl w:ilvl="6" w:tentative="1">
+      <w:start w:val="1"/>
+      <w:numFmt w:val="bullet"/>
+      <w:lvlText w:val=""/>
+      <w:lvlJc w:val="left"/>
+      <w:pPr>
+        <w:tabs>
+          <w:tab w:val="num" w:pos="5040"/>
+        </w:tabs>
+        <w:ind w:left="5040" w:hanging="360"/>
+      </w:pPr>
+      <w:rPr>
+        <w:rFonts w:ascii="Wingdings" w:hAnsi="Wingdings" w:hint="default"/>
+        <w:sz w:val="20"/>
+      </w:rPr>
+    </w:lvl>
+    <w:lvl w:ilvl="7" w:tentative="1">
+      <w:start w:val="1"/>
+      <w:numFmt w:val="bullet"/>
+      <w:lvlText w:val=""/>
+      <w:lvlJc w:val="left"/>
+      <w:pPr>
+        <w:tabs>
+          <w:tab w:val="num" w:pos="5760"/>
+        </w:tabs>
+        <w:ind w:left="5760" w:hanging="360"/>
+      </w:pPr>
+      <w:rPr>
+        <w:rFonts w:ascii="Wingdings" w:hAnsi="Wingdings" w:hint="default"/>
+        <w:sz w:val="20"/>
+      </w:rPr>
+    </w:lvl>
+    <w:lvl w:ilvl="8" w:tentative="1">
+      <w:start w:val="1"/>
+      <w:numFmt w:val="bullet"/>
+      <w:lvlText w:val=""/>
+      <w:lvlJc w:val="left"/>
+      <w:pPr>
+        <w:tabs>
+          <w:tab w:val="num" w:pos="6480"/>
+        </w:tabs>
+        <w:ind w:left="6480" w:hanging="360"/>
+      </w:pPr>
+      <w:rPr>
+        <w:rFonts w:ascii="Wingdings" w:hAnsi="Wingdings" w:hint="default"/>
+        <w:sz w:val="20"/>
+      </w:rPr>
+    </w:lvl>
+  </w:abstractNum>
+  <w:abstractNum w:abstractNumId="1" w15:restartNumberingAfterBreak="0">
+    <w:nsid w:val="1EDF7735"/>
+    <w:multiLevelType w:val="multilevel"/>
+    <w:tmpl w:val="F482A654"/>
+    <w:lvl w:ilvl="0">
+      <w:start w:val="1"/>
+      <w:numFmt w:val="bullet"/>
+      <w:lvlText w:val=""/>
+      <w:lvlJc w:val="left"/>
+      <w:pPr>
+        <w:tabs>
+          <w:tab w:val="num" w:pos="720"/>
+        </w:tabs>
+        <w:ind w:left="720" w:hanging="360"/>
+      </w:pPr>
+      <w:rPr>
+        <w:rFonts w:ascii="Symbol" w:hAnsi="Symbol" w:hint="default"/>
+        <w:sz w:val="20"/>
+      </w:rPr>
+    </w:lvl>
+    <w:lvl w:ilvl="1" w:tentative="1">
+      <w:start w:val="1"/>
+      <w:numFmt w:val="bullet"/>
+      <w:lvlText w:val="o"/>
+      <w:lvlJc w:val="left"/>
+      <w:pPr>
+        <w:tabs>
+          <w:tab w:val="num" w:pos="1440"/>
+        </w:tabs>
+        <w:ind w:left="1440" w:hanging="360"/>
+      </w:pPr>
+      <w:rPr>
+        <w:rFonts w:ascii="Courier New" w:hAnsi="Courier New" w:hint="default"/>
+        <w:sz w:val="20"/>
+      </w:rPr>
+    </w:lvl>
+    <w:lvl w:ilvl="2" w:tentative="1">
+      <w:start w:val="1"/>
+      <w:numFmt w:val="bullet"/>
+      <w:lvlText w:val=""/>
+      <w:lvlJc w:val="left"/>
+      <w:pPr>
+        <w:tabs>
+          <w:tab w:val="num" w:pos="2160"/>
+        </w:tabs>
+        <w:ind w:left="2160" w:hanging="360"/>
+      </w:pPr>
+      <w:rPr>
+        <w:rFonts w:ascii="Wingdings" w:hAnsi="Wingdings" w:hint="default"/>
+        <w:sz w:val="20"/>
+      </w:rPr>
+    </w:lvl>
+    <w:lvl w:ilvl="3" w:tentative="1">
+      <w:start w:val="1"/>
+      <w:numFmt w:val="bullet"/>
+      <w:lvlText w:val=""/>
+      <w:lvlJc w:val="left"/>
+      <w:pPr>
+        <w:tabs>
+          <w:tab w:val="num" w:pos="2880"/>
+        </w:tabs>
+        <w:ind w:left="2880" w:hanging="360"/>
+      </w:pPr>
+      <w:rPr>
+        <w:rFonts w:ascii="Wingdings" w:hAnsi="Wingdings" w:hint="default"/>
+        <w:sz w:val="20"/>
+      </w:rPr>
+    </w:lvl>
+    <w:lvl w:ilvl="4" w:tentative="1">
+      <w:start w:val="1"/>
+      <w:numFmt w:val="bullet"/>
+      <w:lvlText w:val=""/>
+      <w:lvlJc w:val="left"/>
+      <w:pPr>
+        <w:tabs>
+          <w:tab w:val="num" w:pos="3600"/>
+        </w:tabs>
+        <w:ind w:left="3600" w:hanging="360"/>
+      </w:pPr>
+      <w:rPr>
+        <w:rFonts w:ascii="Wingdings" w:hAnsi="Wingdings" w:hint="default"/>
+        <w:sz w:val="20"/>
+      </w:rPr>
+    </w:lvl>
+    <w:lvl w:ilvl="5" w:tentative="1">
+      <w:start w:val="1"/>
+      <w:numFmt w:val="bullet"/>
+      <w:lvlText w:val=""/>
+      <w:lvlJc w:val="left"/>
+      <w:pPr>
+        <w:tabs>
+          <w:tab w:val="num" w:pos="4320"/>
+        </w:tabs>
+        <w:ind w:left="4320" w:hanging="360"/>
+      </w:pPr>
+      <w:rPr>
+        <w:rFonts w:ascii="Wingdings" w:hAnsi="Wingdings" w:hint="default"/>
+        <w:sz w:val="20"/>
+      </w:rPr>
+    </w:lvl>
+    <w:lvl w:ilvl="6" w:tentative="1">
+      <w:start w:val="1"/>
+      <w:numFmt w:val="bullet"/>
+      <w:lvlText w:val=""/>
+      <w:lvlJc w:val="left"/>
+      <w:pPr>
+        <w:tabs>
+          <w:tab w:val="num" w:pos="5040"/>
+        </w:tabs>
+        <w:ind w:left="5040" w:hanging="360"/>
+      </w:pPr>
+      <w:rPr>
+        <w:rFonts w:ascii="Wingdings" w:hAnsi="Wingdings" w:hint="default"/>
+        <w:sz w:val="20"/>
+      </w:rPr>
+    </w:lvl>
+    <w:lvl w:ilvl="7" w:tentative="1">
+      <w:start w:val="1"/>
+      <w:numFmt w:val="bullet"/>
+      <w:lvlText w:val=""/>
+      <w:lvlJc w:val="left"/>
+      <w:pPr>
+        <w:tabs>
+          <w:tab w:val="num" w:pos="5760"/>
+        </w:tabs>
+        <w:ind w:left="5760" w:hanging="360"/>
+      </w:pPr>
+      <w:rPr>
+        <w:rFonts w:ascii="Wingdings" w:hAnsi="Wingdings" w:hint="default"/>
+        <w:sz w:val="20"/>
+      </w:rPr>
+    </w:lvl>
+    <w:lvl w:ilvl="8" w:tentative="1">
+      <w:start w:val="1"/>
+      <w:numFmt w:val="bullet"/>
+      <w:lvlText w:val=""/>
+      <w:lvlJc w:val="left"/>
+      <w:pPr>
+        <w:tabs>
+          <w:tab w:val="num" w:pos="6480"/>
+        </w:tabs>
+        <w:ind w:left="6480" w:hanging="360"/>
+      </w:pPr>
+      <w:rPr>
+        <w:rFonts w:ascii="Wingdings" w:hAnsi="Wingdings" w:hint="default"/>
+        <w:sz w:val="20"/>
+      </w:rPr>
+    </w:lvl>
+  </w:abstractNum>
+  <w:abstractNum w:abstractNumId="2" w15:restartNumberingAfterBreak="0">
     <w:nsid w:val="26F428B2"/>
     <w:multiLevelType w:val="multilevel"/>
     <w:tmpl w:val="FF86816A"/>
@@ -7920,7 +7587,7 @@
       </w:rPr>
     </w:lvl>
   </w:abstractNum>
-  <w:abstractNum w:abstractNumId="1" w15:restartNumberingAfterBreak="0">
+  <w:abstractNum w:abstractNumId="3" w15:restartNumberingAfterBreak="0">
     <w:nsid w:val="3DB51513"/>
     <w:multiLevelType w:val="multilevel"/>
     <w:tmpl w:val="316C8CE6"/>
@@ -8034,10 +7701,16 @@
     </w:lvl>
   </w:abstractNum>
   <w:num w:numId="1" w16cid:durableId="1036463841">
-    <w:abstractNumId w:val="1"/>
+    <w:abstractNumId w:val="3"/>
   </w:num>
   <w:num w:numId="2" w16cid:durableId="27877935">
+    <w:abstractNumId w:val="2"/>
+  </w:num>
+  <w:num w:numId="3" w16cid:durableId="1738018871">
     <w:abstractNumId w:val="0"/>
+  </w:num>
+  <w:num w:numId="4" w16cid:durableId="1033726605">
+    <w:abstractNumId w:val="1"/>
   </w:num>
 </w:numbering>
 </file>
